--- a/docs/guide-deploy-manual/greeting-service-guide - Часть 2M - CI-CD вручную (GitLab k3s Traefik).docx
+++ b/docs/guide-deploy-manual/greeting-service-guide - Часть 2M - CI-CD вручную (GitLab k3s Traefik).docx
@@ -514,7 +514,7 @@
             <w:color w:val="0563C1"/>
             <w:u w:val="single"/>
           </w:rPr>
-          <w:t xml:space="preserve">8.1. Master</w:t>
+          <w:t xml:space="preserve">8.1. Главный сервер (control-plane)</w:t>
         </w:r>
       </w:hyperlink>
     </w:p>
@@ -524,14 +524,14 @@
           <w:rFonts w:ascii="Consolas" w:hAnsi="Consolas"/>
         </w:rPr>
       </w:pPr>
-      <w:hyperlink w:anchor="m2_s08_2_workers">
+      <w:hyperlink w:anchor="m2_s08_2_token">
         <w:r>
           <w:rPr>
             <w:rFonts w:ascii="Consolas" w:hAnsi="Consolas"/>
             <w:color w:val="0563C1"/>
             <w:u w:val="single"/>
           </w:rPr>
-          <w:t xml:space="preserve">8.2. Workers</w:t>
+          <w:t xml:space="preserve">8.2. Получение токена</w:t>
         </w:r>
       </w:hyperlink>
     </w:p>
@@ -541,14 +541,14 @@
           <w:rFonts w:ascii="Consolas" w:hAnsi="Consolas"/>
         </w:rPr>
       </w:pPr>
-      <w:hyperlink w:anchor="m2_s08_3_kubeconfig">
+      <w:hyperlink w:anchor="m2_s08_3_workers">
         <w:r>
           <w:rPr>
             <w:rFonts w:ascii="Consolas" w:hAnsi="Consolas"/>
             <w:color w:val="0563C1"/>
             <w:u w:val="single"/>
           </w:rPr>
-          <w:t xml:space="preserve">8.3. kubeconfig на локальном ПК</w:t>
+          <w:t xml:space="preserve">8.3. Рабочие узлы (workers)</w:t>
         </w:r>
       </w:hyperlink>
     </w:p>
@@ -558,14 +558,48 @@
           <w:rFonts w:ascii="Consolas" w:hAnsi="Consolas"/>
         </w:rPr>
       </w:pPr>
-      <w:hyperlink w:anchor="m2_s08_4_kubectl">
+      <w:hyperlink w:anchor="m2_s08_4_verify">
         <w:r>
           <w:rPr>
             <w:rFonts w:ascii="Consolas" w:hAnsi="Consolas"/>
             <w:color w:val="0563C1"/>
             <w:u w:val="single"/>
           </w:rPr>
-          <w:t xml:space="preserve">8.4. Разбор команд kubectl</w:t>
+          <w:t xml:space="preserve">8.4. Проверка кластера</w:t>
+        </w:r>
+      </w:hyperlink>
+    </w:p>
+    <w:p>
+      <w:pPr>
+        <w:rPr>
+          <w:rFonts w:ascii="Consolas" w:hAnsi="Consolas"/>
+        </w:rPr>
+      </w:pPr>
+      <w:hyperlink w:anchor="m2_s08_5_kubeconfig">
+        <w:r>
+          <w:rPr>
+            <w:rFonts w:ascii="Consolas" w:hAnsi="Consolas"/>
+            <w:color w:val="0563C1"/>
+            <w:u w:val="single"/>
+          </w:rPr>
+          <w:t xml:space="preserve">8.5. kubeconfig на локальном ПК</w:t>
+        </w:r>
+      </w:hyperlink>
+    </w:p>
+    <w:p>
+      <w:pPr>
+        <w:rPr>
+          <w:rFonts w:ascii="Consolas" w:hAnsi="Consolas"/>
+        </w:rPr>
+      </w:pPr>
+      <w:hyperlink w:anchor="m2_s08_6_kubectl">
+        <w:r>
+          <w:rPr>
+            <w:rFonts w:ascii="Consolas" w:hAnsi="Consolas"/>
+            <w:color w:val="0563C1"/>
+            <w:u w:val="single"/>
+          </w:rPr>
+          <w:t xml:space="preserve">8.6. Разбор команд kubectl</w:t>
         </w:r>
       </w:hyperlink>
     </w:p>
@@ -14359,6 +14393,11 @@
     </w:p>
     <w:p>
       <w:r>
+        <w:t>Важно для Git Bash: в значениях только IP (например 203.0.113.10). Не пишите K3S_SERVER_IP=&lt;K3S_SERVER_IP&gt; — символ &lt; bash воспринимает как перенаправление ввода и source ./infra-servers.env упадёт с syntax error.</w:t>
+      </w:r>
+    </w:p>
+    <w:p>
+      <w:r>
         <w:rPr>
           <w:rFonts w:ascii="Consolas" w:hAnsi="Consolas"/>
           <w:b w:val="0"/>
@@ -14488,7 +14527,7 @@
           <w:sz w:val="20"/>
           <w:rFonts w:ascii="Consolas" w:hAnsi="Consolas"/>
         </w:rPr>
-        <w:t>DEVTOOLS_IP=&lt;DEVTOOLS_IP&gt;</w:t>
+        <w:t>DEVTOOLS_IP=REPLACE_ME</w:t>
       </w:r>
       <w:r>
         <w:br/>
@@ -14501,7 +14540,7 @@
           <w:sz w:val="20"/>
           <w:rFonts w:ascii="Consolas" w:hAnsi="Consolas"/>
         </w:rPr>
-        <w:t>K8S_MASTER_IP=&lt;K8S_MASTER_IP&gt;</w:t>
+        <w:t>K8S_MASTER_IP=REPLACE_ME</w:t>
       </w:r>
       <w:r>
         <w:br/>
@@ -14514,7 +14553,7 @@
           <w:sz w:val="20"/>
           <w:rFonts w:ascii="Consolas" w:hAnsi="Consolas"/>
         </w:rPr>
-        <w:t>K8S_WORKER_1_IP=&lt;K8S_WORKER_1_IP&gt;</w:t>
+        <w:t>K8S_WORKER_1_IP=REPLACE_ME</w:t>
       </w:r>
       <w:r>
         <w:br/>
@@ -14527,7 +14566,7 @@
           <w:sz w:val="20"/>
           <w:rFonts w:ascii="Consolas" w:hAnsi="Consolas"/>
         </w:rPr>
-        <w:t>K8S_WORKER_2_IP=&lt;K8S_WORKER_2_IP&gt;</w:t>
+        <w:t>K8S_WORKER_2_IP=REPLACE_ME</w:t>
       </w:r>
       <w:r>
         <w:br/>
@@ -14540,7 +14579,7 @@
           <w:sz w:val="20"/>
           <w:rFonts w:ascii="Consolas" w:hAnsi="Consolas"/>
         </w:rPr>
-        <w:t>TRAEFIK_1_IP=&lt;TRAEFIK_1_IP&gt;</w:t>
+        <w:t>TRAEFIK_1_IP=REPLACE_ME</w:t>
       </w:r>
       <w:r>
         <w:br/>
@@ -14553,7 +14592,7 @@
           <w:sz w:val="20"/>
           <w:rFonts w:ascii="Consolas" w:hAnsi="Consolas"/>
         </w:rPr>
-        <w:t>TRAEFIK_2_IP=&lt;TRAEFIK_2_IP&gt;</w:t>
+        <w:t>TRAEFIK_2_IP=REPLACE_ME</w:t>
       </w:r>
       <w:r>
         <w:br/>
@@ -14566,7 +14605,7 @@
           <w:sz w:val="20"/>
           <w:rFonts w:ascii="Consolas" w:hAnsi="Consolas"/>
         </w:rPr>
-        <w:t>TRAEFIK_FLOATING_IP=&lt;TRAEFIK_FLOATING_IP&gt;</w:t>
+        <w:t>TRAEFIK_FLOATING_IP=REPLACE_ME</w:t>
       </w:r>
       <w:r>
         <w:br/>
@@ -14579,7 +14618,7 @@
           <w:sz w:val="20"/>
           <w:rFonts w:ascii="Consolas" w:hAnsi="Consolas"/>
         </w:rPr>
-        <w:t>POSTGRES_PRIMARY_IP=&lt;POSTGRES_PRIMARY_IP&gt;</w:t>
+        <w:t>POSTGRES_PRIMARY_IP=REPLACE_ME</w:t>
       </w:r>
       <w:r>
         <w:br/>
@@ -14592,7 +14631,7 @@
           <w:sz w:val="20"/>
           <w:rFonts w:ascii="Consolas" w:hAnsi="Consolas"/>
         </w:rPr>
-        <w:t>POSTGRES_REPLICA_IP=&lt;POSTGRES_REPLICA_IP&gt;</w:t>
+        <w:t>POSTGRES_REPLICA_IP=REPLACE_ME</w:t>
       </w:r>
       <w:r>
         <w:br/>
@@ -14605,7 +14644,7 @@
           <w:sz w:val="20"/>
           <w:rFonts w:ascii="Consolas" w:hAnsi="Consolas"/>
         </w:rPr>
-        <w:t>STORAGE_IP=&lt;STORAGE_IP&gt;</w:t>
+        <w:t>STORAGE_IP=REPLACE_ME</w:t>
       </w:r>
       <w:r>
         <w:br/>
@@ -14619,6 +14658,19 @@
           <w:rFonts w:ascii="Consolas" w:hAnsi="Consolas"/>
         </w:rPr>
         <w:t>EOF</w:t>
+      </w:r>
+      <w:r>
+        <w:br/>
+      </w:r>
+      <w:r>
+        <w:rPr>
+          <w:rFonts w:ascii="Consolas" w:hAnsi="Consolas"/>
+          <w:b w:val="0"/>
+          <w:color w:val="A0A1A7"/>
+          <w:sz w:val="20"/>
+          <w:rFonts w:ascii="Consolas" w:hAnsi="Consolas"/>
+        </w:rPr>
+        <w:t># затем откройте файл и замените REPLACE_ME на реальные IP</w:t>
       </w:r>
       <w:r>
         <w:br/>
@@ -16074,6 +16126,11 @@
     </w:p>
     <w:p>
       <w:r>
+        <w:t>В Git Bash переменная $USER часто пустая — путь /c/Users/$USER/.ssh ломается (получится /c/Users//.ssh). Используйте ~/.ssh/id_ed25519.</w:t>
+      </w:r>
+    </w:p>
+    <w:p>
+      <w:r>
         <w:rPr>
           <w:rFonts w:ascii="Consolas" w:hAnsi="Consolas"/>
           <w:b w:val="0"/>
@@ -16081,7 +16138,7 @@
           <w:sz w:val="20"/>
           <w:rFonts w:ascii="Consolas" w:hAnsi="Consolas"/>
         </w:rPr>
-        <w:t>Локальный ПК — Windows (Git Bash)</w:t>
+        <w:t>Локальный ПК — Windows (Git Bash), корень репозитория</w:t>
       </w:r>
     </w:p>
     <w:p/>
@@ -16110,6 +16167,39 @@
           <w:sz w:val="20"/>
           <w:rFonts w:ascii="Consolas" w:hAnsi="Consolas"/>
         </w:rPr>
+        <w:t>cd</w:t>
+      </w:r>
+      <w:r>
+        <w:rPr>
+          <w:rFonts w:ascii="Consolas" w:hAnsi="Consolas"/>
+          <w:b w:val="0"/>
+          <w:color w:val="000000"/>
+          <w:sz w:val="20"/>
+          <w:rFonts w:ascii="Consolas" w:hAnsi="Consolas"/>
+        </w:rPr>
+        <w:t xml:space="preserve"> </w:t>
+      </w:r>
+      <w:r>
+        <w:rPr>
+          <w:rFonts w:ascii="Consolas" w:hAnsi="Consolas"/>
+          <w:b w:val="0"/>
+          <w:color w:val="000000"/>
+          <w:sz w:val="20"/>
+          <w:rFonts w:ascii="Consolas" w:hAnsi="Consolas"/>
+        </w:rPr>
+        <w:t>/d/Project_infra/greeting-service-infra</w:t>
+      </w:r>
+      <w:r>
+        <w:br/>
+      </w:r>
+      <w:r>
+        <w:rPr>
+          <w:rFonts w:ascii="Consolas" w:hAnsi="Consolas"/>
+          <w:b w:val="0"/>
+          <w:color w:val="4C62AF"/>
+          <w:sz w:val="20"/>
+          <w:rFonts w:ascii="Consolas" w:hAnsi="Consolas"/>
+        </w:rPr>
         <w:t>source</w:t>
       </w:r>
       <w:r>
@@ -16139,6 +16229,112 @@
         <w:rPr>
           <w:rFonts w:ascii="Consolas" w:hAnsi="Consolas"/>
           <w:b w:val="0"/>
+          <w:color w:val="A0A1A7"/>
+          <w:sz w:val="20"/>
+          <w:rFonts w:ascii="Consolas" w:hAnsi="Consolas"/>
+        </w:rPr>
+        <w:t># первый раз: добавить отпечаток хоста (иначе Host key verification failed)</w:t>
+      </w:r>
+      <w:r>
+        <w:br/>
+      </w:r>
+      <w:r>
+        <w:rPr>
+          <w:rFonts w:ascii="Consolas" w:hAnsi="Consolas"/>
+          <w:b w:val="0"/>
+          <w:color w:val="1995A0"/>
+          <w:sz w:val="20"/>
+          <w:rFonts w:ascii="Consolas" w:hAnsi="Consolas"/>
+        </w:rPr>
+        <w:t>ssh-keyscan</w:t>
+      </w:r>
+      <w:r>
+        <w:rPr>
+          <w:rFonts w:ascii="Consolas" w:hAnsi="Consolas"/>
+          <w:b w:val="0"/>
+          <w:color w:val="000000"/>
+          <w:sz w:val="20"/>
+          <w:rFonts w:ascii="Consolas" w:hAnsi="Consolas"/>
+        </w:rPr>
+        <w:t xml:space="preserve"> </w:t>
+      </w:r>
+      <w:r>
+        <w:rPr>
+          <w:rFonts w:ascii="Consolas" w:hAnsi="Consolas"/>
+          <w:b w:val="0"/>
+          <w:color w:val="000000"/>
+          <w:sz w:val="20"/>
+          <w:rFonts w:ascii="Consolas" w:hAnsi="Consolas"/>
+        </w:rPr>
+        <w:t>-H</w:t>
+      </w:r>
+      <w:r>
+        <w:rPr>
+          <w:rFonts w:ascii="Consolas" w:hAnsi="Consolas"/>
+          <w:b w:val="0"/>
+          <w:color w:val="000000"/>
+          <w:sz w:val="20"/>
+          <w:rFonts w:ascii="Consolas" w:hAnsi="Consolas"/>
+        </w:rPr>
+        <w:t xml:space="preserve"> </w:t>
+      </w:r>
+      <w:r>
+        <w:rPr>
+          <w:rFonts w:ascii="Consolas" w:hAnsi="Consolas"/>
+          <w:b w:val="0"/>
+          <w:color w:val="660E7A"/>
+          <w:sz w:val="20"/>
+          <w:rFonts w:ascii="Consolas" w:hAnsi="Consolas"/>
+        </w:rPr>
+        <w:t>"${DEVTOOLS_IP}"</w:t>
+      </w:r>
+      <w:r>
+        <w:rPr>
+          <w:rFonts w:ascii="Consolas" w:hAnsi="Consolas"/>
+          <w:b w:val="0"/>
+          <w:color w:val="000000"/>
+          <w:sz w:val="20"/>
+          <w:rFonts w:ascii="Consolas" w:hAnsi="Consolas"/>
+        </w:rPr>
+        <w:t xml:space="preserve"> </w:t>
+      </w:r>
+      <w:r>
+        <w:rPr>
+          <w:rFonts w:ascii="Consolas" w:hAnsi="Consolas"/>
+          <w:b w:val="0"/>
+          <w:color w:val="000000"/>
+          <w:sz w:val="20"/>
+          <w:rFonts w:ascii="Consolas" w:hAnsi="Consolas"/>
+        </w:rPr>
+        <w:t>&gt;&gt;</w:t>
+      </w:r>
+      <w:r>
+        <w:rPr>
+          <w:rFonts w:ascii="Consolas" w:hAnsi="Consolas"/>
+          <w:b w:val="0"/>
+          <w:color w:val="000000"/>
+          <w:sz w:val="20"/>
+          <w:rFonts w:ascii="Consolas" w:hAnsi="Consolas"/>
+        </w:rPr>
+        <w:t xml:space="preserve"> </w:t>
+      </w:r>
+      <w:r>
+        <w:rPr>
+          <w:rFonts w:ascii="Consolas" w:hAnsi="Consolas"/>
+          <w:b w:val="0"/>
+          <w:color w:val="000000"/>
+          <w:sz w:val="20"/>
+          <w:rFonts w:ascii="Consolas" w:hAnsi="Consolas"/>
+        </w:rPr>
+        <w:t>~/.ssh/known_hosts</w:t>
+      </w:r>
+      <w:r>
+        <w:br/>
+      </w:r>
+      <w:r>
+        <w:rPr>
+          <w:rFonts w:ascii="Consolas" w:hAnsi="Consolas"/>
+          <w:b w:val="0"/>
           <w:color w:val="4C62AF"/>
           <w:sz w:val="20"/>
           <w:rFonts w:ascii="Consolas" w:hAnsi="Consolas"/>
@@ -16183,27 +16379,7 @@
           <w:sz w:val="20"/>
           <w:rFonts w:ascii="Consolas" w:hAnsi="Consolas"/>
         </w:rPr>
-        <w:t>/c/Users/</w:t>
-      </w:r>
-      <w:r>
-        <w:rPr>
-          <w:rFonts w:ascii="Consolas" w:hAnsi="Consolas"/>
-          <w:b w:val="0"/>
-          <w:color w:val="000000"/>
-          <w:sz w:val="20"/>
-          <w:rFonts w:ascii="Consolas" w:hAnsi="Consolas"/>
-        </w:rPr>
-        <w:t>$</w:t>
-      </w:r>
-      <w:r>
-        <w:rPr>
-          <w:rFonts w:ascii="Consolas" w:hAnsi="Consolas"/>
-          <w:b w:val="0"/>
-          <w:color w:val="000000"/>
-          <w:sz w:val="20"/>
-          <w:rFonts w:ascii="Consolas" w:hAnsi="Consolas"/>
-        </w:rPr>
-        <w:t>USER/.ssh/id_ed25519</w:t>
+        <w:t>~/.ssh/id_ed25519</w:t>
       </w:r>
       <w:r>
         <w:rPr>
@@ -16306,27 +16482,7 @@
           <w:sz w:val="20"/>
           <w:rFonts w:ascii="Consolas" w:hAnsi="Consolas"/>
         </w:rPr>
-        <w:t>/c/Users/</w:t>
-      </w:r>
-      <w:r>
-        <w:rPr>
-          <w:rFonts w:ascii="Consolas" w:hAnsi="Consolas"/>
-          <w:b w:val="0"/>
-          <w:color w:val="000000"/>
-          <w:sz w:val="20"/>
-          <w:rFonts w:ascii="Consolas" w:hAnsi="Consolas"/>
-        </w:rPr>
-        <w:t>$</w:t>
-      </w:r>
-      <w:r>
-        <w:rPr>
-          <w:rFonts w:ascii="Consolas" w:hAnsi="Consolas"/>
-          <w:b w:val="0"/>
-          <w:color w:val="000000"/>
-          <w:sz w:val="20"/>
-          <w:rFonts w:ascii="Consolas" w:hAnsi="Consolas"/>
-        </w:rPr>
-        <w:t>USER/.ssh/id_ed25519</w:t>
+        <w:t>~/.ssh/id_ed25519</w:t>
       </w:r>
       <w:r>
         <w:rPr>
@@ -16429,27 +16585,7 @@
           <w:sz w:val="20"/>
           <w:rFonts w:ascii="Consolas" w:hAnsi="Consolas"/>
         </w:rPr>
-        <w:t>/c/Users/</w:t>
-      </w:r>
-      <w:r>
-        <w:rPr>
-          <w:rFonts w:ascii="Consolas" w:hAnsi="Consolas"/>
-          <w:b w:val="0"/>
-          <w:color w:val="000000"/>
-          <w:sz w:val="20"/>
-          <w:rFonts w:ascii="Consolas" w:hAnsi="Consolas"/>
-        </w:rPr>
-        <w:t>$</w:t>
-      </w:r>
-      <w:r>
-        <w:rPr>
-          <w:rFonts w:ascii="Consolas" w:hAnsi="Consolas"/>
-          <w:b w:val="0"/>
-          <w:color w:val="000000"/>
-          <w:sz w:val="20"/>
-          <w:rFonts w:ascii="Consolas" w:hAnsi="Consolas"/>
-        </w:rPr>
-        <w:t>USER/.ssh/id_ed25519</w:t>
+        <w:t>~/.ssh/id_ed25519</w:t>
       </w:r>
       <w:r>
         <w:rPr>
@@ -16518,7 +16654,7 @@
     <w:p/>
     <w:p>
       <w:r>
-        <w:t>Пояснение: -i задаёт приватный ключ; root@IP — пользователь и хост; кавычки запускают удалённую команду без интерактивной сессии.</w:t>
+        <w:t>Пояснение: -i — приватный ключ; ssh-keyscan — записать ключ сервера в known_hosts; при первом ручном ssh без keyscan bash спросит yes/no — нужно ответить yes.</w:t>
       </w:r>
     </w:p>
     <w:p>
@@ -18190,7 +18326,12 @@
     </w:p>
     <w:p>
       <w:r>
-        <w:t>k3s ставится официальным скриптом get.k3s.io. Traefik, встроенный в k3s по умолчанию, отключаем: внешний вход будет через отдельный Traefik-кластер.</w:t>
+        <w:t>K3s ставится официальным скриптом get.k3s.io. Встроенный Traefik отключаем — вход в приложение будет через отдельный Traefik-кластер (§9).</w:t>
+      </w:r>
+    </w:p>
+    <w:p>
+      <w:r>
+        <w:t>Команды выполняйте по отдельности: сначала полностью настройте главный сервер (control-plane), затем подключайте каждый рабочий узел (worker).</w:t>
       </w:r>
     </w:p>
     <w:p>
@@ -18202,12 +18343,17 @@
         <w:rPr>
           <w:rFonts w:ascii="Consolas" w:hAnsi="Consolas"/>
         </w:rPr>
-        <w:t>8.1. Master</w:t>
+        <w:t>8.1. Главный сервер (control-plane)</w:t>
       </w:r>
       <w:bookmarkEnd w:id="27"/>
     </w:p>
     <w:p>
       <w:r>
+        <w:t>На k8s-master (после SSH) выполните установку K3s server:</w:t>
+      </w:r>
+    </w:p>
+    <w:p>
+      <w:r>
         <w:rPr>
           <w:rFonts w:ascii="Consolas" w:hAnsi="Consolas"/>
           <w:b w:val="0"/>
@@ -18215,7 +18361,7 @@
           <w:sz w:val="20"/>
           <w:rFonts w:ascii="Consolas" w:hAnsi="Consolas"/>
         </w:rPr>
-        <w:t>На k8s-master (после SSH)</w:t>
+        <w:t>Команда:</w:t>
       </w:r>
     </w:p>
     <w:p/>
@@ -18387,131 +18533,18 @@
           <w:sz w:val="20"/>
           <w:rFonts w:ascii="Consolas" w:hAnsi="Consolas"/>
         </w:rPr>
-        <w:t>k3s</w:t>
-      </w:r>
-      <w:r>
-        <w:rPr>
-          <w:rFonts w:ascii="Consolas" w:hAnsi="Consolas"/>
-          <w:b w:val="0"/>
-          <w:color w:val="000000"/>
-          <w:sz w:val="20"/>
-          <w:rFonts w:ascii="Consolas" w:hAnsi="Consolas"/>
-        </w:rPr>
-        <w:t xml:space="preserve"> </w:t>
-      </w:r>
-      <w:r>
-        <w:rPr>
-          <w:rFonts w:ascii="Consolas" w:hAnsi="Consolas"/>
-          <w:b w:val="0"/>
-          <w:color w:val="000000"/>
-          <w:sz w:val="20"/>
-          <w:rFonts w:ascii="Consolas" w:hAnsi="Consolas"/>
-        </w:rPr>
-        <w:t>kubectl</w:t>
-      </w:r>
-      <w:r>
-        <w:rPr>
-          <w:rFonts w:ascii="Consolas" w:hAnsi="Consolas"/>
-          <w:b w:val="0"/>
-          <w:color w:val="000000"/>
-          <w:sz w:val="20"/>
-          <w:rFonts w:ascii="Consolas" w:hAnsi="Consolas"/>
-        </w:rPr>
-        <w:t xml:space="preserve"> </w:t>
-      </w:r>
-      <w:r>
-        <w:rPr>
-          <w:rFonts w:ascii="Consolas" w:hAnsi="Consolas"/>
-          <w:b w:val="0"/>
-          <w:color w:val="000000"/>
-          <w:sz w:val="20"/>
-          <w:rFonts w:ascii="Consolas" w:hAnsi="Consolas"/>
-        </w:rPr>
-        <w:t>get</w:t>
-      </w:r>
-      <w:r>
-        <w:rPr>
-          <w:rFonts w:ascii="Consolas" w:hAnsi="Consolas"/>
-          <w:b w:val="0"/>
-          <w:color w:val="000000"/>
-          <w:sz w:val="20"/>
-          <w:rFonts w:ascii="Consolas" w:hAnsi="Consolas"/>
-        </w:rPr>
-        <w:t xml:space="preserve"> </w:t>
-      </w:r>
-      <w:r>
-        <w:rPr>
-          <w:rFonts w:ascii="Consolas" w:hAnsi="Consolas"/>
-          <w:b w:val="0"/>
-          <w:color w:val="000000"/>
-          <w:sz w:val="20"/>
-          <w:rFonts w:ascii="Consolas" w:hAnsi="Consolas"/>
-        </w:rPr>
-        <w:t>nodes</w:t>
-      </w:r>
-      <w:r>
-        <w:br/>
-      </w:r>
-      <w:r>
-        <w:rPr>
-          <w:rFonts w:ascii="Consolas" w:hAnsi="Consolas"/>
-          <w:b w:val="0"/>
-          <w:color w:val="4C62AF"/>
-          <w:sz w:val="20"/>
-          <w:rFonts w:ascii="Consolas" w:hAnsi="Consolas"/>
-        </w:rPr>
-        <w:t>cat</w:t>
-      </w:r>
-      <w:r>
-        <w:rPr>
-          <w:rFonts w:ascii="Consolas" w:hAnsi="Consolas"/>
-          <w:b w:val="0"/>
-          <w:color w:val="000000"/>
-          <w:sz w:val="20"/>
-          <w:rFonts w:ascii="Consolas" w:hAnsi="Consolas"/>
-        </w:rPr>
-        <w:t xml:space="preserve"> </w:t>
-      </w:r>
-      <w:r>
-        <w:rPr>
-          <w:rFonts w:ascii="Consolas" w:hAnsi="Consolas"/>
-          <w:b w:val="0"/>
-          <w:color w:val="000000"/>
-          <w:sz w:val="20"/>
-          <w:rFonts w:ascii="Consolas" w:hAnsi="Consolas"/>
-        </w:rPr>
-        <w:t>/var/lib/rancher/k3s/server/node-token</w:t>
-      </w:r>
-      <w:r>
-        <w:br/>
-      </w:r>
-      <w:r>
-        <w:rPr>
-          <w:rFonts w:ascii="Consolas" w:hAnsi="Consolas"/>
-          <w:b w:val="0"/>
-          <w:color w:val="1995A0"/>
-          <w:sz w:val="20"/>
-          <w:rFonts w:ascii="Consolas" w:hAnsi="Consolas"/>
-        </w:rPr>
         <w:t>-----------------------------------------------------------------------</w:t>
       </w:r>
     </w:p>
     <w:p/>
     <w:p>
       <w:r>
-        <w:t>Пояснение флагов: curl -sfL — silent/fail/follow redirects; INSTALL_K3S_EXEC="--disable traefik" — не ставить встроенный Traefik k3s; sh - — выполнить скрипт.</w:t>
-      </w:r>
-    </w:p>
-    <w:p/>
-    <w:p>
-      <w:r>
-        <w:t>Источник: https://docs.k3s.io/installation/network-options</w:t>
-      </w:r>
-    </w:p>
-    <w:p/>
-    <w:p>
-      <w:r>
-        <w:t>Цитата:</w:t>
+        <w:t>Скрипт скачивает установщик K3s, отключает Traefik (--disable traefik) и ставит control-plane.</w:t>
+      </w:r>
+    </w:p>
+    <w:p>
+      <w:r>
+        <w:t>Проверьте состояние узла на главном сервере:</w:t>
       </w:r>
     </w:p>
     <w:p>
@@ -18523,7 +18556,7 @@
           <w:sz w:val="20"/>
           <w:rFonts w:ascii="Consolas" w:hAnsi="Consolas"/>
         </w:rPr>
-        <w:t>Оригинал (English)</w:t>
+        <w:t>Команда:</w:t>
       </w:r>
     </w:p>
     <w:p/>
@@ -18548,271 +18581,75 @@
         <w:rPr>
           <w:rFonts w:ascii="Consolas" w:hAnsi="Consolas"/>
           <w:b w:val="0"/>
+          <w:color w:val="4C62AF"/>
+          <w:sz w:val="20"/>
+          <w:rFonts w:ascii="Consolas" w:hAnsi="Consolas"/>
+        </w:rPr>
+        <w:t>kubectl</w:t>
+      </w:r>
+      <w:r>
+        <w:rPr>
+          <w:rFonts w:ascii="Consolas" w:hAnsi="Consolas"/>
+          <w:b w:val="0"/>
+          <w:color w:val="000000"/>
+          <w:sz w:val="20"/>
+          <w:rFonts w:ascii="Consolas" w:hAnsi="Consolas"/>
+        </w:rPr>
+        <w:t xml:space="preserve"> </w:t>
+      </w:r>
+      <w:r>
+        <w:rPr>
+          <w:rFonts w:ascii="Consolas" w:hAnsi="Consolas"/>
+          <w:b w:val="0"/>
+          <w:color w:val="000000"/>
+          <w:sz w:val="20"/>
+          <w:rFonts w:ascii="Consolas" w:hAnsi="Consolas"/>
+        </w:rPr>
+        <w:t>get</w:t>
+      </w:r>
+      <w:r>
+        <w:rPr>
+          <w:rFonts w:ascii="Consolas" w:hAnsi="Consolas"/>
+          <w:b w:val="0"/>
+          <w:color w:val="000000"/>
+          <w:sz w:val="20"/>
+          <w:rFonts w:ascii="Consolas" w:hAnsi="Consolas"/>
+        </w:rPr>
+        <w:t xml:space="preserve"> </w:t>
+      </w:r>
+      <w:r>
+        <w:rPr>
+          <w:rFonts w:ascii="Consolas" w:hAnsi="Consolas"/>
+          <w:b w:val="0"/>
+          <w:color w:val="000000"/>
+          <w:sz w:val="20"/>
+          <w:rFonts w:ascii="Consolas" w:hAnsi="Consolas"/>
+        </w:rPr>
+        <w:t>nodes</w:t>
+      </w:r>
+      <w:r>
+        <w:br/>
+      </w:r>
+      <w:r>
+        <w:rPr>
+          <w:rFonts w:ascii="Consolas" w:hAnsi="Consolas"/>
+          <w:b w:val="0"/>
           <w:color w:val="1995A0"/>
           <w:sz w:val="20"/>
           <w:rFonts w:ascii="Consolas" w:hAnsi="Consolas"/>
         </w:rPr>
-        <w:t>If</w:t>
-      </w:r>
-      <w:r>
-        <w:rPr>
-          <w:rFonts w:ascii="Consolas" w:hAnsi="Consolas"/>
-          <w:b w:val="0"/>
-          <w:color w:val="000000"/>
-          <w:sz w:val="20"/>
-          <w:rFonts w:ascii="Consolas" w:hAnsi="Consolas"/>
-        </w:rPr>
-        <w:t xml:space="preserve"> </w:t>
-      </w:r>
-      <w:r>
-        <w:rPr>
-          <w:rFonts w:ascii="Consolas" w:hAnsi="Consolas"/>
-          <w:b w:val="0"/>
-          <w:color w:val="000000"/>
-          <w:sz w:val="20"/>
-          <w:rFonts w:ascii="Consolas" w:hAnsi="Consolas"/>
-        </w:rPr>
-        <w:t>you</w:t>
-      </w:r>
-      <w:r>
-        <w:rPr>
-          <w:rFonts w:ascii="Consolas" w:hAnsi="Consolas"/>
-          <w:b w:val="0"/>
-          <w:color w:val="000000"/>
-          <w:sz w:val="20"/>
-          <w:rFonts w:ascii="Consolas" w:hAnsi="Consolas"/>
-        </w:rPr>
-        <w:t xml:space="preserve"> </w:t>
-      </w:r>
-      <w:r>
-        <w:rPr>
-          <w:rFonts w:ascii="Consolas" w:hAnsi="Consolas"/>
-          <w:b w:val="0"/>
-          <w:color w:val="000000"/>
-          <w:sz w:val="20"/>
-          <w:rFonts w:ascii="Consolas" w:hAnsi="Consolas"/>
-        </w:rPr>
-        <w:t>wish</w:t>
-      </w:r>
-      <w:r>
-        <w:rPr>
-          <w:rFonts w:ascii="Consolas" w:hAnsi="Consolas"/>
-          <w:b w:val="0"/>
-          <w:color w:val="000000"/>
-          <w:sz w:val="20"/>
-          <w:rFonts w:ascii="Consolas" w:hAnsi="Consolas"/>
-        </w:rPr>
-        <w:t xml:space="preserve"> </w:t>
-      </w:r>
-      <w:r>
-        <w:rPr>
-          <w:rFonts w:ascii="Consolas" w:hAnsi="Consolas"/>
-          <w:b w:val="0"/>
-          <w:color w:val="000000"/>
-          <w:sz w:val="20"/>
-          <w:rFonts w:ascii="Consolas" w:hAnsi="Consolas"/>
-        </w:rPr>
-        <w:t>to</w:t>
-      </w:r>
-      <w:r>
-        <w:rPr>
-          <w:rFonts w:ascii="Consolas" w:hAnsi="Consolas"/>
-          <w:b w:val="0"/>
-          <w:color w:val="000000"/>
-          <w:sz w:val="20"/>
-          <w:rFonts w:ascii="Consolas" w:hAnsi="Consolas"/>
-        </w:rPr>
-        <w:t xml:space="preserve"> </w:t>
-      </w:r>
-      <w:r>
-        <w:rPr>
-          <w:rFonts w:ascii="Consolas" w:hAnsi="Consolas"/>
-          <w:b w:val="0"/>
-          <w:color w:val="000000"/>
-          <w:sz w:val="20"/>
-          <w:rFonts w:ascii="Consolas" w:hAnsi="Consolas"/>
-        </w:rPr>
-        <w:t>use</w:t>
-      </w:r>
-      <w:r>
-        <w:rPr>
-          <w:rFonts w:ascii="Consolas" w:hAnsi="Consolas"/>
-          <w:b w:val="0"/>
-          <w:color w:val="000000"/>
-          <w:sz w:val="20"/>
-          <w:rFonts w:ascii="Consolas" w:hAnsi="Consolas"/>
-        </w:rPr>
-        <w:t xml:space="preserve"> </w:t>
-      </w:r>
-      <w:r>
-        <w:rPr>
-          <w:rFonts w:ascii="Consolas" w:hAnsi="Consolas"/>
-          <w:b w:val="0"/>
-          <w:color w:val="000000"/>
-          <w:sz w:val="20"/>
-          <w:rFonts w:ascii="Consolas" w:hAnsi="Consolas"/>
-        </w:rPr>
-        <w:t>an</w:t>
-      </w:r>
-      <w:r>
-        <w:rPr>
-          <w:rFonts w:ascii="Consolas" w:hAnsi="Consolas"/>
-          <w:b w:val="0"/>
-          <w:color w:val="000000"/>
-          <w:sz w:val="20"/>
-          <w:rFonts w:ascii="Consolas" w:hAnsi="Consolas"/>
-        </w:rPr>
-        <w:t xml:space="preserve"> </w:t>
-      </w:r>
-      <w:r>
-        <w:rPr>
-          <w:rFonts w:ascii="Consolas" w:hAnsi="Consolas"/>
-          <w:b w:val="0"/>
-          <w:color w:val="000000"/>
-          <w:sz w:val="20"/>
-          <w:rFonts w:ascii="Consolas" w:hAnsi="Consolas"/>
-        </w:rPr>
-        <w:t>alternate</w:t>
-      </w:r>
-      <w:r>
-        <w:rPr>
-          <w:rFonts w:ascii="Consolas" w:hAnsi="Consolas"/>
-          <w:b w:val="0"/>
-          <w:color w:val="000000"/>
-          <w:sz w:val="20"/>
-          <w:rFonts w:ascii="Consolas" w:hAnsi="Consolas"/>
-        </w:rPr>
-        <w:t xml:space="preserve"> </w:t>
-      </w:r>
-      <w:r>
-        <w:rPr>
-          <w:rFonts w:ascii="Consolas" w:hAnsi="Consolas"/>
-          <w:b w:val="0"/>
-          <w:color w:val="000000"/>
-          <w:sz w:val="20"/>
-          <w:rFonts w:ascii="Consolas" w:hAnsi="Consolas"/>
-        </w:rPr>
-        <w:t>Ingress</w:t>
-      </w:r>
-      <w:r>
-        <w:rPr>
-          <w:rFonts w:ascii="Consolas" w:hAnsi="Consolas"/>
-          <w:b w:val="0"/>
-          <w:color w:val="000000"/>
-          <w:sz w:val="20"/>
-          <w:rFonts w:ascii="Consolas" w:hAnsi="Consolas"/>
-        </w:rPr>
-        <w:t xml:space="preserve"> </w:t>
-      </w:r>
-      <w:r>
-        <w:rPr>
-          <w:rFonts w:ascii="Consolas" w:hAnsi="Consolas"/>
-          <w:b w:val="0"/>
-          <w:color w:val="000000"/>
-          <w:sz w:val="20"/>
-          <w:rFonts w:ascii="Consolas" w:hAnsi="Consolas"/>
-        </w:rPr>
-        <w:t>controller,</w:t>
-      </w:r>
-      <w:r>
-        <w:rPr>
-          <w:rFonts w:ascii="Consolas" w:hAnsi="Consolas"/>
-          <w:b w:val="0"/>
-          <w:color w:val="000000"/>
-          <w:sz w:val="20"/>
-          <w:rFonts w:ascii="Consolas" w:hAnsi="Consolas"/>
-        </w:rPr>
-        <w:t xml:space="preserve"> </w:t>
-      </w:r>
-      <w:r>
-        <w:rPr>
-          <w:rFonts w:ascii="Consolas" w:hAnsi="Consolas"/>
-          <w:b w:val="0"/>
-          <w:color w:val="000000"/>
-          <w:sz w:val="20"/>
-          <w:rFonts w:ascii="Consolas" w:hAnsi="Consolas"/>
-        </w:rPr>
-        <w:t>start</w:t>
-      </w:r>
-      <w:r>
-        <w:rPr>
-          <w:rFonts w:ascii="Consolas" w:hAnsi="Consolas"/>
-          <w:b w:val="0"/>
-          <w:color w:val="000000"/>
-          <w:sz w:val="20"/>
-          <w:rFonts w:ascii="Consolas" w:hAnsi="Consolas"/>
-        </w:rPr>
-        <w:t xml:space="preserve"> </w:t>
-      </w:r>
-      <w:r>
-        <w:rPr>
-          <w:rFonts w:ascii="Consolas" w:hAnsi="Consolas"/>
-          <w:b w:val="0"/>
-          <w:color w:val="000000"/>
-          <w:sz w:val="20"/>
-          <w:rFonts w:ascii="Consolas" w:hAnsi="Consolas"/>
-        </w:rPr>
-        <w:t>K3s</w:t>
-      </w:r>
-      <w:r>
-        <w:rPr>
-          <w:rFonts w:ascii="Consolas" w:hAnsi="Consolas"/>
-          <w:b w:val="0"/>
-          <w:color w:val="000000"/>
-          <w:sz w:val="20"/>
-          <w:rFonts w:ascii="Consolas" w:hAnsi="Consolas"/>
-        </w:rPr>
-        <w:t xml:space="preserve"> </w:t>
-      </w:r>
-      <w:r>
-        <w:rPr>
-          <w:rFonts w:ascii="Consolas" w:hAnsi="Consolas"/>
-          <w:b w:val="0"/>
-          <w:color w:val="000000"/>
-          <w:sz w:val="20"/>
-          <w:rFonts w:ascii="Consolas" w:hAnsi="Consolas"/>
-        </w:rPr>
-        <w:t>with</w:t>
-      </w:r>
-      <w:r>
-        <w:rPr>
-          <w:rFonts w:ascii="Consolas" w:hAnsi="Consolas"/>
-          <w:b w:val="0"/>
-          <w:color w:val="000000"/>
-          <w:sz w:val="20"/>
-          <w:rFonts w:ascii="Consolas" w:hAnsi="Consolas"/>
-        </w:rPr>
-        <w:t xml:space="preserve"> </w:t>
-      </w:r>
-      <w:r>
-        <w:rPr>
-          <w:rFonts w:ascii="Consolas" w:hAnsi="Consolas"/>
-          <w:b w:val="0"/>
-          <w:color w:val="000000"/>
-          <w:sz w:val="20"/>
-          <w:rFonts w:ascii="Consolas" w:hAnsi="Consolas"/>
-        </w:rPr>
-        <w:t>--disable=traefik.</w:t>
-      </w:r>
-      <w:r>
-        <w:br/>
-      </w:r>
-      <w:r>
-        <w:rPr>
-          <w:rFonts w:ascii="Consolas" w:hAnsi="Consolas"/>
-          <w:b w:val="0"/>
-          <w:color w:val="1995A0"/>
-          <w:sz w:val="20"/>
-          <w:rFonts w:ascii="Consolas" w:hAnsi="Consolas"/>
-        </w:rPr>
         <w:t>-----------------------------------------------------------------------</w:t>
       </w:r>
     </w:p>
     <w:p/>
-    <w:p/>
-    <w:p>
-      <w:r>
-        <w:t>Перевод:</w:t>
+    <w:p>
+      <w:r>
+        <w:t>Если kubectl установлен вместе с K3s — покажет список нод (пока только master).</w:t>
+      </w:r>
+    </w:p>
+    <w:p>
+      <w:r>
+        <w:t>Если команда kubectl не найдена, используйте:</w:t>
       </w:r>
     </w:p>
     <w:p>
@@ -18824,7 +18661,7 @@
           <w:sz w:val="20"/>
           <w:rFonts w:ascii="Consolas" w:hAnsi="Consolas"/>
         </w:rPr>
-        <w:t>Перевод на русский</w:t>
+        <w:t>Команда:</w:t>
       </w:r>
     </w:p>
     <w:p/>
@@ -18853,6 +18690,439 @@
           <w:sz w:val="20"/>
           <w:rFonts w:ascii="Consolas" w:hAnsi="Consolas"/>
         </w:rPr>
+        <w:t>k3s</w:t>
+      </w:r>
+      <w:r>
+        <w:rPr>
+          <w:rFonts w:ascii="Consolas" w:hAnsi="Consolas"/>
+          <w:b w:val="0"/>
+          <w:color w:val="000000"/>
+          <w:sz w:val="20"/>
+          <w:rFonts w:ascii="Consolas" w:hAnsi="Consolas"/>
+        </w:rPr>
+        <w:t xml:space="preserve"> </w:t>
+      </w:r>
+      <w:r>
+        <w:rPr>
+          <w:rFonts w:ascii="Consolas" w:hAnsi="Consolas"/>
+          <w:b w:val="0"/>
+          <w:color w:val="000000"/>
+          <w:sz w:val="20"/>
+          <w:rFonts w:ascii="Consolas" w:hAnsi="Consolas"/>
+        </w:rPr>
+        <w:t>kubectl</w:t>
+      </w:r>
+      <w:r>
+        <w:rPr>
+          <w:rFonts w:ascii="Consolas" w:hAnsi="Consolas"/>
+          <w:b w:val="0"/>
+          <w:color w:val="000000"/>
+          <w:sz w:val="20"/>
+          <w:rFonts w:ascii="Consolas" w:hAnsi="Consolas"/>
+        </w:rPr>
+        <w:t xml:space="preserve"> </w:t>
+      </w:r>
+      <w:r>
+        <w:rPr>
+          <w:rFonts w:ascii="Consolas" w:hAnsi="Consolas"/>
+          <w:b w:val="0"/>
+          <w:color w:val="000000"/>
+          <w:sz w:val="20"/>
+          <w:rFonts w:ascii="Consolas" w:hAnsi="Consolas"/>
+        </w:rPr>
+        <w:t>get</w:t>
+      </w:r>
+      <w:r>
+        <w:rPr>
+          <w:rFonts w:ascii="Consolas" w:hAnsi="Consolas"/>
+          <w:b w:val="0"/>
+          <w:color w:val="000000"/>
+          <w:sz w:val="20"/>
+          <w:rFonts w:ascii="Consolas" w:hAnsi="Consolas"/>
+        </w:rPr>
+        <w:t xml:space="preserve"> </w:t>
+      </w:r>
+      <w:r>
+        <w:rPr>
+          <w:rFonts w:ascii="Consolas" w:hAnsi="Consolas"/>
+          <w:b w:val="0"/>
+          <w:color w:val="000000"/>
+          <w:sz w:val="20"/>
+          <w:rFonts w:ascii="Consolas" w:hAnsi="Consolas"/>
+        </w:rPr>
+        <w:t>nodes</w:t>
+      </w:r>
+      <w:r>
+        <w:br/>
+      </w:r>
+      <w:r>
+        <w:rPr>
+          <w:rFonts w:ascii="Consolas" w:hAnsi="Consolas"/>
+          <w:b w:val="0"/>
+          <w:color w:val="1995A0"/>
+          <w:sz w:val="20"/>
+          <w:rFonts w:ascii="Consolas" w:hAnsi="Consolas"/>
+        </w:rPr>
+        <w:t>-----------------------------------------------------------------------</w:t>
+      </w:r>
+    </w:p>
+    <w:p/>
+    <w:p>
+      <w:r>
+        <w:t>Обёртка k3s kubectl всегда доступна после установки server.</w:t>
+      </w:r>
+    </w:p>
+    <w:p/>
+    <w:p>
+      <w:r>
+        <w:t>Источник: https://docs.k3s.io/installation/network-options</w:t>
+      </w:r>
+    </w:p>
+    <w:p/>
+    <w:p>
+      <w:r>
+        <w:t>Цитата:</w:t>
+      </w:r>
+    </w:p>
+    <w:p>
+      <w:r>
+        <w:rPr>
+          <w:rFonts w:ascii="Consolas" w:hAnsi="Consolas"/>
+          <w:b w:val="0"/>
+          <w:color w:val="00B0F0"/>
+          <w:sz w:val="20"/>
+          <w:rFonts w:ascii="Consolas" w:hAnsi="Consolas"/>
+        </w:rPr>
+        <w:t>Оригинал (English)</w:t>
+      </w:r>
+    </w:p>
+    <w:p/>
+    <w:p>
+      <w:pPr>
+        <w:shd w:val="clear" w:color="auto" w:fill="E7E6E6"/>
+      </w:pPr>
+      <w:r>
+        <w:rPr>
+          <w:rFonts w:ascii="Consolas" w:hAnsi="Consolas"/>
+          <w:b w:val="0"/>
+          <w:color w:val="1995A0"/>
+          <w:sz w:val="20"/>
+          <w:rFonts w:ascii="Consolas" w:hAnsi="Consolas"/>
+        </w:rPr>
+        <w:t>-----------------------------------------------------------------------</w:t>
+      </w:r>
+      <w:r>
+        <w:br/>
+      </w:r>
+      <w:r>
+        <w:rPr>
+          <w:rFonts w:ascii="Consolas" w:hAnsi="Consolas"/>
+          <w:b w:val="0"/>
+          <w:color w:val="1995A0"/>
+          <w:sz w:val="20"/>
+          <w:rFonts w:ascii="Consolas" w:hAnsi="Consolas"/>
+        </w:rPr>
+        <w:t>If</w:t>
+      </w:r>
+      <w:r>
+        <w:rPr>
+          <w:rFonts w:ascii="Consolas" w:hAnsi="Consolas"/>
+          <w:b w:val="0"/>
+          <w:color w:val="000000"/>
+          <w:sz w:val="20"/>
+          <w:rFonts w:ascii="Consolas" w:hAnsi="Consolas"/>
+        </w:rPr>
+        <w:t xml:space="preserve"> </w:t>
+      </w:r>
+      <w:r>
+        <w:rPr>
+          <w:rFonts w:ascii="Consolas" w:hAnsi="Consolas"/>
+          <w:b w:val="0"/>
+          <w:color w:val="000000"/>
+          <w:sz w:val="20"/>
+          <w:rFonts w:ascii="Consolas" w:hAnsi="Consolas"/>
+        </w:rPr>
+        <w:t>you</w:t>
+      </w:r>
+      <w:r>
+        <w:rPr>
+          <w:rFonts w:ascii="Consolas" w:hAnsi="Consolas"/>
+          <w:b w:val="0"/>
+          <w:color w:val="000000"/>
+          <w:sz w:val="20"/>
+          <w:rFonts w:ascii="Consolas" w:hAnsi="Consolas"/>
+        </w:rPr>
+        <w:t xml:space="preserve"> </w:t>
+      </w:r>
+      <w:r>
+        <w:rPr>
+          <w:rFonts w:ascii="Consolas" w:hAnsi="Consolas"/>
+          <w:b w:val="0"/>
+          <w:color w:val="000000"/>
+          <w:sz w:val="20"/>
+          <w:rFonts w:ascii="Consolas" w:hAnsi="Consolas"/>
+        </w:rPr>
+        <w:t>wish</w:t>
+      </w:r>
+      <w:r>
+        <w:rPr>
+          <w:rFonts w:ascii="Consolas" w:hAnsi="Consolas"/>
+          <w:b w:val="0"/>
+          <w:color w:val="000000"/>
+          <w:sz w:val="20"/>
+          <w:rFonts w:ascii="Consolas" w:hAnsi="Consolas"/>
+        </w:rPr>
+        <w:t xml:space="preserve"> </w:t>
+      </w:r>
+      <w:r>
+        <w:rPr>
+          <w:rFonts w:ascii="Consolas" w:hAnsi="Consolas"/>
+          <w:b w:val="0"/>
+          <w:color w:val="000000"/>
+          <w:sz w:val="20"/>
+          <w:rFonts w:ascii="Consolas" w:hAnsi="Consolas"/>
+        </w:rPr>
+        <w:t>to</w:t>
+      </w:r>
+      <w:r>
+        <w:rPr>
+          <w:rFonts w:ascii="Consolas" w:hAnsi="Consolas"/>
+          <w:b w:val="0"/>
+          <w:color w:val="000000"/>
+          <w:sz w:val="20"/>
+          <w:rFonts w:ascii="Consolas" w:hAnsi="Consolas"/>
+        </w:rPr>
+        <w:t xml:space="preserve"> </w:t>
+      </w:r>
+      <w:r>
+        <w:rPr>
+          <w:rFonts w:ascii="Consolas" w:hAnsi="Consolas"/>
+          <w:b w:val="0"/>
+          <w:color w:val="000000"/>
+          <w:sz w:val="20"/>
+          <w:rFonts w:ascii="Consolas" w:hAnsi="Consolas"/>
+        </w:rPr>
+        <w:t>use</w:t>
+      </w:r>
+      <w:r>
+        <w:rPr>
+          <w:rFonts w:ascii="Consolas" w:hAnsi="Consolas"/>
+          <w:b w:val="0"/>
+          <w:color w:val="000000"/>
+          <w:sz w:val="20"/>
+          <w:rFonts w:ascii="Consolas" w:hAnsi="Consolas"/>
+        </w:rPr>
+        <w:t xml:space="preserve"> </w:t>
+      </w:r>
+      <w:r>
+        <w:rPr>
+          <w:rFonts w:ascii="Consolas" w:hAnsi="Consolas"/>
+          <w:b w:val="0"/>
+          <w:color w:val="000000"/>
+          <w:sz w:val="20"/>
+          <w:rFonts w:ascii="Consolas" w:hAnsi="Consolas"/>
+        </w:rPr>
+        <w:t>an</w:t>
+      </w:r>
+      <w:r>
+        <w:rPr>
+          <w:rFonts w:ascii="Consolas" w:hAnsi="Consolas"/>
+          <w:b w:val="0"/>
+          <w:color w:val="000000"/>
+          <w:sz w:val="20"/>
+          <w:rFonts w:ascii="Consolas" w:hAnsi="Consolas"/>
+        </w:rPr>
+        <w:t xml:space="preserve"> </w:t>
+      </w:r>
+      <w:r>
+        <w:rPr>
+          <w:rFonts w:ascii="Consolas" w:hAnsi="Consolas"/>
+          <w:b w:val="0"/>
+          <w:color w:val="000000"/>
+          <w:sz w:val="20"/>
+          <w:rFonts w:ascii="Consolas" w:hAnsi="Consolas"/>
+        </w:rPr>
+        <w:t>alternate</w:t>
+      </w:r>
+      <w:r>
+        <w:rPr>
+          <w:rFonts w:ascii="Consolas" w:hAnsi="Consolas"/>
+          <w:b w:val="0"/>
+          <w:color w:val="000000"/>
+          <w:sz w:val="20"/>
+          <w:rFonts w:ascii="Consolas" w:hAnsi="Consolas"/>
+        </w:rPr>
+        <w:t xml:space="preserve"> </w:t>
+      </w:r>
+      <w:r>
+        <w:rPr>
+          <w:rFonts w:ascii="Consolas" w:hAnsi="Consolas"/>
+          <w:b w:val="0"/>
+          <w:color w:val="000000"/>
+          <w:sz w:val="20"/>
+          <w:rFonts w:ascii="Consolas" w:hAnsi="Consolas"/>
+        </w:rPr>
+        <w:t>Ingress</w:t>
+      </w:r>
+      <w:r>
+        <w:rPr>
+          <w:rFonts w:ascii="Consolas" w:hAnsi="Consolas"/>
+          <w:b w:val="0"/>
+          <w:color w:val="000000"/>
+          <w:sz w:val="20"/>
+          <w:rFonts w:ascii="Consolas" w:hAnsi="Consolas"/>
+        </w:rPr>
+        <w:t xml:space="preserve"> </w:t>
+      </w:r>
+      <w:r>
+        <w:rPr>
+          <w:rFonts w:ascii="Consolas" w:hAnsi="Consolas"/>
+          <w:b w:val="0"/>
+          <w:color w:val="000000"/>
+          <w:sz w:val="20"/>
+          <w:rFonts w:ascii="Consolas" w:hAnsi="Consolas"/>
+        </w:rPr>
+        <w:t>controller,</w:t>
+      </w:r>
+      <w:r>
+        <w:rPr>
+          <w:rFonts w:ascii="Consolas" w:hAnsi="Consolas"/>
+          <w:b w:val="0"/>
+          <w:color w:val="000000"/>
+          <w:sz w:val="20"/>
+          <w:rFonts w:ascii="Consolas" w:hAnsi="Consolas"/>
+        </w:rPr>
+        <w:t xml:space="preserve"> </w:t>
+      </w:r>
+      <w:r>
+        <w:rPr>
+          <w:rFonts w:ascii="Consolas" w:hAnsi="Consolas"/>
+          <w:b w:val="0"/>
+          <w:color w:val="000000"/>
+          <w:sz w:val="20"/>
+          <w:rFonts w:ascii="Consolas" w:hAnsi="Consolas"/>
+        </w:rPr>
+        <w:t>start</w:t>
+      </w:r>
+      <w:r>
+        <w:rPr>
+          <w:rFonts w:ascii="Consolas" w:hAnsi="Consolas"/>
+          <w:b w:val="0"/>
+          <w:color w:val="000000"/>
+          <w:sz w:val="20"/>
+          <w:rFonts w:ascii="Consolas" w:hAnsi="Consolas"/>
+        </w:rPr>
+        <w:t xml:space="preserve"> </w:t>
+      </w:r>
+      <w:r>
+        <w:rPr>
+          <w:rFonts w:ascii="Consolas" w:hAnsi="Consolas"/>
+          <w:b w:val="0"/>
+          <w:color w:val="000000"/>
+          <w:sz w:val="20"/>
+          <w:rFonts w:ascii="Consolas" w:hAnsi="Consolas"/>
+        </w:rPr>
+        <w:t>K3s</w:t>
+      </w:r>
+      <w:r>
+        <w:rPr>
+          <w:rFonts w:ascii="Consolas" w:hAnsi="Consolas"/>
+          <w:b w:val="0"/>
+          <w:color w:val="000000"/>
+          <w:sz w:val="20"/>
+          <w:rFonts w:ascii="Consolas" w:hAnsi="Consolas"/>
+        </w:rPr>
+        <w:t xml:space="preserve"> </w:t>
+      </w:r>
+      <w:r>
+        <w:rPr>
+          <w:rFonts w:ascii="Consolas" w:hAnsi="Consolas"/>
+          <w:b w:val="0"/>
+          <w:color w:val="000000"/>
+          <w:sz w:val="20"/>
+          <w:rFonts w:ascii="Consolas" w:hAnsi="Consolas"/>
+        </w:rPr>
+        <w:t>with</w:t>
+      </w:r>
+      <w:r>
+        <w:rPr>
+          <w:rFonts w:ascii="Consolas" w:hAnsi="Consolas"/>
+          <w:b w:val="0"/>
+          <w:color w:val="000000"/>
+          <w:sz w:val="20"/>
+          <w:rFonts w:ascii="Consolas" w:hAnsi="Consolas"/>
+        </w:rPr>
+        <w:t xml:space="preserve"> </w:t>
+      </w:r>
+      <w:r>
+        <w:rPr>
+          <w:rFonts w:ascii="Consolas" w:hAnsi="Consolas"/>
+          <w:b w:val="0"/>
+          <w:color w:val="000000"/>
+          <w:sz w:val="20"/>
+          <w:rFonts w:ascii="Consolas" w:hAnsi="Consolas"/>
+        </w:rPr>
+        <w:t>--disable=traefik.</w:t>
+      </w:r>
+      <w:r>
+        <w:br/>
+      </w:r>
+      <w:r>
+        <w:rPr>
+          <w:rFonts w:ascii="Consolas" w:hAnsi="Consolas"/>
+          <w:b w:val="0"/>
+          <w:color w:val="1995A0"/>
+          <w:sz w:val="20"/>
+          <w:rFonts w:ascii="Consolas" w:hAnsi="Consolas"/>
+        </w:rPr>
+        <w:t>-----------------------------------------------------------------------</w:t>
+      </w:r>
+    </w:p>
+    <w:p/>
+    <w:p/>
+    <w:p>
+      <w:r>
+        <w:t>Перевод:</w:t>
+      </w:r>
+    </w:p>
+    <w:p>
+      <w:r>
+        <w:rPr>
+          <w:rFonts w:ascii="Consolas" w:hAnsi="Consolas"/>
+          <w:b w:val="0"/>
+          <w:color w:val="00B0F0"/>
+          <w:sz w:val="20"/>
+          <w:rFonts w:ascii="Consolas" w:hAnsi="Consolas"/>
+        </w:rPr>
+        <w:t>Перевод на русский</w:t>
+      </w:r>
+    </w:p>
+    <w:p/>
+    <w:p>
+      <w:pPr>
+        <w:shd w:val="clear" w:color="auto" w:fill="E7E6E6"/>
+      </w:pPr>
+      <w:r>
+        <w:rPr>
+          <w:rFonts w:ascii="Consolas" w:hAnsi="Consolas"/>
+          <w:b w:val="0"/>
+          <w:color w:val="1995A0"/>
+          <w:sz w:val="20"/>
+          <w:rFonts w:ascii="Consolas" w:hAnsi="Consolas"/>
+        </w:rPr>
+        <w:t>-----------------------------------------------------------------------</w:t>
+      </w:r>
+      <w:r>
+        <w:br/>
+      </w:r>
+      <w:r>
+        <w:rPr>
+          <w:rFonts w:ascii="Consolas" w:hAnsi="Consolas"/>
+          <w:b w:val="0"/>
+          <w:color w:val="1995A0"/>
+          <w:sz w:val="20"/>
+          <w:rFonts w:ascii="Consolas" w:hAnsi="Consolas"/>
+        </w:rPr>
         <w:t>Если</w:t>
       </w:r>
       <w:r>
@@ -19011,7 +19281,7 @@
     </w:p>
     <w:p/>
     <w:p>
-      <w:bookmarkStart w:id="28" w:name="m2_s08_2_workers"/>
+      <w:bookmarkStart w:id="28" w:name="m2_s08_2_token"/>
       <w:pPr>
         <w:pStyle w:val="31"/>
       </w:pPr>
@@ -19019,12 +19289,17 @@
         <w:rPr>
           <w:rFonts w:ascii="Consolas" w:hAnsi="Consolas"/>
         </w:rPr>
-        <w:t>8.2. Workers</w:t>
+        <w:t>8.2. Получение токена</w:t>
       </w:r>
       <w:bookmarkEnd w:id="28"/>
     </w:p>
     <w:p>
       <w:r>
+        <w:t>На главном сервере получите токен для подключения workers. Скопируйте весь выведенный токен — он понадобится на каждом worker.</w:t>
+      </w:r>
+    </w:p>
+    <w:p>
+      <w:r>
         <w:rPr>
           <w:rFonts w:ascii="Consolas" w:hAnsi="Consolas"/>
           <w:b w:val="0"/>
@@ -19032,7 +19307,7 @@
           <w:sz w:val="20"/>
           <w:rFonts w:ascii="Consolas" w:hAnsi="Consolas"/>
         </w:rPr>
-        <w:t>На k8s-worker-1 / k8s-worker-2 (после SSH)</w:t>
+        <w:t>Команда:</w:t>
       </w:r>
     </w:p>
     <w:p/>
@@ -19061,147 +19336,27 @@
           <w:sz w:val="20"/>
           <w:rFonts w:ascii="Consolas" w:hAnsi="Consolas"/>
         </w:rPr>
-        <w:t>curl</w:t>
-      </w:r>
-      <w:r>
-        <w:rPr>
-          <w:rFonts w:ascii="Consolas" w:hAnsi="Consolas"/>
-          <w:b w:val="0"/>
-          <w:color w:val="000000"/>
-          <w:sz w:val="20"/>
-          <w:rFonts w:ascii="Consolas" w:hAnsi="Consolas"/>
-        </w:rPr>
-        <w:t xml:space="preserve"> </w:t>
-      </w:r>
-      <w:r>
-        <w:rPr>
-          <w:rFonts w:ascii="Consolas" w:hAnsi="Consolas"/>
-          <w:b w:val="0"/>
-          <w:color w:val="000000"/>
-          <w:sz w:val="20"/>
-          <w:rFonts w:ascii="Consolas" w:hAnsi="Consolas"/>
-        </w:rPr>
-        <w:t>-sfL</w:t>
-      </w:r>
-      <w:r>
-        <w:rPr>
-          <w:rFonts w:ascii="Consolas" w:hAnsi="Consolas"/>
-          <w:b w:val="0"/>
-          <w:color w:val="000000"/>
-          <w:sz w:val="20"/>
-          <w:rFonts w:ascii="Consolas" w:hAnsi="Consolas"/>
-        </w:rPr>
-        <w:t xml:space="preserve"> </w:t>
-      </w:r>
-      <w:r>
-        <w:rPr>
-          <w:rFonts w:ascii="Consolas" w:hAnsi="Consolas"/>
-          <w:b w:val="0"/>
-          <w:color w:val="000000"/>
-          <w:sz w:val="20"/>
-          <w:rFonts w:ascii="Consolas" w:hAnsi="Consolas"/>
-        </w:rPr>
-        <w:t>https://get.k3s.io</w:t>
-      </w:r>
-      <w:r>
-        <w:rPr>
-          <w:rFonts w:ascii="Consolas" w:hAnsi="Consolas"/>
-          <w:b w:val="0"/>
-          <w:color w:val="000000"/>
-          <w:sz w:val="20"/>
-          <w:rFonts w:ascii="Consolas" w:hAnsi="Consolas"/>
-        </w:rPr>
-        <w:t xml:space="preserve"> </w:t>
-      </w:r>
-      <w:r>
-        <w:rPr>
-          <w:rFonts w:ascii="Consolas" w:hAnsi="Consolas"/>
-          <w:b w:val="0"/>
-          <w:color w:val="000000"/>
-          <w:sz w:val="20"/>
-          <w:rFonts w:ascii="Consolas" w:hAnsi="Consolas"/>
-        </w:rPr>
-        <w:t>|</w:t>
-      </w:r>
-      <w:r>
-        <w:rPr>
-          <w:rFonts w:ascii="Consolas" w:hAnsi="Consolas"/>
-          <w:b w:val="0"/>
-          <w:color w:val="000000"/>
-          <w:sz w:val="20"/>
-          <w:rFonts w:ascii="Consolas" w:hAnsi="Consolas"/>
-        </w:rPr>
-        <w:t xml:space="preserve"> </w:t>
-      </w:r>
-      <w:r>
-        <w:rPr>
-          <w:rFonts w:ascii="Consolas" w:hAnsi="Consolas"/>
-          <w:b w:val="0"/>
-          <w:color w:val="000000"/>
-          <w:sz w:val="20"/>
-          <w:rFonts w:ascii="Consolas" w:hAnsi="Consolas"/>
-        </w:rPr>
-        <w:t>K3S_URL=https://&lt;K8S_MASTER_IP&gt;:6443</w:t>
-      </w:r>
-      <w:r>
-        <w:rPr>
-          <w:rFonts w:ascii="Consolas" w:hAnsi="Consolas"/>
-          <w:b w:val="0"/>
-          <w:color w:val="000000"/>
-          <w:sz w:val="20"/>
-          <w:rFonts w:ascii="Consolas" w:hAnsi="Consolas"/>
-        </w:rPr>
-        <w:t xml:space="preserve"> </w:t>
-      </w:r>
-      <w:r>
-        <w:rPr>
-          <w:rFonts w:ascii="Consolas" w:hAnsi="Consolas"/>
-          <w:b w:val="0"/>
-          <w:color w:val="000000"/>
-          <w:sz w:val="20"/>
-          <w:rFonts w:ascii="Consolas" w:hAnsi="Consolas"/>
-        </w:rPr>
-        <w:t>K3S_TOKEN=&lt;NODE_TOKEN&gt;</w:t>
-      </w:r>
-      <w:r>
-        <w:rPr>
-          <w:rFonts w:ascii="Consolas" w:hAnsi="Consolas"/>
-          <w:b w:val="0"/>
-          <w:color w:val="000000"/>
-          <w:sz w:val="20"/>
-          <w:rFonts w:ascii="Consolas" w:hAnsi="Consolas"/>
-        </w:rPr>
-        <w:t xml:space="preserve"> </w:t>
-      </w:r>
-      <w:r>
-        <w:rPr>
-          <w:rFonts w:ascii="Consolas" w:hAnsi="Consolas"/>
-          <w:b w:val="0"/>
-          <w:color w:val="000000"/>
-          <w:sz w:val="20"/>
-          <w:rFonts w:ascii="Consolas" w:hAnsi="Consolas"/>
-        </w:rPr>
-        <w:t>sh</w:t>
-      </w:r>
-      <w:r>
-        <w:rPr>
-          <w:rFonts w:ascii="Consolas" w:hAnsi="Consolas"/>
-          <w:b w:val="0"/>
-          <w:color w:val="000000"/>
-          <w:sz w:val="20"/>
-          <w:rFonts w:ascii="Consolas" w:hAnsi="Consolas"/>
-        </w:rPr>
-        <w:t xml:space="preserve"> </w:t>
-      </w:r>
-      <w:r>
-        <w:rPr>
-          <w:rFonts w:ascii="Consolas" w:hAnsi="Consolas"/>
-          <w:b w:val="0"/>
-          <w:color w:val="000000"/>
-          <w:sz w:val="20"/>
-          <w:rFonts w:ascii="Consolas" w:hAnsi="Consolas"/>
-        </w:rPr>
-        <w:t>-</w:t>
+        <w:t>cat</w:t>
+      </w:r>
+      <w:r>
+        <w:rPr>
+          <w:rFonts w:ascii="Consolas" w:hAnsi="Consolas"/>
+          <w:b w:val="0"/>
+          <w:color w:val="000000"/>
+          <w:sz w:val="20"/>
+          <w:rFonts w:ascii="Consolas" w:hAnsi="Consolas"/>
+        </w:rPr>
+        <w:t xml:space="preserve"> </w:t>
+      </w:r>
+      <w:r>
+        <w:rPr>
+          <w:rFonts w:ascii="Consolas" w:hAnsi="Consolas"/>
+          <w:b w:val="0"/>
+          <w:color w:val="000000"/>
+          <w:sz w:val="20"/>
+          <w:rFonts w:ascii="Consolas" w:hAnsi="Consolas"/>
+        </w:rPr>
+        <w:t>/var/lib/rancher/k3s/server/node-token</w:t>
       </w:r>
       <w:r>
         <w:br/>
@@ -19210,147 +19365,21 @@
         <w:rPr>
           <w:rFonts w:ascii="Consolas" w:hAnsi="Consolas"/>
           <w:b w:val="0"/>
-          <w:color w:val="A0A1A7"/>
-          <w:sz w:val="20"/>
-          <w:rFonts w:ascii="Consolas" w:hAnsi="Consolas"/>
-        </w:rPr>
-        <w:t># на master проверьте:</w:t>
-      </w:r>
-      <w:r>
-        <w:br/>
-      </w:r>
-      <w:r>
-        <w:rPr>
-          <w:rFonts w:ascii="Consolas" w:hAnsi="Consolas"/>
-          <w:b w:val="0"/>
           <w:color w:val="1995A0"/>
           <w:sz w:val="20"/>
           <w:rFonts w:ascii="Consolas" w:hAnsi="Consolas"/>
         </w:rPr>
-        <w:t>k3s</w:t>
-      </w:r>
-      <w:r>
-        <w:rPr>
-          <w:rFonts w:ascii="Consolas" w:hAnsi="Consolas"/>
-          <w:b w:val="0"/>
-          <w:color w:val="000000"/>
-          <w:sz w:val="20"/>
-          <w:rFonts w:ascii="Consolas" w:hAnsi="Consolas"/>
-        </w:rPr>
-        <w:t xml:space="preserve"> </w:t>
-      </w:r>
-      <w:r>
-        <w:rPr>
-          <w:rFonts w:ascii="Consolas" w:hAnsi="Consolas"/>
-          <w:b w:val="0"/>
-          <w:color w:val="000000"/>
-          <w:sz w:val="20"/>
-          <w:rFonts w:ascii="Consolas" w:hAnsi="Consolas"/>
-        </w:rPr>
-        <w:t>kubectl</w:t>
-      </w:r>
-      <w:r>
-        <w:rPr>
-          <w:rFonts w:ascii="Consolas" w:hAnsi="Consolas"/>
-          <w:b w:val="0"/>
-          <w:color w:val="000000"/>
-          <w:sz w:val="20"/>
-          <w:rFonts w:ascii="Consolas" w:hAnsi="Consolas"/>
-        </w:rPr>
-        <w:t xml:space="preserve"> </w:t>
-      </w:r>
-      <w:r>
-        <w:rPr>
-          <w:rFonts w:ascii="Consolas" w:hAnsi="Consolas"/>
-          <w:b w:val="0"/>
-          <w:color w:val="000000"/>
-          <w:sz w:val="20"/>
-          <w:rFonts w:ascii="Consolas" w:hAnsi="Consolas"/>
-        </w:rPr>
-        <w:t>get</w:t>
-      </w:r>
-      <w:r>
-        <w:rPr>
-          <w:rFonts w:ascii="Consolas" w:hAnsi="Consolas"/>
-          <w:b w:val="0"/>
-          <w:color w:val="000000"/>
-          <w:sz w:val="20"/>
-          <w:rFonts w:ascii="Consolas" w:hAnsi="Consolas"/>
-        </w:rPr>
-        <w:t xml:space="preserve"> </w:t>
-      </w:r>
-      <w:r>
-        <w:rPr>
-          <w:rFonts w:ascii="Consolas" w:hAnsi="Consolas"/>
-          <w:b w:val="0"/>
-          <w:color w:val="000000"/>
-          <w:sz w:val="20"/>
-          <w:rFonts w:ascii="Consolas" w:hAnsi="Consolas"/>
-        </w:rPr>
-        <w:t>nodes</w:t>
-      </w:r>
-      <w:r>
-        <w:rPr>
-          <w:rFonts w:ascii="Consolas" w:hAnsi="Consolas"/>
-          <w:b w:val="0"/>
-          <w:color w:val="000000"/>
-          <w:sz w:val="20"/>
-          <w:rFonts w:ascii="Consolas" w:hAnsi="Consolas"/>
-        </w:rPr>
-        <w:t xml:space="preserve"> </w:t>
-      </w:r>
-      <w:r>
-        <w:rPr>
-          <w:rFonts w:ascii="Consolas" w:hAnsi="Consolas"/>
-          <w:b w:val="0"/>
-          <w:color w:val="000000"/>
-          <w:sz w:val="20"/>
-          <w:rFonts w:ascii="Consolas" w:hAnsi="Consolas"/>
-        </w:rPr>
-        <w:t>-o</w:t>
-      </w:r>
-      <w:r>
-        <w:rPr>
-          <w:rFonts w:ascii="Consolas" w:hAnsi="Consolas"/>
-          <w:b w:val="0"/>
-          <w:color w:val="000000"/>
-          <w:sz w:val="20"/>
-          <w:rFonts w:ascii="Consolas" w:hAnsi="Consolas"/>
-        </w:rPr>
-        <w:t xml:space="preserve"> </w:t>
-      </w:r>
-      <w:r>
-        <w:rPr>
-          <w:rFonts w:ascii="Consolas" w:hAnsi="Consolas"/>
-          <w:b w:val="0"/>
-          <w:color w:val="000000"/>
-          <w:sz w:val="20"/>
-          <w:rFonts w:ascii="Consolas" w:hAnsi="Consolas"/>
-        </w:rPr>
-        <w:t>wide</w:t>
-      </w:r>
-      <w:r>
-        <w:br/>
-      </w:r>
-      <w:r>
-        <w:rPr>
-          <w:rFonts w:ascii="Consolas" w:hAnsi="Consolas"/>
-          <w:b w:val="0"/>
-          <w:color w:val="1995A0"/>
-          <w:sz w:val="20"/>
-          <w:rFonts w:ascii="Consolas" w:hAnsi="Consolas"/>
-        </w:rPr>
         <w:t>-----------------------------------------------------------------------</w:t>
       </w:r>
     </w:p>
     <w:p/>
     <w:p>
       <w:r>
-        <w:t>K3S_URL — адрес API server; K3S_TOKEN — токен из /var/lib/rancher/k3s/server/node-token; при наличии K3S_URL установщик поднимает agent, а не server.</w:t>
-      </w:r>
-    </w:p>
-    <w:p>
-      <w:bookmarkStart w:id="29" w:name="m2_s08_3_kubeconfig"/>
+        <w:t>Значение K3S_TOKEN для команды join на worker-нодах.</w:t>
+      </w:r>
+    </w:p>
+    <w:p>
+      <w:bookmarkStart w:id="29" w:name="m2_s08_3_workers"/>
       <w:pPr>
         <w:pStyle w:val="31"/>
       </w:pPr>
@@ -19358,12 +19387,17 @@
         <w:rPr>
           <w:rFonts w:ascii="Consolas" w:hAnsi="Consolas"/>
         </w:rPr>
-        <w:t>8.3. kubeconfig на локальном ПК</w:t>
+        <w:t>8.3. Рабочие узлы (workers)</w:t>
       </w:r>
       <w:bookmarkEnd w:id="29"/>
     </w:p>
     <w:p>
       <w:r>
+        <w:t>На каждом дополнительном VPS (k8s-worker-1, k8s-worker-2) выполните join отдельно. Подставьте IP главного сервера (REPLACE_ME) и токен из §8.2.</w:t>
+      </w:r>
+    </w:p>
+    <w:p>
+      <w:r>
         <w:rPr>
           <w:rFonts w:ascii="Consolas" w:hAnsi="Consolas"/>
           <w:b w:val="0"/>
@@ -19371,7 +19405,7 @@
           <w:sz w:val="20"/>
           <w:rFonts w:ascii="Consolas" w:hAnsi="Consolas"/>
         </w:rPr>
-        <w:t>Локальный ПК — Windows (Git Bash)</w:t>
+        <w:t>На k8s-worker-1 (после SSH)</w:t>
       </w:r>
     </w:p>
     <w:p/>
@@ -19400,67 +19434,157 @@
           <w:sz w:val="20"/>
           <w:rFonts w:ascii="Consolas" w:hAnsi="Consolas"/>
         </w:rPr>
-        <w:t>mkdir</w:t>
-      </w:r>
-      <w:r>
-        <w:rPr>
-          <w:rFonts w:ascii="Consolas" w:hAnsi="Consolas"/>
-          <w:b w:val="0"/>
-          <w:color w:val="000000"/>
-          <w:sz w:val="20"/>
-          <w:rFonts w:ascii="Consolas" w:hAnsi="Consolas"/>
-        </w:rPr>
-        <w:t xml:space="preserve"> </w:t>
-      </w:r>
-      <w:r>
-        <w:rPr>
-          <w:rFonts w:ascii="Consolas" w:hAnsi="Consolas"/>
-          <w:b w:val="0"/>
-          <w:color w:val="000000"/>
-          <w:sz w:val="20"/>
-          <w:rFonts w:ascii="Consolas" w:hAnsi="Consolas"/>
-        </w:rPr>
-        <w:t>-p</w:t>
-      </w:r>
-      <w:r>
-        <w:rPr>
-          <w:rFonts w:ascii="Consolas" w:hAnsi="Consolas"/>
-          <w:b w:val="0"/>
-          <w:color w:val="000000"/>
-          <w:sz w:val="20"/>
-          <w:rFonts w:ascii="Consolas" w:hAnsi="Consolas"/>
-        </w:rPr>
-        <w:t xml:space="preserve"> </w:t>
-      </w:r>
-      <w:r>
-        <w:rPr>
-          <w:rFonts w:ascii="Consolas" w:hAnsi="Consolas"/>
-          <w:b w:val="0"/>
-          <w:color w:val="000000"/>
-          <w:sz w:val="20"/>
-          <w:rFonts w:ascii="Consolas" w:hAnsi="Consolas"/>
-        </w:rPr>
-        <w:t>/c/Users/</w:t>
-      </w:r>
-      <w:r>
-        <w:rPr>
-          <w:rFonts w:ascii="Consolas" w:hAnsi="Consolas"/>
-          <w:b w:val="0"/>
-          <w:color w:val="000000"/>
-          <w:sz w:val="20"/>
-          <w:rFonts w:ascii="Consolas" w:hAnsi="Consolas"/>
-        </w:rPr>
-        <w:t>$</w:t>
-      </w:r>
-      <w:r>
-        <w:rPr>
-          <w:rFonts w:ascii="Consolas" w:hAnsi="Consolas"/>
-          <w:b w:val="0"/>
-          <w:color w:val="000000"/>
-          <w:sz w:val="20"/>
-          <w:rFonts w:ascii="Consolas" w:hAnsi="Consolas"/>
-        </w:rPr>
-        <w:t>USER/.kube</w:t>
+        <w:t>curl</w:t>
+      </w:r>
+      <w:r>
+        <w:rPr>
+          <w:rFonts w:ascii="Consolas" w:hAnsi="Consolas"/>
+          <w:b w:val="0"/>
+          <w:color w:val="000000"/>
+          <w:sz w:val="20"/>
+          <w:rFonts w:ascii="Consolas" w:hAnsi="Consolas"/>
+        </w:rPr>
+        <w:t xml:space="preserve"> </w:t>
+      </w:r>
+      <w:r>
+        <w:rPr>
+          <w:rFonts w:ascii="Consolas" w:hAnsi="Consolas"/>
+          <w:b w:val="0"/>
+          <w:color w:val="000000"/>
+          <w:sz w:val="20"/>
+          <w:rFonts w:ascii="Consolas" w:hAnsi="Consolas"/>
+        </w:rPr>
+        <w:t>-sfL</w:t>
+      </w:r>
+      <w:r>
+        <w:rPr>
+          <w:rFonts w:ascii="Consolas" w:hAnsi="Consolas"/>
+          <w:b w:val="0"/>
+          <w:color w:val="000000"/>
+          <w:sz w:val="20"/>
+          <w:rFonts w:ascii="Consolas" w:hAnsi="Consolas"/>
+        </w:rPr>
+        <w:t xml:space="preserve"> </w:t>
+      </w:r>
+      <w:r>
+        <w:rPr>
+          <w:rFonts w:ascii="Consolas" w:hAnsi="Consolas"/>
+          <w:b w:val="0"/>
+          <w:color w:val="000000"/>
+          <w:sz w:val="20"/>
+          <w:rFonts w:ascii="Consolas" w:hAnsi="Consolas"/>
+        </w:rPr>
+        <w:t>https://get.k3s.io</w:t>
+      </w:r>
+      <w:r>
+        <w:rPr>
+          <w:rFonts w:ascii="Consolas" w:hAnsi="Consolas"/>
+          <w:b w:val="0"/>
+          <w:color w:val="000000"/>
+          <w:sz w:val="20"/>
+          <w:rFonts w:ascii="Consolas" w:hAnsi="Consolas"/>
+        </w:rPr>
+        <w:t xml:space="preserve"> </w:t>
+      </w:r>
+      <w:r>
+        <w:rPr>
+          <w:rFonts w:ascii="Consolas" w:hAnsi="Consolas"/>
+          <w:b w:val="0"/>
+          <w:color w:val="000000"/>
+          <w:sz w:val="20"/>
+          <w:rFonts w:ascii="Consolas" w:hAnsi="Consolas"/>
+        </w:rPr>
+        <w:t>|</w:t>
+      </w:r>
+      <w:r>
+        <w:rPr>
+          <w:rFonts w:ascii="Consolas" w:hAnsi="Consolas"/>
+          <w:b w:val="0"/>
+          <w:color w:val="000000"/>
+          <w:sz w:val="20"/>
+          <w:rFonts w:ascii="Consolas" w:hAnsi="Consolas"/>
+        </w:rPr>
+        <w:t xml:space="preserve"> </w:t>
+      </w:r>
+      <w:r>
+        <w:rPr>
+          <w:rFonts w:ascii="Consolas" w:hAnsi="Consolas"/>
+          <w:b w:val="0"/>
+          <w:color w:val="000000"/>
+          <w:sz w:val="20"/>
+          <w:rFonts w:ascii="Consolas" w:hAnsi="Consolas"/>
+        </w:rPr>
+        <w:t>K3S_URL=https://REPLACE_ME:6443</w:t>
+      </w:r>
+      <w:r>
+        <w:rPr>
+          <w:rFonts w:ascii="Consolas" w:hAnsi="Consolas"/>
+          <w:b w:val="0"/>
+          <w:color w:val="000000"/>
+          <w:sz w:val="20"/>
+          <w:rFonts w:ascii="Consolas" w:hAnsi="Consolas"/>
+        </w:rPr>
+        <w:t xml:space="preserve"> </w:t>
+      </w:r>
+      <w:r>
+        <w:rPr>
+          <w:rFonts w:ascii="Consolas" w:hAnsi="Consolas"/>
+          <w:b w:val="0"/>
+          <w:color w:val="000000"/>
+          <w:sz w:val="20"/>
+          <w:rFonts w:ascii="Consolas" w:hAnsi="Consolas"/>
+        </w:rPr>
+        <w:t>K3S_TOKEN=</w:t>
+      </w:r>
+      <w:r>
+        <w:rPr>
+          <w:rFonts w:ascii="Consolas" w:hAnsi="Consolas"/>
+          <w:b w:val="0"/>
+          <w:color w:val="660E7A"/>
+          <w:sz w:val="20"/>
+          <w:rFonts w:ascii="Consolas" w:hAnsi="Consolas"/>
+        </w:rPr>
+        <w:t>"&lt;NODE_TOKEN&gt;"</w:t>
+      </w:r>
+      <w:r>
+        <w:rPr>
+          <w:rFonts w:ascii="Consolas" w:hAnsi="Consolas"/>
+          <w:b w:val="0"/>
+          <w:color w:val="000000"/>
+          <w:sz w:val="20"/>
+          <w:rFonts w:ascii="Consolas" w:hAnsi="Consolas"/>
+        </w:rPr>
+        <w:t xml:space="preserve"> </w:t>
+      </w:r>
+      <w:r>
+        <w:rPr>
+          <w:rFonts w:ascii="Consolas" w:hAnsi="Consolas"/>
+          <w:b w:val="0"/>
+          <w:color w:val="000000"/>
+          <w:sz w:val="20"/>
+          <w:rFonts w:ascii="Consolas" w:hAnsi="Consolas"/>
+        </w:rPr>
+        <w:t>sh</w:t>
+      </w:r>
+      <w:r>
+        <w:rPr>
+          <w:rFonts w:ascii="Consolas" w:hAnsi="Consolas"/>
+          <w:b w:val="0"/>
+          <w:color w:val="000000"/>
+          <w:sz w:val="20"/>
+          <w:rFonts w:ascii="Consolas" w:hAnsi="Consolas"/>
+        </w:rPr>
+        <w:t xml:space="preserve"> </w:t>
+      </w:r>
+      <w:r>
+        <w:rPr>
+          <w:rFonts w:ascii="Consolas" w:hAnsi="Consolas"/>
+          <w:b w:val="0"/>
+          <w:color w:val="000000"/>
+          <w:sz w:val="20"/>
+          <w:rFonts w:ascii="Consolas" w:hAnsi="Consolas"/>
+        </w:rPr>
+        <w:t>-</w:t>
       </w:r>
       <w:r>
         <w:br/>
@@ -19469,338 +19593,6 @@
         <w:rPr>
           <w:rFonts w:ascii="Consolas" w:hAnsi="Consolas"/>
           <w:b w:val="0"/>
-          <w:color w:val="4C62AF"/>
-          <w:sz w:val="20"/>
-          <w:rFonts w:ascii="Consolas" w:hAnsi="Consolas"/>
-        </w:rPr>
-        <w:t>scp</w:t>
-      </w:r>
-      <w:r>
-        <w:rPr>
-          <w:rFonts w:ascii="Consolas" w:hAnsi="Consolas"/>
-          <w:b w:val="0"/>
-          <w:color w:val="000000"/>
-          <w:sz w:val="20"/>
-          <w:rFonts w:ascii="Consolas" w:hAnsi="Consolas"/>
-        </w:rPr>
-        <w:t xml:space="preserve"> </w:t>
-      </w:r>
-      <w:r>
-        <w:rPr>
-          <w:rFonts w:ascii="Consolas" w:hAnsi="Consolas"/>
-          <w:b w:val="0"/>
-          <w:color w:val="000000"/>
-          <w:sz w:val="20"/>
-          <w:rFonts w:ascii="Consolas" w:hAnsi="Consolas"/>
-        </w:rPr>
-        <w:t>-i</w:t>
-      </w:r>
-      <w:r>
-        <w:rPr>
-          <w:rFonts w:ascii="Consolas" w:hAnsi="Consolas"/>
-          <w:b w:val="0"/>
-          <w:color w:val="000000"/>
-          <w:sz w:val="20"/>
-          <w:rFonts w:ascii="Consolas" w:hAnsi="Consolas"/>
-        </w:rPr>
-        <w:t xml:space="preserve"> </w:t>
-      </w:r>
-      <w:r>
-        <w:rPr>
-          <w:rFonts w:ascii="Consolas" w:hAnsi="Consolas"/>
-          <w:b w:val="0"/>
-          <w:color w:val="000000"/>
-          <w:sz w:val="20"/>
-          <w:rFonts w:ascii="Consolas" w:hAnsi="Consolas"/>
-        </w:rPr>
-        <w:t>/c/Users/</w:t>
-      </w:r>
-      <w:r>
-        <w:rPr>
-          <w:rFonts w:ascii="Consolas" w:hAnsi="Consolas"/>
-          <w:b w:val="0"/>
-          <w:color w:val="000000"/>
-          <w:sz w:val="20"/>
-          <w:rFonts w:ascii="Consolas" w:hAnsi="Consolas"/>
-        </w:rPr>
-        <w:t>$</w:t>
-      </w:r>
-      <w:r>
-        <w:rPr>
-          <w:rFonts w:ascii="Consolas" w:hAnsi="Consolas"/>
-          <w:b w:val="0"/>
-          <w:color w:val="000000"/>
-          <w:sz w:val="20"/>
-          <w:rFonts w:ascii="Consolas" w:hAnsi="Consolas"/>
-        </w:rPr>
-        <w:t>USER/.ssh/id_ed25519</w:t>
-      </w:r>
-      <w:r>
-        <w:rPr>
-          <w:rFonts w:ascii="Consolas" w:hAnsi="Consolas"/>
-          <w:b w:val="0"/>
-          <w:color w:val="000000"/>
-          <w:sz w:val="20"/>
-          <w:rFonts w:ascii="Consolas" w:hAnsi="Consolas"/>
-        </w:rPr>
-        <w:t xml:space="preserve"> </w:t>
-      </w:r>
-      <w:r>
-        <w:rPr>
-          <w:rFonts w:ascii="Consolas" w:hAnsi="Consolas"/>
-          <w:b w:val="0"/>
-          <w:color w:val="000000"/>
-          <w:sz w:val="20"/>
-          <w:rFonts w:ascii="Consolas" w:hAnsi="Consolas"/>
-        </w:rPr>
-        <w:t>root@&lt;K8S_MASTER_IP&gt;:/etc/rancher/k3s/k3s.yaml</w:t>
-      </w:r>
-      <w:r>
-        <w:rPr>
-          <w:rFonts w:ascii="Consolas" w:hAnsi="Consolas"/>
-          <w:b w:val="0"/>
-          <w:color w:val="000000"/>
-          <w:sz w:val="20"/>
-          <w:rFonts w:ascii="Consolas" w:hAnsi="Consolas"/>
-        </w:rPr>
-        <w:t xml:space="preserve"> </w:t>
-      </w:r>
-      <w:r>
-        <w:rPr>
-          <w:rFonts w:ascii="Consolas" w:hAnsi="Consolas"/>
-          <w:b w:val="0"/>
-          <w:color w:val="000000"/>
-          <w:sz w:val="20"/>
-          <w:rFonts w:ascii="Consolas" w:hAnsi="Consolas"/>
-        </w:rPr>
-        <w:t>/c/Users/</w:t>
-      </w:r>
-      <w:r>
-        <w:rPr>
-          <w:rFonts w:ascii="Consolas" w:hAnsi="Consolas"/>
-          <w:b w:val="0"/>
-          <w:color w:val="000000"/>
-          <w:sz w:val="20"/>
-          <w:rFonts w:ascii="Consolas" w:hAnsi="Consolas"/>
-        </w:rPr>
-        <w:t>$</w:t>
-      </w:r>
-      <w:r>
-        <w:rPr>
-          <w:rFonts w:ascii="Consolas" w:hAnsi="Consolas"/>
-          <w:b w:val="0"/>
-          <w:color w:val="000000"/>
-          <w:sz w:val="20"/>
-          <w:rFonts w:ascii="Consolas" w:hAnsi="Consolas"/>
-        </w:rPr>
-        <w:t>USER/.kube/selfhosted-greeting.yaml</w:t>
-      </w:r>
-      <w:r>
-        <w:br/>
-      </w:r>
-      <w:r>
-        <w:rPr>
-          <w:rFonts w:ascii="Consolas" w:hAnsi="Consolas"/>
-          <w:b w:val="0"/>
-          <w:color w:val="4C62AF"/>
-          <w:sz w:val="20"/>
-          <w:rFonts w:ascii="Consolas" w:hAnsi="Consolas"/>
-        </w:rPr>
-        <w:t>sed</w:t>
-      </w:r>
-      <w:r>
-        <w:rPr>
-          <w:rFonts w:ascii="Consolas" w:hAnsi="Consolas"/>
-          <w:b w:val="0"/>
-          <w:color w:val="000000"/>
-          <w:sz w:val="20"/>
-          <w:rFonts w:ascii="Consolas" w:hAnsi="Consolas"/>
-        </w:rPr>
-        <w:t xml:space="preserve"> </w:t>
-      </w:r>
-      <w:r>
-        <w:rPr>
-          <w:rFonts w:ascii="Consolas" w:hAnsi="Consolas"/>
-          <w:b w:val="0"/>
-          <w:color w:val="000000"/>
-          <w:sz w:val="20"/>
-          <w:rFonts w:ascii="Consolas" w:hAnsi="Consolas"/>
-        </w:rPr>
-        <w:t>-i</w:t>
-      </w:r>
-      <w:r>
-        <w:rPr>
-          <w:rFonts w:ascii="Consolas" w:hAnsi="Consolas"/>
-          <w:b w:val="0"/>
-          <w:color w:val="000000"/>
-          <w:sz w:val="20"/>
-          <w:rFonts w:ascii="Consolas" w:hAnsi="Consolas"/>
-        </w:rPr>
-        <w:t xml:space="preserve"> </w:t>
-      </w:r>
-      <w:r>
-        <w:rPr>
-          <w:rFonts w:ascii="Consolas" w:hAnsi="Consolas"/>
-          <w:b w:val="0"/>
-          <w:color w:val="660E7A"/>
-          <w:sz w:val="20"/>
-          <w:rFonts w:ascii="Consolas" w:hAnsi="Consolas"/>
-        </w:rPr>
-        <w:t>'s/127.0.0.1/&lt;K8S_MASTER_IP&gt;/'</w:t>
-      </w:r>
-      <w:r>
-        <w:rPr>
-          <w:rFonts w:ascii="Consolas" w:hAnsi="Consolas"/>
-          <w:b w:val="0"/>
-          <w:color w:val="000000"/>
-          <w:sz w:val="20"/>
-          <w:rFonts w:ascii="Consolas" w:hAnsi="Consolas"/>
-        </w:rPr>
-        <w:t xml:space="preserve"> </w:t>
-      </w:r>
-      <w:r>
-        <w:rPr>
-          <w:rFonts w:ascii="Consolas" w:hAnsi="Consolas"/>
-          <w:b w:val="0"/>
-          <w:color w:val="000000"/>
-          <w:sz w:val="20"/>
-          <w:rFonts w:ascii="Consolas" w:hAnsi="Consolas"/>
-        </w:rPr>
-        <w:t>/c/Users/</w:t>
-      </w:r>
-      <w:r>
-        <w:rPr>
-          <w:rFonts w:ascii="Consolas" w:hAnsi="Consolas"/>
-          <w:b w:val="0"/>
-          <w:color w:val="000000"/>
-          <w:sz w:val="20"/>
-          <w:rFonts w:ascii="Consolas" w:hAnsi="Consolas"/>
-        </w:rPr>
-        <w:t>$</w:t>
-      </w:r>
-      <w:r>
-        <w:rPr>
-          <w:rFonts w:ascii="Consolas" w:hAnsi="Consolas"/>
-          <w:b w:val="0"/>
-          <w:color w:val="000000"/>
-          <w:sz w:val="20"/>
-          <w:rFonts w:ascii="Consolas" w:hAnsi="Consolas"/>
-        </w:rPr>
-        <w:t>USER/.kube/selfhosted-greeting.yaml</w:t>
-      </w:r>
-      <w:r>
-        <w:br/>
-      </w:r>
-      <w:r>
-        <w:rPr>
-          <w:rFonts w:ascii="Consolas" w:hAnsi="Consolas"/>
-          <w:b w:val="0"/>
-          <w:color w:val="4C62AF"/>
-          <w:sz w:val="20"/>
-          <w:rFonts w:ascii="Consolas" w:hAnsi="Consolas"/>
-        </w:rPr>
-        <w:t>export</w:t>
-      </w:r>
-      <w:r>
-        <w:rPr>
-          <w:rFonts w:ascii="Consolas" w:hAnsi="Consolas"/>
-          <w:b w:val="0"/>
-          <w:color w:val="000000"/>
-          <w:sz w:val="20"/>
-          <w:rFonts w:ascii="Consolas" w:hAnsi="Consolas"/>
-        </w:rPr>
-        <w:t xml:space="preserve"> </w:t>
-      </w:r>
-      <w:r>
-        <w:rPr>
-          <w:rFonts w:ascii="Consolas" w:hAnsi="Consolas"/>
-          <w:b w:val="0"/>
-          <w:color w:val="000000"/>
-          <w:sz w:val="20"/>
-          <w:rFonts w:ascii="Consolas" w:hAnsi="Consolas"/>
-        </w:rPr>
-        <w:t>KUBECONFIG=/c/Users/</w:t>
-      </w:r>
-      <w:r>
-        <w:rPr>
-          <w:rFonts w:ascii="Consolas" w:hAnsi="Consolas"/>
-          <w:b w:val="0"/>
-          <w:color w:val="000000"/>
-          <w:sz w:val="20"/>
-          <w:rFonts w:ascii="Consolas" w:hAnsi="Consolas"/>
-        </w:rPr>
-        <w:t>$</w:t>
-      </w:r>
-      <w:r>
-        <w:rPr>
-          <w:rFonts w:ascii="Consolas" w:hAnsi="Consolas"/>
-          <w:b w:val="0"/>
-          <w:color w:val="000000"/>
-          <w:sz w:val="20"/>
-          <w:rFonts w:ascii="Consolas" w:hAnsi="Consolas"/>
-        </w:rPr>
-        <w:t>USER/.kube/selfhosted-greeting.yaml</w:t>
-      </w:r>
-      <w:r>
-        <w:br/>
-      </w:r>
-      <w:r>
-        <w:rPr>
-          <w:rFonts w:ascii="Consolas" w:hAnsi="Consolas"/>
-          <w:b w:val="0"/>
-          <w:color w:val="4C62AF"/>
-          <w:sz w:val="20"/>
-          <w:rFonts w:ascii="Consolas" w:hAnsi="Consolas"/>
-        </w:rPr>
-        <w:t>kubectl</w:t>
-      </w:r>
-      <w:r>
-        <w:rPr>
-          <w:rFonts w:ascii="Consolas" w:hAnsi="Consolas"/>
-          <w:b w:val="0"/>
-          <w:color w:val="000000"/>
-          <w:sz w:val="20"/>
-          <w:rFonts w:ascii="Consolas" w:hAnsi="Consolas"/>
-        </w:rPr>
-        <w:t xml:space="preserve"> </w:t>
-      </w:r>
-      <w:r>
-        <w:rPr>
-          <w:rFonts w:ascii="Consolas" w:hAnsi="Consolas"/>
-          <w:b w:val="0"/>
-          <w:color w:val="000000"/>
-          <w:sz w:val="20"/>
-          <w:rFonts w:ascii="Consolas" w:hAnsi="Consolas"/>
-        </w:rPr>
-        <w:t>get</w:t>
-      </w:r>
-      <w:r>
-        <w:rPr>
-          <w:rFonts w:ascii="Consolas" w:hAnsi="Consolas"/>
-          <w:b w:val="0"/>
-          <w:color w:val="000000"/>
-          <w:sz w:val="20"/>
-          <w:rFonts w:ascii="Consolas" w:hAnsi="Consolas"/>
-        </w:rPr>
-        <w:t xml:space="preserve"> </w:t>
-      </w:r>
-      <w:r>
-        <w:rPr>
-          <w:rFonts w:ascii="Consolas" w:hAnsi="Consolas"/>
-          <w:b w:val="0"/>
-          <w:color w:val="000000"/>
-          <w:sz w:val="20"/>
-          <w:rFonts w:ascii="Consolas" w:hAnsi="Consolas"/>
-        </w:rPr>
-        <w:t>nodes</w:t>
-      </w:r>
-      <w:r>
-        <w:br/>
-      </w:r>
-      <w:r>
-        <w:rPr>
-          <w:rFonts w:ascii="Consolas" w:hAnsi="Consolas"/>
-          <w:b w:val="0"/>
           <w:color w:val="1995A0"/>
           <w:sz w:val="20"/>
           <w:rFonts w:ascii="Consolas" w:hAnsi="Consolas"/>
@@ -19818,7 +19610,7 @@
           <w:sz w:val="20"/>
           <w:rFonts w:ascii="Consolas" w:hAnsi="Consolas"/>
         </w:rPr>
-        <w:t>Локальный ПК — macOS (Terminal)</w:t>
+        <w:t>На k8s-worker-2 (после SSH) — та же команда, другой hostname</w:t>
       </w:r>
     </w:p>
     <w:p/>
@@ -19847,47 +19639,157 @@
           <w:sz w:val="20"/>
           <w:rFonts w:ascii="Consolas" w:hAnsi="Consolas"/>
         </w:rPr>
-        <w:t>mkdir</w:t>
-      </w:r>
-      <w:r>
-        <w:rPr>
-          <w:rFonts w:ascii="Consolas" w:hAnsi="Consolas"/>
-          <w:b w:val="0"/>
-          <w:color w:val="000000"/>
-          <w:sz w:val="20"/>
-          <w:rFonts w:ascii="Consolas" w:hAnsi="Consolas"/>
-        </w:rPr>
-        <w:t xml:space="preserve"> </w:t>
-      </w:r>
-      <w:r>
-        <w:rPr>
-          <w:rFonts w:ascii="Consolas" w:hAnsi="Consolas"/>
-          <w:b w:val="0"/>
-          <w:color w:val="000000"/>
-          <w:sz w:val="20"/>
-          <w:rFonts w:ascii="Consolas" w:hAnsi="Consolas"/>
-        </w:rPr>
-        <w:t>-p</w:t>
-      </w:r>
-      <w:r>
-        <w:rPr>
-          <w:rFonts w:ascii="Consolas" w:hAnsi="Consolas"/>
-          <w:b w:val="0"/>
-          <w:color w:val="000000"/>
-          <w:sz w:val="20"/>
-          <w:rFonts w:ascii="Consolas" w:hAnsi="Consolas"/>
-        </w:rPr>
-        <w:t xml:space="preserve"> </w:t>
-      </w:r>
-      <w:r>
-        <w:rPr>
-          <w:rFonts w:ascii="Consolas" w:hAnsi="Consolas"/>
-          <w:b w:val="0"/>
-          <w:color w:val="000000"/>
-          <w:sz w:val="20"/>
-          <w:rFonts w:ascii="Consolas" w:hAnsi="Consolas"/>
-        </w:rPr>
-        <w:t>~/.kube</w:t>
+        <w:t>curl</w:t>
+      </w:r>
+      <w:r>
+        <w:rPr>
+          <w:rFonts w:ascii="Consolas" w:hAnsi="Consolas"/>
+          <w:b w:val="0"/>
+          <w:color w:val="000000"/>
+          <w:sz w:val="20"/>
+          <w:rFonts w:ascii="Consolas" w:hAnsi="Consolas"/>
+        </w:rPr>
+        <w:t xml:space="preserve"> </w:t>
+      </w:r>
+      <w:r>
+        <w:rPr>
+          <w:rFonts w:ascii="Consolas" w:hAnsi="Consolas"/>
+          <w:b w:val="0"/>
+          <w:color w:val="000000"/>
+          <w:sz w:val="20"/>
+          <w:rFonts w:ascii="Consolas" w:hAnsi="Consolas"/>
+        </w:rPr>
+        <w:t>-sfL</w:t>
+      </w:r>
+      <w:r>
+        <w:rPr>
+          <w:rFonts w:ascii="Consolas" w:hAnsi="Consolas"/>
+          <w:b w:val="0"/>
+          <w:color w:val="000000"/>
+          <w:sz w:val="20"/>
+          <w:rFonts w:ascii="Consolas" w:hAnsi="Consolas"/>
+        </w:rPr>
+        <w:t xml:space="preserve"> </w:t>
+      </w:r>
+      <w:r>
+        <w:rPr>
+          <w:rFonts w:ascii="Consolas" w:hAnsi="Consolas"/>
+          <w:b w:val="0"/>
+          <w:color w:val="000000"/>
+          <w:sz w:val="20"/>
+          <w:rFonts w:ascii="Consolas" w:hAnsi="Consolas"/>
+        </w:rPr>
+        <w:t>https://get.k3s.io</w:t>
+      </w:r>
+      <w:r>
+        <w:rPr>
+          <w:rFonts w:ascii="Consolas" w:hAnsi="Consolas"/>
+          <w:b w:val="0"/>
+          <w:color w:val="000000"/>
+          <w:sz w:val="20"/>
+          <w:rFonts w:ascii="Consolas" w:hAnsi="Consolas"/>
+        </w:rPr>
+        <w:t xml:space="preserve"> </w:t>
+      </w:r>
+      <w:r>
+        <w:rPr>
+          <w:rFonts w:ascii="Consolas" w:hAnsi="Consolas"/>
+          <w:b w:val="0"/>
+          <w:color w:val="000000"/>
+          <w:sz w:val="20"/>
+          <w:rFonts w:ascii="Consolas" w:hAnsi="Consolas"/>
+        </w:rPr>
+        <w:t>|</w:t>
+      </w:r>
+      <w:r>
+        <w:rPr>
+          <w:rFonts w:ascii="Consolas" w:hAnsi="Consolas"/>
+          <w:b w:val="0"/>
+          <w:color w:val="000000"/>
+          <w:sz w:val="20"/>
+          <w:rFonts w:ascii="Consolas" w:hAnsi="Consolas"/>
+        </w:rPr>
+        <w:t xml:space="preserve"> </w:t>
+      </w:r>
+      <w:r>
+        <w:rPr>
+          <w:rFonts w:ascii="Consolas" w:hAnsi="Consolas"/>
+          <w:b w:val="0"/>
+          <w:color w:val="000000"/>
+          <w:sz w:val="20"/>
+          <w:rFonts w:ascii="Consolas" w:hAnsi="Consolas"/>
+        </w:rPr>
+        <w:t>K3S_URL=https://REPLACE_ME:6443</w:t>
+      </w:r>
+      <w:r>
+        <w:rPr>
+          <w:rFonts w:ascii="Consolas" w:hAnsi="Consolas"/>
+          <w:b w:val="0"/>
+          <w:color w:val="000000"/>
+          <w:sz w:val="20"/>
+          <w:rFonts w:ascii="Consolas" w:hAnsi="Consolas"/>
+        </w:rPr>
+        <w:t xml:space="preserve"> </w:t>
+      </w:r>
+      <w:r>
+        <w:rPr>
+          <w:rFonts w:ascii="Consolas" w:hAnsi="Consolas"/>
+          <w:b w:val="0"/>
+          <w:color w:val="000000"/>
+          <w:sz w:val="20"/>
+          <w:rFonts w:ascii="Consolas" w:hAnsi="Consolas"/>
+        </w:rPr>
+        <w:t>K3S_TOKEN=</w:t>
+      </w:r>
+      <w:r>
+        <w:rPr>
+          <w:rFonts w:ascii="Consolas" w:hAnsi="Consolas"/>
+          <w:b w:val="0"/>
+          <w:color w:val="660E7A"/>
+          <w:sz w:val="20"/>
+          <w:rFonts w:ascii="Consolas" w:hAnsi="Consolas"/>
+        </w:rPr>
+        <w:t>"&lt;NODE_TOKEN&gt;"</w:t>
+      </w:r>
+      <w:r>
+        <w:rPr>
+          <w:rFonts w:ascii="Consolas" w:hAnsi="Consolas"/>
+          <w:b w:val="0"/>
+          <w:color w:val="000000"/>
+          <w:sz w:val="20"/>
+          <w:rFonts w:ascii="Consolas" w:hAnsi="Consolas"/>
+        </w:rPr>
+        <w:t xml:space="preserve"> </w:t>
+      </w:r>
+      <w:r>
+        <w:rPr>
+          <w:rFonts w:ascii="Consolas" w:hAnsi="Consolas"/>
+          <w:b w:val="0"/>
+          <w:color w:val="000000"/>
+          <w:sz w:val="20"/>
+          <w:rFonts w:ascii="Consolas" w:hAnsi="Consolas"/>
+        </w:rPr>
+        <w:t>sh</w:t>
+      </w:r>
+      <w:r>
+        <w:rPr>
+          <w:rFonts w:ascii="Consolas" w:hAnsi="Consolas"/>
+          <w:b w:val="0"/>
+          <w:color w:val="000000"/>
+          <w:sz w:val="20"/>
+          <w:rFonts w:ascii="Consolas" w:hAnsi="Consolas"/>
+        </w:rPr>
+        <w:t xml:space="preserve"> </w:t>
+      </w:r>
+      <w:r>
+        <w:rPr>
+          <w:rFonts w:ascii="Consolas" w:hAnsi="Consolas"/>
+          <w:b w:val="0"/>
+          <w:color w:val="000000"/>
+          <w:sz w:val="20"/>
+          <w:rFonts w:ascii="Consolas" w:hAnsi="Consolas"/>
+        </w:rPr>
+        <w:t>-</w:t>
       </w:r>
       <w:r>
         <w:br/>
@@ -19896,278 +19798,6 @@
         <w:rPr>
           <w:rFonts w:ascii="Consolas" w:hAnsi="Consolas"/>
           <w:b w:val="0"/>
-          <w:color w:val="4C62AF"/>
-          <w:sz w:val="20"/>
-          <w:rFonts w:ascii="Consolas" w:hAnsi="Consolas"/>
-        </w:rPr>
-        <w:t>scp</w:t>
-      </w:r>
-      <w:r>
-        <w:rPr>
-          <w:rFonts w:ascii="Consolas" w:hAnsi="Consolas"/>
-          <w:b w:val="0"/>
-          <w:color w:val="000000"/>
-          <w:sz w:val="20"/>
-          <w:rFonts w:ascii="Consolas" w:hAnsi="Consolas"/>
-        </w:rPr>
-        <w:t xml:space="preserve"> </w:t>
-      </w:r>
-      <w:r>
-        <w:rPr>
-          <w:rFonts w:ascii="Consolas" w:hAnsi="Consolas"/>
-          <w:b w:val="0"/>
-          <w:color w:val="000000"/>
-          <w:sz w:val="20"/>
-          <w:rFonts w:ascii="Consolas" w:hAnsi="Consolas"/>
-        </w:rPr>
-        <w:t>-i</w:t>
-      </w:r>
-      <w:r>
-        <w:rPr>
-          <w:rFonts w:ascii="Consolas" w:hAnsi="Consolas"/>
-          <w:b w:val="0"/>
-          <w:color w:val="000000"/>
-          <w:sz w:val="20"/>
-          <w:rFonts w:ascii="Consolas" w:hAnsi="Consolas"/>
-        </w:rPr>
-        <w:t xml:space="preserve"> </w:t>
-      </w:r>
-      <w:r>
-        <w:rPr>
-          <w:rFonts w:ascii="Consolas" w:hAnsi="Consolas"/>
-          <w:b w:val="0"/>
-          <w:color w:val="000000"/>
-          <w:sz w:val="20"/>
-          <w:rFonts w:ascii="Consolas" w:hAnsi="Consolas"/>
-        </w:rPr>
-        <w:t>~/.ssh/id_ed25519</w:t>
-      </w:r>
-      <w:r>
-        <w:rPr>
-          <w:rFonts w:ascii="Consolas" w:hAnsi="Consolas"/>
-          <w:b w:val="0"/>
-          <w:color w:val="000000"/>
-          <w:sz w:val="20"/>
-          <w:rFonts w:ascii="Consolas" w:hAnsi="Consolas"/>
-        </w:rPr>
-        <w:t xml:space="preserve"> </w:t>
-      </w:r>
-      <w:r>
-        <w:rPr>
-          <w:rFonts w:ascii="Consolas" w:hAnsi="Consolas"/>
-          <w:b w:val="0"/>
-          <w:color w:val="000000"/>
-          <w:sz w:val="20"/>
-          <w:rFonts w:ascii="Consolas" w:hAnsi="Consolas"/>
-        </w:rPr>
-        <w:t>root@&lt;K8S_MASTER_IP&gt;:/etc/rancher/k3s/k3s.yaml</w:t>
-      </w:r>
-      <w:r>
-        <w:rPr>
-          <w:rFonts w:ascii="Consolas" w:hAnsi="Consolas"/>
-          <w:b w:val="0"/>
-          <w:color w:val="000000"/>
-          <w:sz w:val="20"/>
-          <w:rFonts w:ascii="Consolas" w:hAnsi="Consolas"/>
-        </w:rPr>
-        <w:t xml:space="preserve"> </w:t>
-      </w:r>
-      <w:r>
-        <w:rPr>
-          <w:rFonts w:ascii="Consolas" w:hAnsi="Consolas"/>
-          <w:b w:val="0"/>
-          <w:color w:val="000000"/>
-          <w:sz w:val="20"/>
-          <w:rFonts w:ascii="Consolas" w:hAnsi="Consolas"/>
-        </w:rPr>
-        <w:t>~/.kube/selfhosted-greeting.yaml</w:t>
-      </w:r>
-      <w:r>
-        <w:br/>
-      </w:r>
-      <w:r>
-        <w:rPr>
-          <w:rFonts w:ascii="Consolas" w:hAnsi="Consolas"/>
-          <w:b w:val="0"/>
-          <w:color w:val="4C62AF"/>
-          <w:sz w:val="20"/>
-          <w:rFonts w:ascii="Consolas" w:hAnsi="Consolas"/>
-        </w:rPr>
-        <w:t>sed</w:t>
-      </w:r>
-      <w:r>
-        <w:rPr>
-          <w:rFonts w:ascii="Consolas" w:hAnsi="Consolas"/>
-          <w:b w:val="0"/>
-          <w:color w:val="000000"/>
-          <w:sz w:val="20"/>
-          <w:rFonts w:ascii="Consolas" w:hAnsi="Consolas"/>
-        </w:rPr>
-        <w:t xml:space="preserve"> </w:t>
-      </w:r>
-      <w:r>
-        <w:rPr>
-          <w:rFonts w:ascii="Consolas" w:hAnsi="Consolas"/>
-          <w:b w:val="0"/>
-          <w:color w:val="000000"/>
-          <w:sz w:val="20"/>
-          <w:rFonts w:ascii="Consolas" w:hAnsi="Consolas"/>
-        </w:rPr>
-        <w:t>-i</w:t>
-      </w:r>
-      <w:r>
-        <w:rPr>
-          <w:rFonts w:ascii="Consolas" w:hAnsi="Consolas"/>
-          <w:b w:val="0"/>
-          <w:color w:val="000000"/>
-          <w:sz w:val="20"/>
-          <w:rFonts w:ascii="Consolas" w:hAnsi="Consolas"/>
-        </w:rPr>
-        <w:t xml:space="preserve"> </w:t>
-      </w:r>
-      <w:r>
-        <w:rPr>
-          <w:rFonts w:ascii="Consolas" w:hAnsi="Consolas"/>
-          <w:b w:val="0"/>
-          <w:color w:val="660E7A"/>
-          <w:sz w:val="20"/>
-          <w:rFonts w:ascii="Consolas" w:hAnsi="Consolas"/>
-        </w:rPr>
-        <w:t>''</w:t>
-      </w:r>
-      <w:r>
-        <w:rPr>
-          <w:rFonts w:ascii="Consolas" w:hAnsi="Consolas"/>
-          <w:b w:val="0"/>
-          <w:color w:val="000000"/>
-          <w:sz w:val="20"/>
-          <w:rFonts w:ascii="Consolas" w:hAnsi="Consolas"/>
-        </w:rPr>
-        <w:t xml:space="preserve"> </w:t>
-      </w:r>
-      <w:r>
-        <w:rPr>
-          <w:rFonts w:ascii="Consolas" w:hAnsi="Consolas"/>
-          <w:b w:val="0"/>
-          <w:color w:val="660E7A"/>
-          <w:sz w:val="20"/>
-          <w:rFonts w:ascii="Consolas" w:hAnsi="Consolas"/>
-        </w:rPr>
-        <w:t>'s/127.0.0.1/&lt;K8S_MASTER_IP&gt;/'</w:t>
-      </w:r>
-      <w:r>
-        <w:rPr>
-          <w:rFonts w:ascii="Consolas" w:hAnsi="Consolas"/>
-          <w:b w:val="0"/>
-          <w:color w:val="000000"/>
-          <w:sz w:val="20"/>
-          <w:rFonts w:ascii="Consolas" w:hAnsi="Consolas"/>
-        </w:rPr>
-        <w:t xml:space="preserve"> </w:t>
-      </w:r>
-      <w:r>
-        <w:rPr>
-          <w:rFonts w:ascii="Consolas" w:hAnsi="Consolas"/>
-          <w:b w:val="0"/>
-          <w:color w:val="000000"/>
-          <w:sz w:val="20"/>
-          <w:rFonts w:ascii="Consolas" w:hAnsi="Consolas"/>
-        </w:rPr>
-        <w:t>~/.kube/selfhosted-greeting.yaml</w:t>
-      </w:r>
-      <w:r>
-        <w:br/>
-      </w:r>
-      <w:r>
-        <w:rPr>
-          <w:rFonts w:ascii="Consolas" w:hAnsi="Consolas"/>
-          <w:b w:val="0"/>
-          <w:color w:val="4C62AF"/>
-          <w:sz w:val="20"/>
-          <w:rFonts w:ascii="Consolas" w:hAnsi="Consolas"/>
-        </w:rPr>
-        <w:t>export</w:t>
-      </w:r>
-      <w:r>
-        <w:rPr>
-          <w:rFonts w:ascii="Consolas" w:hAnsi="Consolas"/>
-          <w:b w:val="0"/>
-          <w:color w:val="000000"/>
-          <w:sz w:val="20"/>
-          <w:rFonts w:ascii="Consolas" w:hAnsi="Consolas"/>
-        </w:rPr>
-        <w:t xml:space="preserve"> </w:t>
-      </w:r>
-      <w:r>
-        <w:rPr>
-          <w:rFonts w:ascii="Consolas" w:hAnsi="Consolas"/>
-          <w:b w:val="0"/>
-          <w:color w:val="000000"/>
-          <w:sz w:val="20"/>
-          <w:rFonts w:ascii="Consolas" w:hAnsi="Consolas"/>
-        </w:rPr>
-        <w:t>KUBECONFIG=~/.kube/selfhosted-greeting.yaml</w:t>
-      </w:r>
-      <w:r>
-        <w:br/>
-      </w:r>
-      <w:r>
-        <w:rPr>
-          <w:rFonts w:ascii="Consolas" w:hAnsi="Consolas"/>
-          <w:b w:val="0"/>
-          <w:color w:val="4C62AF"/>
-          <w:sz w:val="20"/>
-          <w:rFonts w:ascii="Consolas" w:hAnsi="Consolas"/>
-        </w:rPr>
-        <w:t>kubectl</w:t>
-      </w:r>
-      <w:r>
-        <w:rPr>
-          <w:rFonts w:ascii="Consolas" w:hAnsi="Consolas"/>
-          <w:b w:val="0"/>
-          <w:color w:val="000000"/>
-          <w:sz w:val="20"/>
-          <w:rFonts w:ascii="Consolas" w:hAnsi="Consolas"/>
-        </w:rPr>
-        <w:t xml:space="preserve"> </w:t>
-      </w:r>
-      <w:r>
-        <w:rPr>
-          <w:rFonts w:ascii="Consolas" w:hAnsi="Consolas"/>
-          <w:b w:val="0"/>
-          <w:color w:val="000000"/>
-          <w:sz w:val="20"/>
-          <w:rFonts w:ascii="Consolas" w:hAnsi="Consolas"/>
-        </w:rPr>
-        <w:t>get</w:t>
-      </w:r>
-      <w:r>
-        <w:rPr>
-          <w:rFonts w:ascii="Consolas" w:hAnsi="Consolas"/>
-          <w:b w:val="0"/>
-          <w:color w:val="000000"/>
-          <w:sz w:val="20"/>
-          <w:rFonts w:ascii="Consolas" w:hAnsi="Consolas"/>
-        </w:rPr>
-        <w:t xml:space="preserve"> </w:t>
-      </w:r>
-      <w:r>
-        <w:rPr>
-          <w:rFonts w:ascii="Consolas" w:hAnsi="Consolas"/>
-          <w:b w:val="0"/>
-          <w:color w:val="000000"/>
-          <w:sz w:val="20"/>
-          <w:rFonts w:ascii="Consolas" w:hAnsi="Consolas"/>
-        </w:rPr>
-        <w:t>nodes</w:t>
-      </w:r>
-      <w:r>
-        <w:br/>
-      </w:r>
-      <w:r>
-        <w:rPr>
-          <w:rFonts w:ascii="Consolas" w:hAnsi="Consolas"/>
-          <w:b w:val="0"/>
           <w:color w:val="1995A0"/>
           <w:sz w:val="20"/>
           <w:rFonts w:ascii="Consolas" w:hAnsi="Consolas"/>
@@ -20178,6 +19808,23 @@
     <w:p/>
     <w:p>
       <w:r>
+        <w:t>K3S_URL — адрес API server главной ноды и порт 6443. K3S_TOKEN — строка из /var/lib/rancher/k3s/server/node-token. При наличии K3S_URL установщик поднимает agent (worker), а не server.</w:t>
+      </w:r>
+    </w:p>
+    <w:p/>
+    <w:p>
+      <w:r>
+        <w:t>Источник: https://docs.k3s.io/quick-start</w:t>
+      </w:r>
+    </w:p>
+    <w:p/>
+    <w:p>
+      <w:r>
+        <w:t>Цитата:</w:t>
+      </w:r>
+    </w:p>
+    <w:p>
+      <w:r>
         <w:rPr>
           <w:rFonts w:ascii="Consolas" w:hAnsi="Consolas"/>
           <w:b w:val="0"/>
@@ -20185,7 +19832,7 @@
           <w:sz w:val="20"/>
           <w:rFonts w:ascii="Consolas" w:hAnsi="Consolas"/>
         </w:rPr>
-        <w:t>Локальный ПК — Linux / Ubuntu (Terminal)</w:t>
+        <w:t>Оригинал (English)</w:t>
       </w:r>
     </w:p>
     <w:p/>
@@ -20210,51 +19857,731 @@
         <w:rPr>
           <w:rFonts w:ascii="Consolas" w:hAnsi="Consolas"/>
           <w:b w:val="0"/>
-          <w:color w:val="4C62AF"/>
-          <w:sz w:val="20"/>
-          <w:rFonts w:ascii="Consolas" w:hAnsi="Consolas"/>
-        </w:rPr>
-        <w:t>mkdir</w:t>
-      </w:r>
-      <w:r>
-        <w:rPr>
-          <w:rFonts w:ascii="Consolas" w:hAnsi="Consolas"/>
-          <w:b w:val="0"/>
-          <w:color w:val="000000"/>
-          <w:sz w:val="20"/>
-          <w:rFonts w:ascii="Consolas" w:hAnsi="Consolas"/>
-        </w:rPr>
-        <w:t xml:space="preserve"> </w:t>
-      </w:r>
-      <w:r>
-        <w:rPr>
-          <w:rFonts w:ascii="Consolas" w:hAnsi="Consolas"/>
-          <w:b w:val="0"/>
-          <w:color w:val="000000"/>
-          <w:sz w:val="20"/>
-          <w:rFonts w:ascii="Consolas" w:hAnsi="Consolas"/>
-        </w:rPr>
-        <w:t>-p</w:t>
-      </w:r>
-      <w:r>
-        <w:rPr>
-          <w:rFonts w:ascii="Consolas" w:hAnsi="Consolas"/>
-          <w:b w:val="0"/>
-          <w:color w:val="000000"/>
-          <w:sz w:val="20"/>
-          <w:rFonts w:ascii="Consolas" w:hAnsi="Consolas"/>
-        </w:rPr>
-        <w:t xml:space="preserve"> </w:t>
-      </w:r>
-      <w:r>
-        <w:rPr>
-          <w:rFonts w:ascii="Consolas" w:hAnsi="Consolas"/>
-          <w:b w:val="0"/>
-          <w:color w:val="000000"/>
-          <w:sz w:val="20"/>
-          <w:rFonts w:ascii="Consolas" w:hAnsi="Consolas"/>
-        </w:rPr>
-        <w:t>~/.kube</w:t>
+          <w:color w:val="1995A0"/>
+          <w:sz w:val="20"/>
+          <w:rFonts w:ascii="Consolas" w:hAnsi="Consolas"/>
+        </w:rPr>
+        <w:t>To</w:t>
+      </w:r>
+      <w:r>
+        <w:rPr>
+          <w:rFonts w:ascii="Consolas" w:hAnsi="Consolas"/>
+          <w:b w:val="0"/>
+          <w:color w:val="000000"/>
+          <w:sz w:val="20"/>
+          <w:rFonts w:ascii="Consolas" w:hAnsi="Consolas"/>
+        </w:rPr>
+        <w:t xml:space="preserve"> </w:t>
+      </w:r>
+      <w:r>
+        <w:rPr>
+          <w:rFonts w:ascii="Consolas" w:hAnsi="Consolas"/>
+          <w:b w:val="0"/>
+          <w:color w:val="000000"/>
+          <w:sz w:val="20"/>
+          <w:rFonts w:ascii="Consolas" w:hAnsi="Consolas"/>
+        </w:rPr>
+        <w:t>install</w:t>
+      </w:r>
+      <w:r>
+        <w:rPr>
+          <w:rFonts w:ascii="Consolas" w:hAnsi="Consolas"/>
+          <w:b w:val="0"/>
+          <w:color w:val="000000"/>
+          <w:sz w:val="20"/>
+          <w:rFonts w:ascii="Consolas" w:hAnsi="Consolas"/>
+        </w:rPr>
+        <w:t xml:space="preserve"> </w:t>
+      </w:r>
+      <w:r>
+        <w:rPr>
+          <w:rFonts w:ascii="Consolas" w:hAnsi="Consolas"/>
+          <w:b w:val="0"/>
+          <w:color w:val="000000"/>
+          <w:sz w:val="20"/>
+          <w:rFonts w:ascii="Consolas" w:hAnsi="Consolas"/>
+        </w:rPr>
+        <w:t>additional</w:t>
+      </w:r>
+      <w:r>
+        <w:rPr>
+          <w:rFonts w:ascii="Consolas" w:hAnsi="Consolas"/>
+          <w:b w:val="0"/>
+          <w:color w:val="000000"/>
+          <w:sz w:val="20"/>
+          <w:rFonts w:ascii="Consolas" w:hAnsi="Consolas"/>
+        </w:rPr>
+        <w:t xml:space="preserve"> </w:t>
+      </w:r>
+      <w:r>
+        <w:rPr>
+          <w:rFonts w:ascii="Consolas" w:hAnsi="Consolas"/>
+          <w:b w:val="0"/>
+          <w:color w:val="000000"/>
+          <w:sz w:val="20"/>
+          <w:rFonts w:ascii="Consolas" w:hAnsi="Consolas"/>
+        </w:rPr>
+        <w:t>agent</w:t>
+      </w:r>
+      <w:r>
+        <w:rPr>
+          <w:rFonts w:ascii="Consolas" w:hAnsi="Consolas"/>
+          <w:b w:val="0"/>
+          <w:color w:val="000000"/>
+          <w:sz w:val="20"/>
+          <w:rFonts w:ascii="Consolas" w:hAnsi="Consolas"/>
+        </w:rPr>
+        <w:t xml:space="preserve"> </w:t>
+      </w:r>
+      <w:r>
+        <w:rPr>
+          <w:rFonts w:ascii="Consolas" w:hAnsi="Consolas"/>
+          <w:b w:val="0"/>
+          <w:color w:val="000000"/>
+          <w:sz w:val="20"/>
+          <w:rFonts w:ascii="Consolas" w:hAnsi="Consolas"/>
+        </w:rPr>
+        <w:t>nodes</w:t>
+      </w:r>
+      <w:r>
+        <w:rPr>
+          <w:rFonts w:ascii="Consolas" w:hAnsi="Consolas"/>
+          <w:b w:val="0"/>
+          <w:color w:val="000000"/>
+          <w:sz w:val="20"/>
+          <w:rFonts w:ascii="Consolas" w:hAnsi="Consolas"/>
+        </w:rPr>
+        <w:t xml:space="preserve"> </w:t>
+      </w:r>
+      <w:r>
+        <w:rPr>
+          <w:rFonts w:ascii="Consolas" w:hAnsi="Consolas"/>
+          <w:b w:val="0"/>
+          <w:color w:val="000000"/>
+          <w:sz w:val="20"/>
+          <w:rFonts w:ascii="Consolas" w:hAnsi="Consolas"/>
+        </w:rPr>
+        <w:t>and</w:t>
+      </w:r>
+      <w:r>
+        <w:rPr>
+          <w:rFonts w:ascii="Consolas" w:hAnsi="Consolas"/>
+          <w:b w:val="0"/>
+          <w:color w:val="000000"/>
+          <w:sz w:val="20"/>
+          <w:rFonts w:ascii="Consolas" w:hAnsi="Consolas"/>
+        </w:rPr>
+        <w:t xml:space="preserve"> </w:t>
+      </w:r>
+      <w:r>
+        <w:rPr>
+          <w:rFonts w:ascii="Consolas" w:hAnsi="Consolas"/>
+          <w:b w:val="0"/>
+          <w:color w:val="000000"/>
+          <w:sz w:val="20"/>
+          <w:rFonts w:ascii="Consolas" w:hAnsi="Consolas"/>
+        </w:rPr>
+        <w:t>add</w:t>
+      </w:r>
+      <w:r>
+        <w:rPr>
+          <w:rFonts w:ascii="Consolas" w:hAnsi="Consolas"/>
+          <w:b w:val="0"/>
+          <w:color w:val="000000"/>
+          <w:sz w:val="20"/>
+          <w:rFonts w:ascii="Consolas" w:hAnsi="Consolas"/>
+        </w:rPr>
+        <w:t xml:space="preserve"> </w:t>
+      </w:r>
+      <w:r>
+        <w:rPr>
+          <w:rFonts w:ascii="Consolas" w:hAnsi="Consolas"/>
+          <w:b w:val="0"/>
+          <w:color w:val="000000"/>
+          <w:sz w:val="20"/>
+          <w:rFonts w:ascii="Consolas" w:hAnsi="Consolas"/>
+        </w:rPr>
+        <w:t>them</w:t>
+      </w:r>
+      <w:r>
+        <w:rPr>
+          <w:rFonts w:ascii="Consolas" w:hAnsi="Consolas"/>
+          <w:b w:val="0"/>
+          <w:color w:val="000000"/>
+          <w:sz w:val="20"/>
+          <w:rFonts w:ascii="Consolas" w:hAnsi="Consolas"/>
+        </w:rPr>
+        <w:t xml:space="preserve"> </w:t>
+      </w:r>
+      <w:r>
+        <w:rPr>
+          <w:rFonts w:ascii="Consolas" w:hAnsi="Consolas"/>
+          <w:b w:val="0"/>
+          <w:color w:val="000000"/>
+          <w:sz w:val="20"/>
+          <w:rFonts w:ascii="Consolas" w:hAnsi="Consolas"/>
+        </w:rPr>
+        <w:t>to</w:t>
+      </w:r>
+      <w:r>
+        <w:rPr>
+          <w:rFonts w:ascii="Consolas" w:hAnsi="Consolas"/>
+          <w:b w:val="0"/>
+          <w:color w:val="000000"/>
+          <w:sz w:val="20"/>
+          <w:rFonts w:ascii="Consolas" w:hAnsi="Consolas"/>
+        </w:rPr>
+        <w:t xml:space="preserve"> </w:t>
+      </w:r>
+      <w:r>
+        <w:rPr>
+          <w:rFonts w:ascii="Consolas" w:hAnsi="Consolas"/>
+          <w:b w:val="0"/>
+          <w:color w:val="000000"/>
+          <w:sz w:val="20"/>
+          <w:rFonts w:ascii="Consolas" w:hAnsi="Consolas"/>
+        </w:rPr>
+        <w:t>the</w:t>
+      </w:r>
+      <w:r>
+        <w:rPr>
+          <w:rFonts w:ascii="Consolas" w:hAnsi="Consolas"/>
+          <w:b w:val="0"/>
+          <w:color w:val="000000"/>
+          <w:sz w:val="20"/>
+          <w:rFonts w:ascii="Consolas" w:hAnsi="Consolas"/>
+        </w:rPr>
+        <w:t xml:space="preserve"> </w:t>
+      </w:r>
+      <w:r>
+        <w:rPr>
+          <w:rFonts w:ascii="Consolas" w:hAnsi="Consolas"/>
+          <w:b w:val="0"/>
+          <w:color w:val="000000"/>
+          <w:sz w:val="20"/>
+          <w:rFonts w:ascii="Consolas" w:hAnsi="Consolas"/>
+        </w:rPr>
+        <w:t>cluster,</w:t>
+      </w:r>
+      <w:r>
+        <w:rPr>
+          <w:rFonts w:ascii="Consolas" w:hAnsi="Consolas"/>
+          <w:b w:val="0"/>
+          <w:color w:val="000000"/>
+          <w:sz w:val="20"/>
+          <w:rFonts w:ascii="Consolas" w:hAnsi="Consolas"/>
+        </w:rPr>
+        <w:t xml:space="preserve"> </w:t>
+      </w:r>
+      <w:r>
+        <w:rPr>
+          <w:rFonts w:ascii="Consolas" w:hAnsi="Consolas"/>
+          <w:b w:val="0"/>
+          <w:color w:val="000000"/>
+          <w:sz w:val="20"/>
+          <w:rFonts w:ascii="Consolas" w:hAnsi="Consolas"/>
+        </w:rPr>
+        <w:t>run</w:t>
+      </w:r>
+      <w:r>
+        <w:rPr>
+          <w:rFonts w:ascii="Consolas" w:hAnsi="Consolas"/>
+          <w:b w:val="0"/>
+          <w:color w:val="000000"/>
+          <w:sz w:val="20"/>
+          <w:rFonts w:ascii="Consolas" w:hAnsi="Consolas"/>
+        </w:rPr>
+        <w:t xml:space="preserve"> </w:t>
+      </w:r>
+      <w:r>
+        <w:rPr>
+          <w:rFonts w:ascii="Consolas" w:hAnsi="Consolas"/>
+          <w:b w:val="0"/>
+          <w:color w:val="000000"/>
+          <w:sz w:val="20"/>
+          <w:rFonts w:ascii="Consolas" w:hAnsi="Consolas"/>
+        </w:rPr>
+        <w:t>the</w:t>
+      </w:r>
+      <w:r>
+        <w:rPr>
+          <w:rFonts w:ascii="Consolas" w:hAnsi="Consolas"/>
+          <w:b w:val="0"/>
+          <w:color w:val="000000"/>
+          <w:sz w:val="20"/>
+          <w:rFonts w:ascii="Consolas" w:hAnsi="Consolas"/>
+        </w:rPr>
+        <w:t xml:space="preserve"> </w:t>
+      </w:r>
+      <w:r>
+        <w:rPr>
+          <w:rFonts w:ascii="Consolas" w:hAnsi="Consolas"/>
+          <w:b w:val="0"/>
+          <w:color w:val="000000"/>
+          <w:sz w:val="20"/>
+          <w:rFonts w:ascii="Consolas" w:hAnsi="Consolas"/>
+        </w:rPr>
+        <w:t>installation</w:t>
+      </w:r>
+      <w:r>
+        <w:rPr>
+          <w:rFonts w:ascii="Consolas" w:hAnsi="Consolas"/>
+          <w:b w:val="0"/>
+          <w:color w:val="000000"/>
+          <w:sz w:val="20"/>
+          <w:rFonts w:ascii="Consolas" w:hAnsi="Consolas"/>
+        </w:rPr>
+        <w:t xml:space="preserve"> </w:t>
+      </w:r>
+      <w:r>
+        <w:rPr>
+          <w:rFonts w:ascii="Consolas" w:hAnsi="Consolas"/>
+          <w:b w:val="0"/>
+          <w:color w:val="000000"/>
+          <w:sz w:val="20"/>
+          <w:rFonts w:ascii="Consolas" w:hAnsi="Consolas"/>
+        </w:rPr>
+        <w:t>script</w:t>
+      </w:r>
+      <w:r>
+        <w:rPr>
+          <w:rFonts w:ascii="Consolas" w:hAnsi="Consolas"/>
+          <w:b w:val="0"/>
+          <w:color w:val="000000"/>
+          <w:sz w:val="20"/>
+          <w:rFonts w:ascii="Consolas" w:hAnsi="Consolas"/>
+        </w:rPr>
+        <w:t xml:space="preserve"> </w:t>
+      </w:r>
+      <w:r>
+        <w:rPr>
+          <w:rFonts w:ascii="Consolas" w:hAnsi="Consolas"/>
+          <w:b w:val="0"/>
+          <w:color w:val="000000"/>
+          <w:sz w:val="20"/>
+          <w:rFonts w:ascii="Consolas" w:hAnsi="Consolas"/>
+        </w:rPr>
+        <w:t>with</w:t>
+      </w:r>
+      <w:r>
+        <w:rPr>
+          <w:rFonts w:ascii="Consolas" w:hAnsi="Consolas"/>
+          <w:b w:val="0"/>
+          <w:color w:val="000000"/>
+          <w:sz w:val="20"/>
+          <w:rFonts w:ascii="Consolas" w:hAnsi="Consolas"/>
+        </w:rPr>
+        <w:t xml:space="preserve"> </w:t>
+      </w:r>
+      <w:r>
+        <w:rPr>
+          <w:rFonts w:ascii="Consolas" w:hAnsi="Consolas"/>
+          <w:b w:val="0"/>
+          <w:color w:val="000000"/>
+          <w:sz w:val="20"/>
+          <w:rFonts w:ascii="Consolas" w:hAnsi="Consolas"/>
+        </w:rPr>
+        <w:t>the</w:t>
+      </w:r>
+      <w:r>
+        <w:rPr>
+          <w:rFonts w:ascii="Consolas" w:hAnsi="Consolas"/>
+          <w:b w:val="0"/>
+          <w:color w:val="000000"/>
+          <w:sz w:val="20"/>
+          <w:rFonts w:ascii="Consolas" w:hAnsi="Consolas"/>
+        </w:rPr>
+        <w:t xml:space="preserve"> </w:t>
+      </w:r>
+      <w:r>
+        <w:rPr>
+          <w:rFonts w:ascii="Consolas" w:hAnsi="Consolas"/>
+          <w:b w:val="0"/>
+          <w:color w:val="000000"/>
+          <w:sz w:val="20"/>
+          <w:rFonts w:ascii="Consolas" w:hAnsi="Consolas"/>
+        </w:rPr>
+        <w:t>K3S_URL</w:t>
+      </w:r>
+      <w:r>
+        <w:rPr>
+          <w:rFonts w:ascii="Consolas" w:hAnsi="Consolas"/>
+          <w:b w:val="0"/>
+          <w:color w:val="000000"/>
+          <w:sz w:val="20"/>
+          <w:rFonts w:ascii="Consolas" w:hAnsi="Consolas"/>
+        </w:rPr>
+        <w:t xml:space="preserve"> </w:t>
+      </w:r>
+      <w:r>
+        <w:rPr>
+          <w:rFonts w:ascii="Consolas" w:hAnsi="Consolas"/>
+          <w:b w:val="0"/>
+          <w:color w:val="000000"/>
+          <w:sz w:val="20"/>
+          <w:rFonts w:ascii="Consolas" w:hAnsi="Consolas"/>
+        </w:rPr>
+        <w:t>and</w:t>
+      </w:r>
+      <w:r>
+        <w:rPr>
+          <w:rFonts w:ascii="Consolas" w:hAnsi="Consolas"/>
+          <w:b w:val="0"/>
+          <w:color w:val="000000"/>
+          <w:sz w:val="20"/>
+          <w:rFonts w:ascii="Consolas" w:hAnsi="Consolas"/>
+        </w:rPr>
+        <w:t xml:space="preserve"> </w:t>
+      </w:r>
+      <w:r>
+        <w:rPr>
+          <w:rFonts w:ascii="Consolas" w:hAnsi="Consolas"/>
+          <w:b w:val="0"/>
+          <w:color w:val="000000"/>
+          <w:sz w:val="20"/>
+          <w:rFonts w:ascii="Consolas" w:hAnsi="Consolas"/>
+        </w:rPr>
+        <w:t>K3S_TOKEN</w:t>
+      </w:r>
+      <w:r>
+        <w:rPr>
+          <w:rFonts w:ascii="Consolas" w:hAnsi="Consolas"/>
+          <w:b w:val="0"/>
+          <w:color w:val="000000"/>
+          <w:sz w:val="20"/>
+          <w:rFonts w:ascii="Consolas" w:hAnsi="Consolas"/>
+        </w:rPr>
+        <w:t xml:space="preserve"> </w:t>
+      </w:r>
+      <w:r>
+        <w:rPr>
+          <w:rFonts w:ascii="Consolas" w:hAnsi="Consolas"/>
+          <w:b w:val="0"/>
+          <w:color w:val="000000"/>
+          <w:sz w:val="20"/>
+          <w:rFonts w:ascii="Consolas" w:hAnsi="Consolas"/>
+        </w:rPr>
+        <w:t>environment</w:t>
+      </w:r>
+      <w:r>
+        <w:rPr>
+          <w:rFonts w:ascii="Consolas" w:hAnsi="Consolas"/>
+          <w:b w:val="0"/>
+          <w:color w:val="000000"/>
+          <w:sz w:val="20"/>
+          <w:rFonts w:ascii="Consolas" w:hAnsi="Consolas"/>
+        </w:rPr>
+        <w:t xml:space="preserve"> </w:t>
+      </w:r>
+      <w:r>
+        <w:rPr>
+          <w:rFonts w:ascii="Consolas" w:hAnsi="Consolas"/>
+          <w:b w:val="0"/>
+          <w:color w:val="000000"/>
+          <w:sz w:val="20"/>
+          <w:rFonts w:ascii="Consolas" w:hAnsi="Consolas"/>
+        </w:rPr>
+        <w:t>variables.</w:t>
+      </w:r>
+      <w:r>
+        <w:rPr>
+          <w:rFonts w:ascii="Consolas" w:hAnsi="Consolas"/>
+          <w:b w:val="0"/>
+          <w:color w:val="000000"/>
+          <w:sz w:val="20"/>
+          <w:rFonts w:ascii="Consolas" w:hAnsi="Consolas"/>
+        </w:rPr>
+        <w:t xml:space="preserve"> </w:t>
+      </w:r>
+      <w:r>
+        <w:rPr>
+          <w:rFonts w:ascii="Consolas" w:hAnsi="Consolas"/>
+          <w:b w:val="0"/>
+          <w:color w:val="000000"/>
+          <w:sz w:val="20"/>
+          <w:rFonts w:ascii="Consolas" w:hAnsi="Consolas"/>
+        </w:rPr>
+        <w:t>...</w:t>
+      </w:r>
+      <w:r>
+        <w:rPr>
+          <w:rFonts w:ascii="Consolas" w:hAnsi="Consolas"/>
+          <w:b w:val="0"/>
+          <w:color w:val="000000"/>
+          <w:sz w:val="20"/>
+          <w:rFonts w:ascii="Consolas" w:hAnsi="Consolas"/>
+        </w:rPr>
+        <w:t xml:space="preserve"> </w:t>
+      </w:r>
+      <w:r>
+        <w:rPr>
+          <w:rFonts w:ascii="Consolas" w:hAnsi="Consolas"/>
+          <w:b w:val="0"/>
+          <w:color w:val="000000"/>
+          <w:sz w:val="20"/>
+          <w:rFonts w:ascii="Consolas" w:hAnsi="Consolas"/>
+        </w:rPr>
+        <w:t>The</w:t>
+      </w:r>
+      <w:r>
+        <w:rPr>
+          <w:rFonts w:ascii="Consolas" w:hAnsi="Consolas"/>
+          <w:b w:val="0"/>
+          <w:color w:val="000000"/>
+          <w:sz w:val="20"/>
+          <w:rFonts w:ascii="Consolas" w:hAnsi="Consolas"/>
+        </w:rPr>
+        <w:t xml:space="preserve"> </w:t>
+      </w:r>
+      <w:r>
+        <w:rPr>
+          <w:rFonts w:ascii="Consolas" w:hAnsi="Consolas"/>
+          <w:b w:val="0"/>
+          <w:color w:val="000000"/>
+          <w:sz w:val="20"/>
+          <w:rFonts w:ascii="Consolas" w:hAnsi="Consolas"/>
+        </w:rPr>
+        <w:t>value</w:t>
+      </w:r>
+      <w:r>
+        <w:rPr>
+          <w:rFonts w:ascii="Consolas" w:hAnsi="Consolas"/>
+          <w:b w:val="0"/>
+          <w:color w:val="000000"/>
+          <w:sz w:val="20"/>
+          <w:rFonts w:ascii="Consolas" w:hAnsi="Consolas"/>
+        </w:rPr>
+        <w:t xml:space="preserve"> </w:t>
+      </w:r>
+      <w:r>
+        <w:rPr>
+          <w:rFonts w:ascii="Consolas" w:hAnsi="Consolas"/>
+          <w:b w:val="0"/>
+          <w:color w:val="000000"/>
+          <w:sz w:val="20"/>
+          <w:rFonts w:ascii="Consolas" w:hAnsi="Consolas"/>
+        </w:rPr>
+        <w:t>to</w:t>
+      </w:r>
+      <w:r>
+        <w:rPr>
+          <w:rFonts w:ascii="Consolas" w:hAnsi="Consolas"/>
+          <w:b w:val="0"/>
+          <w:color w:val="000000"/>
+          <w:sz w:val="20"/>
+          <w:rFonts w:ascii="Consolas" w:hAnsi="Consolas"/>
+        </w:rPr>
+        <w:t xml:space="preserve"> </w:t>
+      </w:r>
+      <w:r>
+        <w:rPr>
+          <w:rFonts w:ascii="Consolas" w:hAnsi="Consolas"/>
+          <w:b w:val="0"/>
+          <w:color w:val="000000"/>
+          <w:sz w:val="20"/>
+          <w:rFonts w:ascii="Consolas" w:hAnsi="Consolas"/>
+        </w:rPr>
+        <w:t>use</w:t>
+      </w:r>
+      <w:r>
+        <w:rPr>
+          <w:rFonts w:ascii="Consolas" w:hAnsi="Consolas"/>
+          <w:b w:val="0"/>
+          <w:color w:val="000000"/>
+          <w:sz w:val="20"/>
+          <w:rFonts w:ascii="Consolas" w:hAnsi="Consolas"/>
+        </w:rPr>
+        <w:t xml:space="preserve"> </w:t>
+      </w:r>
+      <w:r>
+        <w:rPr>
+          <w:rFonts w:ascii="Consolas" w:hAnsi="Consolas"/>
+          <w:b w:val="0"/>
+          <w:color w:val="000000"/>
+          <w:sz w:val="20"/>
+          <w:rFonts w:ascii="Consolas" w:hAnsi="Consolas"/>
+        </w:rPr>
+        <w:t>for</w:t>
+      </w:r>
+      <w:r>
+        <w:rPr>
+          <w:rFonts w:ascii="Consolas" w:hAnsi="Consolas"/>
+          <w:b w:val="0"/>
+          <w:color w:val="000000"/>
+          <w:sz w:val="20"/>
+          <w:rFonts w:ascii="Consolas" w:hAnsi="Consolas"/>
+        </w:rPr>
+        <w:t xml:space="preserve"> </w:t>
+      </w:r>
+      <w:r>
+        <w:rPr>
+          <w:rFonts w:ascii="Consolas" w:hAnsi="Consolas"/>
+          <w:b w:val="0"/>
+          <w:color w:val="000000"/>
+          <w:sz w:val="20"/>
+          <w:rFonts w:ascii="Consolas" w:hAnsi="Consolas"/>
+        </w:rPr>
+        <w:t>K3S_TOKEN</w:t>
+      </w:r>
+      <w:r>
+        <w:rPr>
+          <w:rFonts w:ascii="Consolas" w:hAnsi="Consolas"/>
+          <w:b w:val="0"/>
+          <w:color w:val="000000"/>
+          <w:sz w:val="20"/>
+          <w:rFonts w:ascii="Consolas" w:hAnsi="Consolas"/>
+        </w:rPr>
+        <w:t xml:space="preserve"> </w:t>
+      </w:r>
+      <w:r>
+        <w:rPr>
+          <w:rFonts w:ascii="Consolas" w:hAnsi="Consolas"/>
+          <w:b w:val="0"/>
+          <w:color w:val="000000"/>
+          <w:sz w:val="20"/>
+          <w:rFonts w:ascii="Consolas" w:hAnsi="Consolas"/>
+        </w:rPr>
+        <w:t>is</w:t>
+      </w:r>
+      <w:r>
+        <w:rPr>
+          <w:rFonts w:ascii="Consolas" w:hAnsi="Consolas"/>
+          <w:b w:val="0"/>
+          <w:color w:val="000000"/>
+          <w:sz w:val="20"/>
+          <w:rFonts w:ascii="Consolas" w:hAnsi="Consolas"/>
+        </w:rPr>
+        <w:t xml:space="preserve"> </w:t>
+      </w:r>
+      <w:r>
+        <w:rPr>
+          <w:rFonts w:ascii="Consolas" w:hAnsi="Consolas"/>
+          <w:b w:val="0"/>
+          <w:color w:val="000000"/>
+          <w:sz w:val="20"/>
+          <w:rFonts w:ascii="Consolas" w:hAnsi="Consolas"/>
+        </w:rPr>
+        <w:t>stored</w:t>
+      </w:r>
+      <w:r>
+        <w:rPr>
+          <w:rFonts w:ascii="Consolas" w:hAnsi="Consolas"/>
+          <w:b w:val="0"/>
+          <w:color w:val="000000"/>
+          <w:sz w:val="20"/>
+          <w:rFonts w:ascii="Consolas" w:hAnsi="Consolas"/>
+        </w:rPr>
+        <w:t xml:space="preserve"> </w:t>
+      </w:r>
+      <w:r>
+        <w:rPr>
+          <w:rFonts w:ascii="Consolas" w:hAnsi="Consolas"/>
+          <w:b w:val="0"/>
+          <w:color w:val="000000"/>
+          <w:sz w:val="20"/>
+          <w:rFonts w:ascii="Consolas" w:hAnsi="Consolas"/>
+        </w:rPr>
+        <w:t>at</w:t>
+      </w:r>
+      <w:r>
+        <w:rPr>
+          <w:rFonts w:ascii="Consolas" w:hAnsi="Consolas"/>
+          <w:b w:val="0"/>
+          <w:color w:val="000000"/>
+          <w:sz w:val="20"/>
+          <w:rFonts w:ascii="Consolas" w:hAnsi="Consolas"/>
+        </w:rPr>
+        <w:t xml:space="preserve"> </w:t>
+      </w:r>
+      <w:r>
+        <w:rPr>
+          <w:rFonts w:ascii="Consolas" w:hAnsi="Consolas"/>
+          <w:b w:val="0"/>
+          <w:color w:val="000000"/>
+          <w:sz w:val="20"/>
+          <w:rFonts w:ascii="Consolas" w:hAnsi="Consolas"/>
+        </w:rPr>
+        <w:t>/var/lib/rancher/k3s/server/node-token</w:t>
+      </w:r>
+      <w:r>
+        <w:rPr>
+          <w:rFonts w:ascii="Consolas" w:hAnsi="Consolas"/>
+          <w:b w:val="0"/>
+          <w:color w:val="000000"/>
+          <w:sz w:val="20"/>
+          <w:rFonts w:ascii="Consolas" w:hAnsi="Consolas"/>
+        </w:rPr>
+        <w:t xml:space="preserve"> </w:t>
+      </w:r>
+      <w:r>
+        <w:rPr>
+          <w:rFonts w:ascii="Consolas" w:hAnsi="Consolas"/>
+          <w:b w:val="0"/>
+          <w:color w:val="000000"/>
+          <w:sz w:val="20"/>
+          <w:rFonts w:ascii="Consolas" w:hAnsi="Consolas"/>
+        </w:rPr>
+        <w:t>on</w:t>
+      </w:r>
+      <w:r>
+        <w:rPr>
+          <w:rFonts w:ascii="Consolas" w:hAnsi="Consolas"/>
+          <w:b w:val="0"/>
+          <w:color w:val="000000"/>
+          <w:sz w:val="20"/>
+          <w:rFonts w:ascii="Consolas" w:hAnsi="Consolas"/>
+        </w:rPr>
+        <w:t xml:space="preserve"> </w:t>
+      </w:r>
+      <w:r>
+        <w:rPr>
+          <w:rFonts w:ascii="Consolas" w:hAnsi="Consolas"/>
+          <w:b w:val="0"/>
+          <w:color w:val="000000"/>
+          <w:sz w:val="20"/>
+          <w:rFonts w:ascii="Consolas" w:hAnsi="Consolas"/>
+        </w:rPr>
+        <w:t>your</w:t>
+      </w:r>
+      <w:r>
+        <w:rPr>
+          <w:rFonts w:ascii="Consolas" w:hAnsi="Consolas"/>
+          <w:b w:val="0"/>
+          <w:color w:val="000000"/>
+          <w:sz w:val="20"/>
+          <w:rFonts w:ascii="Consolas" w:hAnsi="Consolas"/>
+        </w:rPr>
+        <w:t xml:space="preserve"> </w:t>
+      </w:r>
+      <w:r>
+        <w:rPr>
+          <w:rFonts w:ascii="Consolas" w:hAnsi="Consolas"/>
+          <w:b w:val="0"/>
+          <w:color w:val="000000"/>
+          <w:sz w:val="20"/>
+          <w:rFonts w:ascii="Consolas" w:hAnsi="Consolas"/>
+        </w:rPr>
+        <w:t>server</w:t>
+      </w:r>
+      <w:r>
+        <w:rPr>
+          <w:rFonts w:ascii="Consolas" w:hAnsi="Consolas"/>
+          <w:b w:val="0"/>
+          <w:color w:val="000000"/>
+          <w:sz w:val="20"/>
+          <w:rFonts w:ascii="Consolas" w:hAnsi="Consolas"/>
+        </w:rPr>
+        <w:t xml:space="preserve"> </w:t>
+      </w:r>
+      <w:r>
+        <w:rPr>
+          <w:rFonts w:ascii="Consolas" w:hAnsi="Consolas"/>
+          <w:b w:val="0"/>
+          <w:color w:val="000000"/>
+          <w:sz w:val="20"/>
+          <w:rFonts w:ascii="Consolas" w:hAnsi="Consolas"/>
+        </w:rPr>
+        <w:t>node.</w:t>
       </w:r>
       <w:r>
         <w:br/>
@@ -20263,91 +20590,46 @@
         <w:rPr>
           <w:rFonts w:ascii="Consolas" w:hAnsi="Consolas"/>
           <w:b w:val="0"/>
-          <w:color w:val="4C62AF"/>
-          <w:sz w:val="20"/>
-          <w:rFonts w:ascii="Consolas" w:hAnsi="Consolas"/>
-        </w:rPr>
-        <w:t>scp</w:t>
-      </w:r>
-      <w:r>
-        <w:rPr>
-          <w:rFonts w:ascii="Consolas" w:hAnsi="Consolas"/>
-          <w:b w:val="0"/>
-          <w:color w:val="000000"/>
-          <w:sz w:val="20"/>
-          <w:rFonts w:ascii="Consolas" w:hAnsi="Consolas"/>
-        </w:rPr>
-        <w:t xml:space="preserve"> </w:t>
-      </w:r>
-      <w:r>
-        <w:rPr>
-          <w:rFonts w:ascii="Consolas" w:hAnsi="Consolas"/>
-          <w:b w:val="0"/>
-          <w:color w:val="000000"/>
-          <w:sz w:val="20"/>
-          <w:rFonts w:ascii="Consolas" w:hAnsi="Consolas"/>
-        </w:rPr>
-        <w:t>-i</w:t>
-      </w:r>
-      <w:r>
-        <w:rPr>
-          <w:rFonts w:ascii="Consolas" w:hAnsi="Consolas"/>
-          <w:b w:val="0"/>
-          <w:color w:val="000000"/>
-          <w:sz w:val="20"/>
-          <w:rFonts w:ascii="Consolas" w:hAnsi="Consolas"/>
-        </w:rPr>
-        <w:t xml:space="preserve"> </w:t>
-      </w:r>
-      <w:r>
-        <w:rPr>
-          <w:rFonts w:ascii="Consolas" w:hAnsi="Consolas"/>
-          <w:b w:val="0"/>
-          <w:color w:val="000000"/>
-          <w:sz w:val="20"/>
-          <w:rFonts w:ascii="Consolas" w:hAnsi="Consolas"/>
-        </w:rPr>
-        <w:t>~/.ssh/id_ed25519</w:t>
-      </w:r>
-      <w:r>
-        <w:rPr>
-          <w:rFonts w:ascii="Consolas" w:hAnsi="Consolas"/>
-          <w:b w:val="0"/>
-          <w:color w:val="000000"/>
-          <w:sz w:val="20"/>
-          <w:rFonts w:ascii="Consolas" w:hAnsi="Consolas"/>
-        </w:rPr>
-        <w:t xml:space="preserve"> </w:t>
-      </w:r>
-      <w:r>
-        <w:rPr>
-          <w:rFonts w:ascii="Consolas" w:hAnsi="Consolas"/>
-          <w:b w:val="0"/>
-          <w:color w:val="000000"/>
-          <w:sz w:val="20"/>
-          <w:rFonts w:ascii="Consolas" w:hAnsi="Consolas"/>
-        </w:rPr>
-        <w:t>root@&lt;K8S_MASTER_IP&gt;:/etc/rancher/k3s/k3s.yaml</w:t>
-      </w:r>
-      <w:r>
-        <w:rPr>
-          <w:rFonts w:ascii="Consolas" w:hAnsi="Consolas"/>
-          <w:b w:val="0"/>
-          <w:color w:val="000000"/>
-          <w:sz w:val="20"/>
-          <w:rFonts w:ascii="Consolas" w:hAnsi="Consolas"/>
-        </w:rPr>
-        <w:t xml:space="preserve"> </w:t>
-      </w:r>
-      <w:r>
-        <w:rPr>
-          <w:rFonts w:ascii="Consolas" w:hAnsi="Consolas"/>
-          <w:b w:val="0"/>
-          <w:color w:val="000000"/>
-          <w:sz w:val="20"/>
-          <w:rFonts w:ascii="Consolas" w:hAnsi="Consolas"/>
-        </w:rPr>
-        <w:t>~/.kube/selfhosted-greeting.yaml</w:t>
+          <w:color w:val="1995A0"/>
+          <w:sz w:val="20"/>
+          <w:rFonts w:ascii="Consolas" w:hAnsi="Consolas"/>
+        </w:rPr>
+        <w:t>-----------------------------------------------------------------------</w:t>
+      </w:r>
+    </w:p>
+    <w:p/>
+    <w:p/>
+    <w:p>
+      <w:r>
+        <w:t>Перевод:</w:t>
+      </w:r>
+    </w:p>
+    <w:p>
+      <w:r>
+        <w:rPr>
+          <w:rFonts w:ascii="Consolas" w:hAnsi="Consolas"/>
+          <w:b w:val="0"/>
+          <w:color w:val="00B0F0"/>
+          <w:sz w:val="20"/>
+          <w:rFonts w:ascii="Consolas" w:hAnsi="Consolas"/>
+        </w:rPr>
+        <w:t>Перевод на русский</w:t>
+      </w:r>
+    </w:p>
+    <w:p/>
+    <w:p>
+      <w:pPr>
+        <w:shd w:val="clear" w:color="auto" w:fill="E7E6E6"/>
+      </w:pPr>
+      <w:r>
+        <w:rPr>
+          <w:rFonts w:ascii="Consolas" w:hAnsi="Consolas"/>
+          <w:b w:val="0"/>
+          <w:color w:val="1995A0"/>
+          <w:sz w:val="20"/>
+          <w:rFonts w:ascii="Consolas" w:hAnsi="Consolas"/>
+        </w:rPr>
+        <w:t>-----------------------------------------------------------------------</w:t>
       </w:r>
       <w:r>
         <w:br/>
@@ -20356,71 +20638,351 @@
         <w:rPr>
           <w:rFonts w:ascii="Consolas" w:hAnsi="Consolas"/>
           <w:b w:val="0"/>
-          <w:color w:val="4C62AF"/>
-          <w:sz w:val="20"/>
-          <w:rFonts w:ascii="Consolas" w:hAnsi="Consolas"/>
-        </w:rPr>
-        <w:t>sed</w:t>
-      </w:r>
-      <w:r>
-        <w:rPr>
-          <w:rFonts w:ascii="Consolas" w:hAnsi="Consolas"/>
-          <w:b w:val="0"/>
-          <w:color w:val="000000"/>
-          <w:sz w:val="20"/>
-          <w:rFonts w:ascii="Consolas" w:hAnsi="Consolas"/>
-        </w:rPr>
-        <w:t xml:space="preserve"> </w:t>
-      </w:r>
-      <w:r>
-        <w:rPr>
-          <w:rFonts w:ascii="Consolas" w:hAnsi="Consolas"/>
-          <w:b w:val="0"/>
-          <w:color w:val="000000"/>
-          <w:sz w:val="20"/>
-          <w:rFonts w:ascii="Consolas" w:hAnsi="Consolas"/>
-        </w:rPr>
-        <w:t>-i</w:t>
-      </w:r>
-      <w:r>
-        <w:rPr>
-          <w:rFonts w:ascii="Consolas" w:hAnsi="Consolas"/>
-          <w:b w:val="0"/>
-          <w:color w:val="000000"/>
-          <w:sz w:val="20"/>
-          <w:rFonts w:ascii="Consolas" w:hAnsi="Consolas"/>
-        </w:rPr>
-        <w:t xml:space="preserve"> </w:t>
-      </w:r>
-      <w:r>
-        <w:rPr>
-          <w:rFonts w:ascii="Consolas" w:hAnsi="Consolas"/>
-          <w:b w:val="0"/>
-          <w:color w:val="660E7A"/>
-          <w:sz w:val="20"/>
-          <w:rFonts w:ascii="Consolas" w:hAnsi="Consolas"/>
-        </w:rPr>
-        <w:t>'s/127.0.0.1/&lt;K8S_MASTER_IP&gt;/'</w:t>
-      </w:r>
-      <w:r>
-        <w:rPr>
-          <w:rFonts w:ascii="Consolas" w:hAnsi="Consolas"/>
-          <w:b w:val="0"/>
-          <w:color w:val="000000"/>
-          <w:sz w:val="20"/>
-          <w:rFonts w:ascii="Consolas" w:hAnsi="Consolas"/>
-        </w:rPr>
-        <w:t xml:space="preserve"> </w:t>
-      </w:r>
-      <w:r>
-        <w:rPr>
-          <w:rFonts w:ascii="Consolas" w:hAnsi="Consolas"/>
-          <w:b w:val="0"/>
-          <w:color w:val="000000"/>
-          <w:sz w:val="20"/>
-          <w:rFonts w:ascii="Consolas" w:hAnsi="Consolas"/>
-        </w:rPr>
-        <w:t>~/.kube/selfhosted-greeting.yaml</w:t>
+          <w:color w:val="1995A0"/>
+          <w:sz w:val="20"/>
+          <w:rFonts w:ascii="Consolas" w:hAnsi="Consolas"/>
+        </w:rPr>
+        <w:t>Чтобы</w:t>
+      </w:r>
+      <w:r>
+        <w:rPr>
+          <w:rFonts w:ascii="Consolas" w:hAnsi="Consolas"/>
+          <w:b w:val="0"/>
+          <w:color w:val="000000"/>
+          <w:sz w:val="20"/>
+          <w:rFonts w:ascii="Consolas" w:hAnsi="Consolas"/>
+        </w:rPr>
+        <w:t xml:space="preserve"> </w:t>
+      </w:r>
+      <w:r>
+        <w:rPr>
+          <w:rFonts w:ascii="Consolas" w:hAnsi="Consolas"/>
+          <w:b w:val="0"/>
+          <w:color w:val="000000"/>
+          <w:sz w:val="20"/>
+          <w:rFonts w:ascii="Consolas" w:hAnsi="Consolas"/>
+        </w:rPr>
+        <w:t>добавить</w:t>
+      </w:r>
+      <w:r>
+        <w:rPr>
+          <w:rFonts w:ascii="Consolas" w:hAnsi="Consolas"/>
+          <w:b w:val="0"/>
+          <w:color w:val="000000"/>
+          <w:sz w:val="20"/>
+          <w:rFonts w:ascii="Consolas" w:hAnsi="Consolas"/>
+        </w:rPr>
+        <w:t xml:space="preserve"> </w:t>
+      </w:r>
+      <w:r>
+        <w:rPr>
+          <w:rFonts w:ascii="Consolas" w:hAnsi="Consolas"/>
+          <w:b w:val="0"/>
+          <w:color w:val="000000"/>
+          <w:sz w:val="20"/>
+          <w:rFonts w:ascii="Consolas" w:hAnsi="Consolas"/>
+        </w:rPr>
+        <w:t>agent-ноды,</w:t>
+      </w:r>
+      <w:r>
+        <w:rPr>
+          <w:rFonts w:ascii="Consolas" w:hAnsi="Consolas"/>
+          <w:b w:val="0"/>
+          <w:color w:val="000000"/>
+          <w:sz w:val="20"/>
+          <w:rFonts w:ascii="Consolas" w:hAnsi="Consolas"/>
+        </w:rPr>
+        <w:t xml:space="preserve"> </w:t>
+      </w:r>
+      <w:r>
+        <w:rPr>
+          <w:rFonts w:ascii="Consolas" w:hAnsi="Consolas"/>
+          <w:b w:val="0"/>
+          <w:color w:val="000000"/>
+          <w:sz w:val="20"/>
+          <w:rFonts w:ascii="Consolas" w:hAnsi="Consolas"/>
+        </w:rPr>
+        <w:t>запустите</w:t>
+      </w:r>
+      <w:r>
+        <w:rPr>
+          <w:rFonts w:ascii="Consolas" w:hAnsi="Consolas"/>
+          <w:b w:val="0"/>
+          <w:color w:val="000000"/>
+          <w:sz w:val="20"/>
+          <w:rFonts w:ascii="Consolas" w:hAnsi="Consolas"/>
+        </w:rPr>
+        <w:t xml:space="preserve"> </w:t>
+      </w:r>
+      <w:r>
+        <w:rPr>
+          <w:rFonts w:ascii="Consolas" w:hAnsi="Consolas"/>
+          <w:b w:val="0"/>
+          <w:color w:val="000000"/>
+          <w:sz w:val="20"/>
+          <w:rFonts w:ascii="Consolas" w:hAnsi="Consolas"/>
+        </w:rPr>
+        <w:t>установочный</w:t>
+      </w:r>
+      <w:r>
+        <w:rPr>
+          <w:rFonts w:ascii="Consolas" w:hAnsi="Consolas"/>
+          <w:b w:val="0"/>
+          <w:color w:val="000000"/>
+          <w:sz w:val="20"/>
+          <w:rFonts w:ascii="Consolas" w:hAnsi="Consolas"/>
+        </w:rPr>
+        <w:t xml:space="preserve"> </w:t>
+      </w:r>
+      <w:r>
+        <w:rPr>
+          <w:rFonts w:ascii="Consolas" w:hAnsi="Consolas"/>
+          <w:b w:val="0"/>
+          <w:color w:val="000000"/>
+          <w:sz w:val="20"/>
+          <w:rFonts w:ascii="Consolas" w:hAnsi="Consolas"/>
+        </w:rPr>
+        <w:t>скрипт</w:t>
+      </w:r>
+      <w:r>
+        <w:rPr>
+          <w:rFonts w:ascii="Consolas" w:hAnsi="Consolas"/>
+          <w:b w:val="0"/>
+          <w:color w:val="000000"/>
+          <w:sz w:val="20"/>
+          <w:rFonts w:ascii="Consolas" w:hAnsi="Consolas"/>
+        </w:rPr>
+        <w:t xml:space="preserve"> </w:t>
+      </w:r>
+      <w:r>
+        <w:rPr>
+          <w:rFonts w:ascii="Consolas" w:hAnsi="Consolas"/>
+          <w:b w:val="0"/>
+          <w:color w:val="000000"/>
+          <w:sz w:val="20"/>
+          <w:rFonts w:ascii="Consolas" w:hAnsi="Consolas"/>
+        </w:rPr>
+        <w:t>с</w:t>
+      </w:r>
+      <w:r>
+        <w:rPr>
+          <w:rFonts w:ascii="Consolas" w:hAnsi="Consolas"/>
+          <w:b w:val="0"/>
+          <w:color w:val="000000"/>
+          <w:sz w:val="20"/>
+          <w:rFonts w:ascii="Consolas" w:hAnsi="Consolas"/>
+        </w:rPr>
+        <w:t xml:space="preserve"> </w:t>
+      </w:r>
+      <w:r>
+        <w:rPr>
+          <w:rFonts w:ascii="Consolas" w:hAnsi="Consolas"/>
+          <w:b w:val="0"/>
+          <w:color w:val="000000"/>
+          <w:sz w:val="20"/>
+          <w:rFonts w:ascii="Consolas" w:hAnsi="Consolas"/>
+        </w:rPr>
+        <w:t>переменными</w:t>
+      </w:r>
+      <w:r>
+        <w:rPr>
+          <w:rFonts w:ascii="Consolas" w:hAnsi="Consolas"/>
+          <w:b w:val="0"/>
+          <w:color w:val="000000"/>
+          <w:sz w:val="20"/>
+          <w:rFonts w:ascii="Consolas" w:hAnsi="Consolas"/>
+        </w:rPr>
+        <w:t xml:space="preserve"> </w:t>
+      </w:r>
+      <w:r>
+        <w:rPr>
+          <w:rFonts w:ascii="Consolas" w:hAnsi="Consolas"/>
+          <w:b w:val="0"/>
+          <w:color w:val="000000"/>
+          <w:sz w:val="20"/>
+          <w:rFonts w:ascii="Consolas" w:hAnsi="Consolas"/>
+        </w:rPr>
+        <w:t>K3S_URL</w:t>
+      </w:r>
+      <w:r>
+        <w:rPr>
+          <w:rFonts w:ascii="Consolas" w:hAnsi="Consolas"/>
+          <w:b w:val="0"/>
+          <w:color w:val="000000"/>
+          <w:sz w:val="20"/>
+          <w:rFonts w:ascii="Consolas" w:hAnsi="Consolas"/>
+        </w:rPr>
+        <w:t xml:space="preserve"> </w:t>
+      </w:r>
+      <w:r>
+        <w:rPr>
+          <w:rFonts w:ascii="Consolas" w:hAnsi="Consolas"/>
+          <w:b w:val="0"/>
+          <w:color w:val="000000"/>
+          <w:sz w:val="20"/>
+          <w:rFonts w:ascii="Consolas" w:hAnsi="Consolas"/>
+        </w:rPr>
+        <w:t>и</w:t>
+      </w:r>
+      <w:r>
+        <w:rPr>
+          <w:rFonts w:ascii="Consolas" w:hAnsi="Consolas"/>
+          <w:b w:val="0"/>
+          <w:color w:val="000000"/>
+          <w:sz w:val="20"/>
+          <w:rFonts w:ascii="Consolas" w:hAnsi="Consolas"/>
+        </w:rPr>
+        <w:t xml:space="preserve"> </w:t>
+      </w:r>
+      <w:r>
+        <w:rPr>
+          <w:rFonts w:ascii="Consolas" w:hAnsi="Consolas"/>
+          <w:b w:val="0"/>
+          <w:color w:val="000000"/>
+          <w:sz w:val="20"/>
+          <w:rFonts w:ascii="Consolas" w:hAnsi="Consolas"/>
+        </w:rPr>
+        <w:t>K3S_TOKEN.</w:t>
+      </w:r>
+      <w:r>
+        <w:rPr>
+          <w:rFonts w:ascii="Consolas" w:hAnsi="Consolas"/>
+          <w:b w:val="0"/>
+          <w:color w:val="000000"/>
+          <w:sz w:val="20"/>
+          <w:rFonts w:ascii="Consolas" w:hAnsi="Consolas"/>
+        </w:rPr>
+        <w:t xml:space="preserve"> </w:t>
+      </w:r>
+      <w:r>
+        <w:rPr>
+          <w:rFonts w:ascii="Consolas" w:hAnsi="Consolas"/>
+          <w:b w:val="0"/>
+          <w:color w:val="000000"/>
+          <w:sz w:val="20"/>
+          <w:rFonts w:ascii="Consolas" w:hAnsi="Consolas"/>
+        </w:rPr>
+        <w:t>Значение</w:t>
+      </w:r>
+      <w:r>
+        <w:rPr>
+          <w:rFonts w:ascii="Consolas" w:hAnsi="Consolas"/>
+          <w:b w:val="0"/>
+          <w:color w:val="000000"/>
+          <w:sz w:val="20"/>
+          <w:rFonts w:ascii="Consolas" w:hAnsi="Consolas"/>
+        </w:rPr>
+        <w:t xml:space="preserve"> </w:t>
+      </w:r>
+      <w:r>
+        <w:rPr>
+          <w:rFonts w:ascii="Consolas" w:hAnsi="Consolas"/>
+          <w:b w:val="0"/>
+          <w:color w:val="000000"/>
+          <w:sz w:val="20"/>
+          <w:rFonts w:ascii="Consolas" w:hAnsi="Consolas"/>
+        </w:rPr>
+        <w:t>K3S_TOKEN</w:t>
+      </w:r>
+      <w:r>
+        <w:rPr>
+          <w:rFonts w:ascii="Consolas" w:hAnsi="Consolas"/>
+          <w:b w:val="0"/>
+          <w:color w:val="000000"/>
+          <w:sz w:val="20"/>
+          <w:rFonts w:ascii="Consolas" w:hAnsi="Consolas"/>
+        </w:rPr>
+        <w:t xml:space="preserve"> </w:t>
+      </w:r>
+      <w:r>
+        <w:rPr>
+          <w:rFonts w:ascii="Consolas" w:hAnsi="Consolas"/>
+          <w:b w:val="0"/>
+          <w:color w:val="000000"/>
+          <w:sz w:val="20"/>
+          <w:rFonts w:ascii="Consolas" w:hAnsi="Consolas"/>
+        </w:rPr>
+        <w:t>хранится</w:t>
+      </w:r>
+      <w:r>
+        <w:rPr>
+          <w:rFonts w:ascii="Consolas" w:hAnsi="Consolas"/>
+          <w:b w:val="0"/>
+          <w:color w:val="000000"/>
+          <w:sz w:val="20"/>
+          <w:rFonts w:ascii="Consolas" w:hAnsi="Consolas"/>
+        </w:rPr>
+        <w:t xml:space="preserve"> </w:t>
+      </w:r>
+      <w:r>
+        <w:rPr>
+          <w:rFonts w:ascii="Consolas" w:hAnsi="Consolas"/>
+          <w:b w:val="0"/>
+          <w:color w:val="000000"/>
+          <w:sz w:val="20"/>
+          <w:rFonts w:ascii="Consolas" w:hAnsi="Consolas"/>
+        </w:rPr>
+        <w:t>в</w:t>
+      </w:r>
+      <w:r>
+        <w:rPr>
+          <w:rFonts w:ascii="Consolas" w:hAnsi="Consolas"/>
+          <w:b w:val="0"/>
+          <w:color w:val="000000"/>
+          <w:sz w:val="20"/>
+          <w:rFonts w:ascii="Consolas" w:hAnsi="Consolas"/>
+        </w:rPr>
+        <w:t xml:space="preserve"> </w:t>
+      </w:r>
+      <w:r>
+        <w:rPr>
+          <w:rFonts w:ascii="Consolas" w:hAnsi="Consolas"/>
+          <w:b w:val="0"/>
+          <w:color w:val="000000"/>
+          <w:sz w:val="20"/>
+          <w:rFonts w:ascii="Consolas" w:hAnsi="Consolas"/>
+        </w:rPr>
+        <w:t>/var/lib/rancher/k3s/server/node-token</w:t>
+      </w:r>
+      <w:r>
+        <w:rPr>
+          <w:rFonts w:ascii="Consolas" w:hAnsi="Consolas"/>
+          <w:b w:val="0"/>
+          <w:color w:val="000000"/>
+          <w:sz w:val="20"/>
+          <w:rFonts w:ascii="Consolas" w:hAnsi="Consolas"/>
+        </w:rPr>
+        <w:t xml:space="preserve"> </w:t>
+      </w:r>
+      <w:r>
+        <w:rPr>
+          <w:rFonts w:ascii="Consolas" w:hAnsi="Consolas"/>
+          <w:b w:val="0"/>
+          <w:color w:val="000000"/>
+          <w:sz w:val="20"/>
+          <w:rFonts w:ascii="Consolas" w:hAnsi="Consolas"/>
+        </w:rPr>
+        <w:t>на</w:t>
+      </w:r>
+      <w:r>
+        <w:rPr>
+          <w:rFonts w:ascii="Consolas" w:hAnsi="Consolas"/>
+          <w:b w:val="0"/>
+          <w:color w:val="000000"/>
+          <w:sz w:val="20"/>
+          <w:rFonts w:ascii="Consolas" w:hAnsi="Consolas"/>
+        </w:rPr>
+        <w:t xml:space="preserve"> </w:t>
+      </w:r>
+      <w:r>
+        <w:rPr>
+          <w:rFonts w:ascii="Consolas" w:hAnsi="Consolas"/>
+          <w:b w:val="0"/>
+          <w:color w:val="000000"/>
+          <w:sz w:val="20"/>
+          <w:rFonts w:ascii="Consolas" w:hAnsi="Consolas"/>
+        </w:rPr>
+        <w:t>server-ноде.</w:t>
       </w:r>
       <w:r>
         <w:br/>
@@ -20429,92 +20991,6 @@
         <w:rPr>
           <w:rFonts w:ascii="Consolas" w:hAnsi="Consolas"/>
           <w:b w:val="0"/>
-          <w:color w:val="4C62AF"/>
-          <w:sz w:val="20"/>
-          <w:rFonts w:ascii="Consolas" w:hAnsi="Consolas"/>
-        </w:rPr>
-        <w:t>export</w:t>
-      </w:r>
-      <w:r>
-        <w:rPr>
-          <w:rFonts w:ascii="Consolas" w:hAnsi="Consolas"/>
-          <w:b w:val="0"/>
-          <w:color w:val="000000"/>
-          <w:sz w:val="20"/>
-          <w:rFonts w:ascii="Consolas" w:hAnsi="Consolas"/>
-        </w:rPr>
-        <w:t xml:space="preserve"> </w:t>
-      </w:r>
-      <w:r>
-        <w:rPr>
-          <w:rFonts w:ascii="Consolas" w:hAnsi="Consolas"/>
-          <w:b w:val="0"/>
-          <w:color w:val="000000"/>
-          <w:sz w:val="20"/>
-          <w:rFonts w:ascii="Consolas" w:hAnsi="Consolas"/>
-        </w:rPr>
-        <w:t>KUBECONFIG=~/.kube/selfhosted-greeting.yaml</w:t>
-      </w:r>
-      <w:r>
-        <w:br/>
-      </w:r>
-      <w:r>
-        <w:rPr>
-          <w:rFonts w:ascii="Consolas" w:hAnsi="Consolas"/>
-          <w:b w:val="0"/>
-          <w:color w:val="4C62AF"/>
-          <w:sz w:val="20"/>
-          <w:rFonts w:ascii="Consolas" w:hAnsi="Consolas"/>
-        </w:rPr>
-        <w:t>kubectl</w:t>
-      </w:r>
-      <w:r>
-        <w:rPr>
-          <w:rFonts w:ascii="Consolas" w:hAnsi="Consolas"/>
-          <w:b w:val="0"/>
-          <w:color w:val="000000"/>
-          <w:sz w:val="20"/>
-          <w:rFonts w:ascii="Consolas" w:hAnsi="Consolas"/>
-        </w:rPr>
-        <w:t xml:space="preserve"> </w:t>
-      </w:r>
-      <w:r>
-        <w:rPr>
-          <w:rFonts w:ascii="Consolas" w:hAnsi="Consolas"/>
-          <w:b w:val="0"/>
-          <w:color w:val="000000"/>
-          <w:sz w:val="20"/>
-          <w:rFonts w:ascii="Consolas" w:hAnsi="Consolas"/>
-        </w:rPr>
-        <w:t>get</w:t>
-      </w:r>
-      <w:r>
-        <w:rPr>
-          <w:rFonts w:ascii="Consolas" w:hAnsi="Consolas"/>
-          <w:b w:val="0"/>
-          <w:color w:val="000000"/>
-          <w:sz w:val="20"/>
-          <w:rFonts w:ascii="Consolas" w:hAnsi="Consolas"/>
-        </w:rPr>
-        <w:t xml:space="preserve"> </w:t>
-      </w:r>
-      <w:r>
-        <w:rPr>
-          <w:rFonts w:ascii="Consolas" w:hAnsi="Consolas"/>
-          <w:b w:val="0"/>
-          <w:color w:val="000000"/>
-          <w:sz w:val="20"/>
-          <w:rFonts w:ascii="Consolas" w:hAnsi="Consolas"/>
-        </w:rPr>
-        <w:t>nodes</w:t>
-      </w:r>
-      <w:r>
-        <w:br/>
-      </w:r>
-      <w:r>
-        <w:rPr>
-          <w:rFonts w:ascii="Consolas" w:hAnsi="Consolas"/>
-          <w:b w:val="0"/>
           <w:color w:val="1995A0"/>
           <w:sz w:val="20"/>
           <w:rFonts w:ascii="Consolas" w:hAnsi="Consolas"/>
@@ -20525,11 +21001,11 @@
     <w:p/>
     <w:p>
       <w:r>
-        <w:t>Важно: на macOS у sed синтаксис sed -i '' 's/.../.../' (пустой суффикс бэкапа). На Linux/Git Bash — sed -i 's/.../.../'.</w:t>
-      </w:r>
-    </w:p>
-    <w:p>
-      <w:bookmarkStart w:id="30" w:name="m2_s08_4_kubectl"/>
+        <w:t>На главном сервере откройте порт 6443 для workers (если join не проходит): ufw allow 6443/tcp.</w:t>
+      </w:r>
+    </w:p>
+    <w:p>
+      <w:bookmarkStart w:id="30" w:name="m2_s08_4_verify"/>
       <w:pPr>
         <w:pStyle w:val="31"/>
       </w:pPr>
@@ -20537,9 +21013,14 @@
         <w:rPr>
           <w:rFonts w:ascii="Consolas" w:hAnsi="Consolas"/>
         </w:rPr>
-        <w:t>8.4. Разбор команд kubectl</w:t>
+        <w:t>8.4. Проверка кластера</w:t>
       </w:r>
       <w:bookmarkEnd w:id="30"/>
+    </w:p>
+    <w:p>
+      <w:r>
+        <w:t>Снова на главном сервере проверьте, что все ноды в статусе Ready:</w:t>
+      </w:r>
     </w:p>
     <w:p>
       <w:r>
@@ -20622,46 +21103,6 @@
         <w:t>nodes</w:t>
       </w:r>
       <w:r>
-        <w:rPr>
-          <w:rFonts w:ascii="Consolas" w:hAnsi="Consolas"/>
-          <w:b w:val="0"/>
-          <w:color w:val="000000"/>
-          <w:sz w:val="20"/>
-          <w:rFonts w:ascii="Consolas" w:hAnsi="Consolas"/>
-        </w:rPr>
-        <w:t xml:space="preserve"> </w:t>
-      </w:r>
-      <w:r>
-        <w:rPr>
-          <w:rFonts w:ascii="Consolas" w:hAnsi="Consolas"/>
-          <w:b w:val="0"/>
-          <w:color w:val="000000"/>
-          <w:sz w:val="20"/>
-          <w:rFonts w:ascii="Consolas" w:hAnsi="Consolas"/>
-        </w:rPr>
-        <w:t>-o</w:t>
-      </w:r>
-      <w:r>
-        <w:rPr>
-          <w:rFonts w:ascii="Consolas" w:hAnsi="Consolas"/>
-          <w:b w:val="0"/>
-          <w:color w:val="000000"/>
-          <w:sz w:val="20"/>
-          <w:rFonts w:ascii="Consolas" w:hAnsi="Consolas"/>
-        </w:rPr>
-        <w:t xml:space="preserve"> </w:t>
-      </w:r>
-      <w:r>
-        <w:rPr>
-          <w:rFonts w:ascii="Consolas" w:hAnsi="Consolas"/>
-          <w:b w:val="0"/>
-          <w:color w:val="000000"/>
-          <w:sz w:val="20"/>
-          <w:rFonts w:ascii="Consolas" w:hAnsi="Consolas"/>
-        </w:rPr>
-        <w:t>wide</w:t>
-      </w:r>
-      <w:r>
         <w:br/>
       </w:r>
       <w:r>
@@ -20678,7 +21119,12 @@
     <w:p/>
     <w:p>
       <w:r>
-        <w:t>get — список ресурсов; nodes — тип; -o wide — дополнительные колонки (INTERNAL-IP, OS).</w:t>
+        <w:t>Должны быть видны master и все workers.</w:t>
+      </w:r>
+    </w:p>
+    <w:p>
+      <w:r>
+        <w:t>Или:</w:t>
       </w:r>
     </w:p>
     <w:p>
@@ -20715,7 +21161,27 @@
         <w:rPr>
           <w:rFonts w:ascii="Consolas" w:hAnsi="Consolas"/>
           <w:b w:val="0"/>
-          <w:color w:val="4C62AF"/>
+          <w:color w:val="1995A0"/>
+          <w:sz w:val="20"/>
+          <w:rFonts w:ascii="Consolas" w:hAnsi="Consolas"/>
+        </w:rPr>
+        <w:t>k3s</w:t>
+      </w:r>
+      <w:r>
+        <w:rPr>
+          <w:rFonts w:ascii="Consolas" w:hAnsi="Consolas"/>
+          <w:b w:val="0"/>
+          <w:color w:val="000000"/>
+          <w:sz w:val="20"/>
+          <w:rFonts w:ascii="Consolas" w:hAnsi="Consolas"/>
+        </w:rPr>
+        <w:t xml:space="preserve"> </w:t>
+      </w:r>
+      <w:r>
+        <w:rPr>
+          <w:rFonts w:ascii="Consolas" w:hAnsi="Consolas"/>
+          <w:b w:val="0"/>
+          <w:color w:val="000000"/>
           <w:sz w:val="20"/>
           <w:rFonts w:ascii="Consolas" w:hAnsi="Consolas"/>
         </w:rPr>
@@ -20739,47 +21205,27 @@
           <w:sz w:val="20"/>
           <w:rFonts w:ascii="Consolas" w:hAnsi="Consolas"/>
         </w:rPr>
-        <w:t>create</w:t>
-      </w:r>
-      <w:r>
-        <w:rPr>
-          <w:rFonts w:ascii="Consolas" w:hAnsi="Consolas"/>
-          <w:b w:val="0"/>
-          <w:color w:val="000000"/>
-          <w:sz w:val="20"/>
-          <w:rFonts w:ascii="Consolas" w:hAnsi="Consolas"/>
-        </w:rPr>
-        <w:t xml:space="preserve"> </w:t>
-      </w:r>
-      <w:r>
-        <w:rPr>
-          <w:rFonts w:ascii="Consolas" w:hAnsi="Consolas"/>
-          <w:b w:val="0"/>
-          <w:color w:val="000000"/>
-          <w:sz w:val="20"/>
-          <w:rFonts w:ascii="Consolas" w:hAnsi="Consolas"/>
-        </w:rPr>
-        <w:t>namespace</w:t>
-      </w:r>
-      <w:r>
-        <w:rPr>
-          <w:rFonts w:ascii="Consolas" w:hAnsi="Consolas"/>
-          <w:b w:val="0"/>
-          <w:color w:val="000000"/>
-          <w:sz w:val="20"/>
-          <w:rFonts w:ascii="Consolas" w:hAnsi="Consolas"/>
-        </w:rPr>
-        <w:t xml:space="preserve"> </w:t>
-      </w:r>
-      <w:r>
-        <w:rPr>
-          <w:rFonts w:ascii="Consolas" w:hAnsi="Consolas"/>
-          <w:b w:val="0"/>
-          <w:color w:val="000000"/>
-          <w:sz w:val="20"/>
-          <w:rFonts w:ascii="Consolas" w:hAnsi="Consolas"/>
-        </w:rPr>
-        <w:t>dev</w:t>
+        <w:t>get</w:t>
+      </w:r>
+      <w:r>
+        <w:rPr>
+          <w:rFonts w:ascii="Consolas" w:hAnsi="Consolas"/>
+          <w:b w:val="0"/>
+          <w:color w:val="000000"/>
+          <w:sz w:val="20"/>
+          <w:rFonts w:ascii="Consolas" w:hAnsi="Consolas"/>
+        </w:rPr>
+        <w:t xml:space="preserve"> </w:t>
+      </w:r>
+      <w:r>
+        <w:rPr>
+          <w:rFonts w:ascii="Consolas" w:hAnsi="Consolas"/>
+          <w:b w:val="0"/>
+          <w:color w:val="000000"/>
+          <w:sz w:val="20"/>
+          <w:rFonts w:ascii="Consolas" w:hAnsi="Consolas"/>
+        </w:rPr>
+        <w:t>nodes</w:t>
       </w:r>
       <w:r>
         <w:br/>
@@ -20798,8 +21244,26 @@
     <w:p/>
     <w:p>
       <w:r>
-        <w:t>create namespace — создать пространство имён; dev — имя окружения.</w:t>
-      </w:r>
+        <w:t>Расширенный вывод: k3s kubectl get nodes -o wide (INTERNAL-IP, роли).</w:t>
+      </w:r>
+    </w:p>
+    <w:p>
+      <w:r>
+        <w:t>Ожидаемый результат: главный сервер и рабочие узлы со статусом Ready.</w:t>
+      </w:r>
+    </w:p>
+    <w:p>
+      <w:bookmarkStart w:id="31" w:name="m2_s08_5_kubeconfig"/>
+      <w:pPr>
+        <w:pStyle w:val="31"/>
+      </w:pPr>
+      <w:r>
+        <w:rPr>
+          <w:rFonts w:ascii="Consolas" w:hAnsi="Consolas"/>
+        </w:rPr>
+        <w:t>8.5. kubeconfig на локальном ПК</w:t>
+      </w:r>
+      <w:bookmarkEnd w:id="31"/>
     </w:p>
     <w:p>
       <w:r>
@@ -20810,7 +21274,7 @@
           <w:sz w:val="20"/>
           <w:rFonts w:ascii="Consolas" w:hAnsi="Consolas"/>
         </w:rPr>
-        <w:t>Команда:</w:t>
+        <w:t>Локальный ПК — Windows (Git Bash)</w:t>
       </w:r>
     </w:p>
     <w:p/>
@@ -20839,6 +21303,258 @@
           <w:sz w:val="20"/>
           <w:rFonts w:ascii="Consolas" w:hAnsi="Consolas"/>
         </w:rPr>
+        <w:t>mkdir</w:t>
+      </w:r>
+      <w:r>
+        <w:rPr>
+          <w:rFonts w:ascii="Consolas" w:hAnsi="Consolas"/>
+          <w:b w:val="0"/>
+          <w:color w:val="000000"/>
+          <w:sz w:val="20"/>
+          <w:rFonts w:ascii="Consolas" w:hAnsi="Consolas"/>
+        </w:rPr>
+        <w:t xml:space="preserve"> </w:t>
+      </w:r>
+      <w:r>
+        <w:rPr>
+          <w:rFonts w:ascii="Consolas" w:hAnsi="Consolas"/>
+          <w:b w:val="0"/>
+          <w:color w:val="000000"/>
+          <w:sz w:val="20"/>
+          <w:rFonts w:ascii="Consolas" w:hAnsi="Consolas"/>
+        </w:rPr>
+        <w:t>-p</w:t>
+      </w:r>
+      <w:r>
+        <w:rPr>
+          <w:rFonts w:ascii="Consolas" w:hAnsi="Consolas"/>
+          <w:b w:val="0"/>
+          <w:color w:val="000000"/>
+          <w:sz w:val="20"/>
+          <w:rFonts w:ascii="Consolas" w:hAnsi="Consolas"/>
+        </w:rPr>
+        <w:t xml:space="preserve"> </w:t>
+      </w:r>
+      <w:r>
+        <w:rPr>
+          <w:rFonts w:ascii="Consolas" w:hAnsi="Consolas"/>
+          <w:b w:val="0"/>
+          <w:color w:val="000000"/>
+          <w:sz w:val="20"/>
+          <w:rFonts w:ascii="Consolas" w:hAnsi="Consolas"/>
+        </w:rPr>
+        <w:t>~/.kube</w:t>
+      </w:r>
+      <w:r>
+        <w:br/>
+      </w:r>
+      <w:r>
+        <w:rPr>
+          <w:rFonts w:ascii="Consolas" w:hAnsi="Consolas"/>
+          <w:b w:val="0"/>
+          <w:color w:val="4C62AF"/>
+          <w:sz w:val="20"/>
+          <w:rFonts w:ascii="Consolas" w:hAnsi="Consolas"/>
+        </w:rPr>
+        <w:t>scp</w:t>
+      </w:r>
+      <w:r>
+        <w:rPr>
+          <w:rFonts w:ascii="Consolas" w:hAnsi="Consolas"/>
+          <w:b w:val="0"/>
+          <w:color w:val="000000"/>
+          <w:sz w:val="20"/>
+          <w:rFonts w:ascii="Consolas" w:hAnsi="Consolas"/>
+        </w:rPr>
+        <w:t xml:space="preserve"> </w:t>
+      </w:r>
+      <w:r>
+        <w:rPr>
+          <w:rFonts w:ascii="Consolas" w:hAnsi="Consolas"/>
+          <w:b w:val="0"/>
+          <w:color w:val="000000"/>
+          <w:sz w:val="20"/>
+          <w:rFonts w:ascii="Consolas" w:hAnsi="Consolas"/>
+        </w:rPr>
+        <w:t>-i</w:t>
+      </w:r>
+      <w:r>
+        <w:rPr>
+          <w:rFonts w:ascii="Consolas" w:hAnsi="Consolas"/>
+          <w:b w:val="0"/>
+          <w:color w:val="000000"/>
+          <w:sz w:val="20"/>
+          <w:rFonts w:ascii="Consolas" w:hAnsi="Consolas"/>
+        </w:rPr>
+        <w:t xml:space="preserve"> </w:t>
+      </w:r>
+      <w:r>
+        <w:rPr>
+          <w:rFonts w:ascii="Consolas" w:hAnsi="Consolas"/>
+          <w:b w:val="0"/>
+          <w:color w:val="000000"/>
+          <w:sz w:val="20"/>
+          <w:rFonts w:ascii="Consolas" w:hAnsi="Consolas"/>
+        </w:rPr>
+        <w:t>~/.ssh/id_ed25519</w:t>
+      </w:r>
+      <w:r>
+        <w:rPr>
+          <w:rFonts w:ascii="Consolas" w:hAnsi="Consolas"/>
+          <w:b w:val="0"/>
+          <w:color w:val="000000"/>
+          <w:sz w:val="20"/>
+          <w:rFonts w:ascii="Consolas" w:hAnsi="Consolas"/>
+        </w:rPr>
+        <w:t xml:space="preserve"> </w:t>
+      </w:r>
+      <w:r>
+        <w:rPr>
+          <w:rFonts w:ascii="Consolas" w:hAnsi="Consolas"/>
+          <w:b w:val="0"/>
+          <w:color w:val="000000"/>
+          <w:sz w:val="20"/>
+          <w:rFonts w:ascii="Consolas" w:hAnsi="Consolas"/>
+        </w:rPr>
+        <w:t>root@REPLACE_ME:/etc/rancher/k3s/k3s.yaml</w:t>
+      </w:r>
+      <w:r>
+        <w:rPr>
+          <w:rFonts w:ascii="Consolas" w:hAnsi="Consolas"/>
+          <w:b w:val="0"/>
+          <w:color w:val="000000"/>
+          <w:sz w:val="20"/>
+          <w:rFonts w:ascii="Consolas" w:hAnsi="Consolas"/>
+        </w:rPr>
+        <w:t xml:space="preserve"> </w:t>
+      </w:r>
+      <w:r>
+        <w:rPr>
+          <w:rFonts w:ascii="Consolas" w:hAnsi="Consolas"/>
+          <w:b w:val="0"/>
+          <w:color w:val="000000"/>
+          <w:sz w:val="20"/>
+          <w:rFonts w:ascii="Consolas" w:hAnsi="Consolas"/>
+        </w:rPr>
+        <w:t>~/.kube/selfhosted-greeting.yaml</w:t>
+      </w:r>
+      <w:r>
+        <w:br/>
+      </w:r>
+      <w:r>
+        <w:rPr>
+          <w:rFonts w:ascii="Consolas" w:hAnsi="Consolas"/>
+          <w:b w:val="0"/>
+          <w:color w:val="4C62AF"/>
+          <w:sz w:val="20"/>
+          <w:rFonts w:ascii="Consolas" w:hAnsi="Consolas"/>
+        </w:rPr>
+        <w:t>sed</w:t>
+      </w:r>
+      <w:r>
+        <w:rPr>
+          <w:rFonts w:ascii="Consolas" w:hAnsi="Consolas"/>
+          <w:b w:val="0"/>
+          <w:color w:val="000000"/>
+          <w:sz w:val="20"/>
+          <w:rFonts w:ascii="Consolas" w:hAnsi="Consolas"/>
+        </w:rPr>
+        <w:t xml:space="preserve"> </w:t>
+      </w:r>
+      <w:r>
+        <w:rPr>
+          <w:rFonts w:ascii="Consolas" w:hAnsi="Consolas"/>
+          <w:b w:val="0"/>
+          <w:color w:val="000000"/>
+          <w:sz w:val="20"/>
+          <w:rFonts w:ascii="Consolas" w:hAnsi="Consolas"/>
+        </w:rPr>
+        <w:t>-i</w:t>
+      </w:r>
+      <w:r>
+        <w:rPr>
+          <w:rFonts w:ascii="Consolas" w:hAnsi="Consolas"/>
+          <w:b w:val="0"/>
+          <w:color w:val="000000"/>
+          <w:sz w:val="20"/>
+          <w:rFonts w:ascii="Consolas" w:hAnsi="Consolas"/>
+        </w:rPr>
+        <w:t xml:space="preserve"> </w:t>
+      </w:r>
+      <w:r>
+        <w:rPr>
+          <w:rFonts w:ascii="Consolas" w:hAnsi="Consolas"/>
+          <w:b w:val="0"/>
+          <w:color w:val="660E7A"/>
+          <w:sz w:val="20"/>
+          <w:rFonts w:ascii="Consolas" w:hAnsi="Consolas"/>
+        </w:rPr>
+        <w:t>'s/127.0.0.1/REPLACE_ME/'</w:t>
+      </w:r>
+      <w:r>
+        <w:rPr>
+          <w:rFonts w:ascii="Consolas" w:hAnsi="Consolas"/>
+          <w:b w:val="0"/>
+          <w:color w:val="000000"/>
+          <w:sz w:val="20"/>
+          <w:rFonts w:ascii="Consolas" w:hAnsi="Consolas"/>
+        </w:rPr>
+        <w:t xml:space="preserve"> </w:t>
+      </w:r>
+      <w:r>
+        <w:rPr>
+          <w:rFonts w:ascii="Consolas" w:hAnsi="Consolas"/>
+          <w:b w:val="0"/>
+          <w:color w:val="000000"/>
+          <w:sz w:val="20"/>
+          <w:rFonts w:ascii="Consolas" w:hAnsi="Consolas"/>
+        </w:rPr>
+        <w:t>~/.kube/selfhosted-greeting.yaml</w:t>
+      </w:r>
+      <w:r>
+        <w:br/>
+      </w:r>
+      <w:r>
+        <w:rPr>
+          <w:rFonts w:ascii="Consolas" w:hAnsi="Consolas"/>
+          <w:b w:val="0"/>
+          <w:color w:val="4C62AF"/>
+          <w:sz w:val="20"/>
+          <w:rFonts w:ascii="Consolas" w:hAnsi="Consolas"/>
+        </w:rPr>
+        <w:t>export</w:t>
+      </w:r>
+      <w:r>
+        <w:rPr>
+          <w:rFonts w:ascii="Consolas" w:hAnsi="Consolas"/>
+          <w:b w:val="0"/>
+          <w:color w:val="000000"/>
+          <w:sz w:val="20"/>
+          <w:rFonts w:ascii="Consolas" w:hAnsi="Consolas"/>
+        </w:rPr>
+        <w:t xml:space="preserve"> </w:t>
+      </w:r>
+      <w:r>
+        <w:rPr>
+          <w:rFonts w:ascii="Consolas" w:hAnsi="Consolas"/>
+          <w:b w:val="0"/>
+          <w:color w:val="000000"/>
+          <w:sz w:val="20"/>
+          <w:rFonts w:ascii="Consolas" w:hAnsi="Consolas"/>
+        </w:rPr>
+        <w:t>KUBECONFIG=~/.kube/selfhosted-greeting.yaml</w:t>
+      </w:r>
+      <w:r>
+        <w:br/>
+      </w:r>
+      <w:r>
+        <w:rPr>
+          <w:rFonts w:ascii="Consolas" w:hAnsi="Consolas"/>
+          <w:b w:val="0"/>
+          <w:color w:val="4C62AF"/>
+          <w:sz w:val="20"/>
+          <w:rFonts w:ascii="Consolas" w:hAnsi="Consolas"/>
+        </w:rPr>
         <w:t>kubectl</w:t>
       </w:r>
       <w:r>
@@ -20859,46 +21575,6 @@
           <w:sz w:val="20"/>
           <w:rFonts w:ascii="Consolas" w:hAnsi="Consolas"/>
         </w:rPr>
-        <w:t>-n</w:t>
-      </w:r>
-      <w:r>
-        <w:rPr>
-          <w:rFonts w:ascii="Consolas" w:hAnsi="Consolas"/>
-          <w:b w:val="0"/>
-          <w:color w:val="000000"/>
-          <w:sz w:val="20"/>
-          <w:rFonts w:ascii="Consolas" w:hAnsi="Consolas"/>
-        </w:rPr>
-        <w:t xml:space="preserve"> </w:t>
-      </w:r>
-      <w:r>
-        <w:rPr>
-          <w:rFonts w:ascii="Consolas" w:hAnsi="Consolas"/>
-          <w:b w:val="0"/>
-          <w:color w:val="000000"/>
-          <w:sz w:val="20"/>
-          <w:rFonts w:ascii="Consolas" w:hAnsi="Consolas"/>
-        </w:rPr>
-        <w:t>dev</w:t>
-      </w:r>
-      <w:r>
-        <w:rPr>
-          <w:rFonts w:ascii="Consolas" w:hAnsi="Consolas"/>
-          <w:b w:val="0"/>
-          <w:color w:val="000000"/>
-          <w:sz w:val="20"/>
-          <w:rFonts w:ascii="Consolas" w:hAnsi="Consolas"/>
-        </w:rPr>
-        <w:t xml:space="preserve"> </w:t>
-      </w:r>
-      <w:r>
-        <w:rPr>
-          <w:rFonts w:ascii="Consolas" w:hAnsi="Consolas"/>
-          <w:b w:val="0"/>
-          <w:color w:val="000000"/>
-          <w:sz w:val="20"/>
-          <w:rFonts w:ascii="Consolas" w:hAnsi="Consolas"/>
-        </w:rPr>
         <w:t>get</w:t>
       </w:r>
       <w:r>
@@ -20919,47 +21595,7 @@
           <w:sz w:val="20"/>
           <w:rFonts w:ascii="Consolas" w:hAnsi="Consolas"/>
         </w:rPr>
-        <w:t>pods</w:t>
-      </w:r>
-      <w:r>
-        <w:rPr>
-          <w:rFonts w:ascii="Consolas" w:hAnsi="Consolas"/>
-          <w:b w:val="0"/>
-          <w:color w:val="000000"/>
-          <w:sz w:val="20"/>
-          <w:rFonts w:ascii="Consolas" w:hAnsi="Consolas"/>
-        </w:rPr>
-        <w:t xml:space="preserve"> </w:t>
-      </w:r>
-      <w:r>
-        <w:rPr>
-          <w:rFonts w:ascii="Consolas" w:hAnsi="Consolas"/>
-          <w:b w:val="0"/>
-          <w:color w:val="000000"/>
-          <w:sz w:val="20"/>
-          <w:rFonts w:ascii="Consolas" w:hAnsi="Consolas"/>
-        </w:rPr>
-        <w:t>-o</w:t>
-      </w:r>
-      <w:r>
-        <w:rPr>
-          <w:rFonts w:ascii="Consolas" w:hAnsi="Consolas"/>
-          <w:b w:val="0"/>
-          <w:color w:val="000000"/>
-          <w:sz w:val="20"/>
-          <w:rFonts w:ascii="Consolas" w:hAnsi="Consolas"/>
-        </w:rPr>
-        <w:t xml:space="preserve"> </w:t>
-      </w:r>
-      <w:r>
-        <w:rPr>
-          <w:rFonts w:ascii="Consolas" w:hAnsi="Consolas"/>
-          <w:b w:val="0"/>
-          <w:color w:val="000000"/>
-          <w:sz w:val="20"/>
-          <w:rFonts w:ascii="Consolas" w:hAnsi="Consolas"/>
-        </w:rPr>
-        <w:t>wide</w:t>
+        <w:t>nodes</w:t>
       </w:r>
       <w:r>
         <w:br/>
@@ -20978,11 +21614,6 @@
     <w:p/>
     <w:p>
       <w:r>
-        <w:t>-n / --namespace — область; get pods — поды; -o wide — IP и NODE.</w:t>
-      </w:r>
-    </w:p>
-    <w:p>
-      <w:r>
         <w:rPr>
           <w:rFonts w:ascii="Consolas" w:hAnsi="Consolas"/>
           <w:b w:val="0"/>
@@ -20990,7 +21621,7 @@
           <w:sz w:val="20"/>
           <w:rFonts w:ascii="Consolas" w:hAnsi="Consolas"/>
         </w:rPr>
-        <w:t>Команда:</w:t>
+        <w:t>Локальный ПК — macOS (Terminal)</w:t>
       </w:r>
     </w:p>
     <w:p/>
@@ -21019,6 +21650,278 @@
           <w:sz w:val="20"/>
           <w:rFonts w:ascii="Consolas" w:hAnsi="Consolas"/>
         </w:rPr>
+        <w:t>mkdir</w:t>
+      </w:r>
+      <w:r>
+        <w:rPr>
+          <w:rFonts w:ascii="Consolas" w:hAnsi="Consolas"/>
+          <w:b w:val="0"/>
+          <w:color w:val="000000"/>
+          <w:sz w:val="20"/>
+          <w:rFonts w:ascii="Consolas" w:hAnsi="Consolas"/>
+        </w:rPr>
+        <w:t xml:space="preserve"> </w:t>
+      </w:r>
+      <w:r>
+        <w:rPr>
+          <w:rFonts w:ascii="Consolas" w:hAnsi="Consolas"/>
+          <w:b w:val="0"/>
+          <w:color w:val="000000"/>
+          <w:sz w:val="20"/>
+          <w:rFonts w:ascii="Consolas" w:hAnsi="Consolas"/>
+        </w:rPr>
+        <w:t>-p</w:t>
+      </w:r>
+      <w:r>
+        <w:rPr>
+          <w:rFonts w:ascii="Consolas" w:hAnsi="Consolas"/>
+          <w:b w:val="0"/>
+          <w:color w:val="000000"/>
+          <w:sz w:val="20"/>
+          <w:rFonts w:ascii="Consolas" w:hAnsi="Consolas"/>
+        </w:rPr>
+        <w:t xml:space="preserve"> </w:t>
+      </w:r>
+      <w:r>
+        <w:rPr>
+          <w:rFonts w:ascii="Consolas" w:hAnsi="Consolas"/>
+          <w:b w:val="0"/>
+          <w:color w:val="000000"/>
+          <w:sz w:val="20"/>
+          <w:rFonts w:ascii="Consolas" w:hAnsi="Consolas"/>
+        </w:rPr>
+        <w:t>~/.kube</w:t>
+      </w:r>
+      <w:r>
+        <w:br/>
+      </w:r>
+      <w:r>
+        <w:rPr>
+          <w:rFonts w:ascii="Consolas" w:hAnsi="Consolas"/>
+          <w:b w:val="0"/>
+          <w:color w:val="4C62AF"/>
+          <w:sz w:val="20"/>
+          <w:rFonts w:ascii="Consolas" w:hAnsi="Consolas"/>
+        </w:rPr>
+        <w:t>scp</w:t>
+      </w:r>
+      <w:r>
+        <w:rPr>
+          <w:rFonts w:ascii="Consolas" w:hAnsi="Consolas"/>
+          <w:b w:val="0"/>
+          <w:color w:val="000000"/>
+          <w:sz w:val="20"/>
+          <w:rFonts w:ascii="Consolas" w:hAnsi="Consolas"/>
+        </w:rPr>
+        <w:t xml:space="preserve"> </w:t>
+      </w:r>
+      <w:r>
+        <w:rPr>
+          <w:rFonts w:ascii="Consolas" w:hAnsi="Consolas"/>
+          <w:b w:val="0"/>
+          <w:color w:val="000000"/>
+          <w:sz w:val="20"/>
+          <w:rFonts w:ascii="Consolas" w:hAnsi="Consolas"/>
+        </w:rPr>
+        <w:t>-i</w:t>
+      </w:r>
+      <w:r>
+        <w:rPr>
+          <w:rFonts w:ascii="Consolas" w:hAnsi="Consolas"/>
+          <w:b w:val="0"/>
+          <w:color w:val="000000"/>
+          <w:sz w:val="20"/>
+          <w:rFonts w:ascii="Consolas" w:hAnsi="Consolas"/>
+        </w:rPr>
+        <w:t xml:space="preserve"> </w:t>
+      </w:r>
+      <w:r>
+        <w:rPr>
+          <w:rFonts w:ascii="Consolas" w:hAnsi="Consolas"/>
+          <w:b w:val="0"/>
+          <w:color w:val="000000"/>
+          <w:sz w:val="20"/>
+          <w:rFonts w:ascii="Consolas" w:hAnsi="Consolas"/>
+        </w:rPr>
+        <w:t>~/.ssh/id_ed25519</w:t>
+      </w:r>
+      <w:r>
+        <w:rPr>
+          <w:rFonts w:ascii="Consolas" w:hAnsi="Consolas"/>
+          <w:b w:val="0"/>
+          <w:color w:val="000000"/>
+          <w:sz w:val="20"/>
+          <w:rFonts w:ascii="Consolas" w:hAnsi="Consolas"/>
+        </w:rPr>
+        <w:t xml:space="preserve"> </w:t>
+      </w:r>
+      <w:r>
+        <w:rPr>
+          <w:rFonts w:ascii="Consolas" w:hAnsi="Consolas"/>
+          <w:b w:val="0"/>
+          <w:color w:val="000000"/>
+          <w:sz w:val="20"/>
+          <w:rFonts w:ascii="Consolas" w:hAnsi="Consolas"/>
+        </w:rPr>
+        <w:t>root@REPLACE_ME:/etc/rancher/k3s/k3s.yaml</w:t>
+      </w:r>
+      <w:r>
+        <w:rPr>
+          <w:rFonts w:ascii="Consolas" w:hAnsi="Consolas"/>
+          <w:b w:val="0"/>
+          <w:color w:val="000000"/>
+          <w:sz w:val="20"/>
+          <w:rFonts w:ascii="Consolas" w:hAnsi="Consolas"/>
+        </w:rPr>
+        <w:t xml:space="preserve"> </w:t>
+      </w:r>
+      <w:r>
+        <w:rPr>
+          <w:rFonts w:ascii="Consolas" w:hAnsi="Consolas"/>
+          <w:b w:val="0"/>
+          <w:color w:val="000000"/>
+          <w:sz w:val="20"/>
+          <w:rFonts w:ascii="Consolas" w:hAnsi="Consolas"/>
+        </w:rPr>
+        <w:t>~/.kube/selfhosted-greeting.yaml</w:t>
+      </w:r>
+      <w:r>
+        <w:br/>
+      </w:r>
+      <w:r>
+        <w:rPr>
+          <w:rFonts w:ascii="Consolas" w:hAnsi="Consolas"/>
+          <w:b w:val="0"/>
+          <w:color w:val="4C62AF"/>
+          <w:sz w:val="20"/>
+          <w:rFonts w:ascii="Consolas" w:hAnsi="Consolas"/>
+        </w:rPr>
+        <w:t>sed</w:t>
+      </w:r>
+      <w:r>
+        <w:rPr>
+          <w:rFonts w:ascii="Consolas" w:hAnsi="Consolas"/>
+          <w:b w:val="0"/>
+          <w:color w:val="000000"/>
+          <w:sz w:val="20"/>
+          <w:rFonts w:ascii="Consolas" w:hAnsi="Consolas"/>
+        </w:rPr>
+        <w:t xml:space="preserve"> </w:t>
+      </w:r>
+      <w:r>
+        <w:rPr>
+          <w:rFonts w:ascii="Consolas" w:hAnsi="Consolas"/>
+          <w:b w:val="0"/>
+          <w:color w:val="000000"/>
+          <w:sz w:val="20"/>
+          <w:rFonts w:ascii="Consolas" w:hAnsi="Consolas"/>
+        </w:rPr>
+        <w:t>-i</w:t>
+      </w:r>
+      <w:r>
+        <w:rPr>
+          <w:rFonts w:ascii="Consolas" w:hAnsi="Consolas"/>
+          <w:b w:val="0"/>
+          <w:color w:val="000000"/>
+          <w:sz w:val="20"/>
+          <w:rFonts w:ascii="Consolas" w:hAnsi="Consolas"/>
+        </w:rPr>
+        <w:t xml:space="preserve"> </w:t>
+      </w:r>
+      <w:r>
+        <w:rPr>
+          <w:rFonts w:ascii="Consolas" w:hAnsi="Consolas"/>
+          <w:b w:val="0"/>
+          <w:color w:val="660E7A"/>
+          <w:sz w:val="20"/>
+          <w:rFonts w:ascii="Consolas" w:hAnsi="Consolas"/>
+        </w:rPr>
+        <w:t>''</w:t>
+      </w:r>
+      <w:r>
+        <w:rPr>
+          <w:rFonts w:ascii="Consolas" w:hAnsi="Consolas"/>
+          <w:b w:val="0"/>
+          <w:color w:val="000000"/>
+          <w:sz w:val="20"/>
+          <w:rFonts w:ascii="Consolas" w:hAnsi="Consolas"/>
+        </w:rPr>
+        <w:t xml:space="preserve"> </w:t>
+      </w:r>
+      <w:r>
+        <w:rPr>
+          <w:rFonts w:ascii="Consolas" w:hAnsi="Consolas"/>
+          <w:b w:val="0"/>
+          <w:color w:val="660E7A"/>
+          <w:sz w:val="20"/>
+          <w:rFonts w:ascii="Consolas" w:hAnsi="Consolas"/>
+        </w:rPr>
+        <w:t>'s/127.0.0.1/REPLACE_ME/'</w:t>
+      </w:r>
+      <w:r>
+        <w:rPr>
+          <w:rFonts w:ascii="Consolas" w:hAnsi="Consolas"/>
+          <w:b w:val="0"/>
+          <w:color w:val="000000"/>
+          <w:sz w:val="20"/>
+          <w:rFonts w:ascii="Consolas" w:hAnsi="Consolas"/>
+        </w:rPr>
+        <w:t xml:space="preserve"> </w:t>
+      </w:r>
+      <w:r>
+        <w:rPr>
+          <w:rFonts w:ascii="Consolas" w:hAnsi="Consolas"/>
+          <w:b w:val="0"/>
+          <w:color w:val="000000"/>
+          <w:sz w:val="20"/>
+          <w:rFonts w:ascii="Consolas" w:hAnsi="Consolas"/>
+        </w:rPr>
+        <w:t>~/.kube/selfhosted-greeting.yaml</w:t>
+      </w:r>
+      <w:r>
+        <w:br/>
+      </w:r>
+      <w:r>
+        <w:rPr>
+          <w:rFonts w:ascii="Consolas" w:hAnsi="Consolas"/>
+          <w:b w:val="0"/>
+          <w:color w:val="4C62AF"/>
+          <w:sz w:val="20"/>
+          <w:rFonts w:ascii="Consolas" w:hAnsi="Consolas"/>
+        </w:rPr>
+        <w:t>export</w:t>
+      </w:r>
+      <w:r>
+        <w:rPr>
+          <w:rFonts w:ascii="Consolas" w:hAnsi="Consolas"/>
+          <w:b w:val="0"/>
+          <w:color w:val="000000"/>
+          <w:sz w:val="20"/>
+          <w:rFonts w:ascii="Consolas" w:hAnsi="Consolas"/>
+        </w:rPr>
+        <w:t xml:space="preserve"> </w:t>
+      </w:r>
+      <w:r>
+        <w:rPr>
+          <w:rFonts w:ascii="Consolas" w:hAnsi="Consolas"/>
+          <w:b w:val="0"/>
+          <w:color w:val="000000"/>
+          <w:sz w:val="20"/>
+          <w:rFonts w:ascii="Consolas" w:hAnsi="Consolas"/>
+        </w:rPr>
+        <w:t>KUBECONFIG=~/.kube/selfhosted-greeting.yaml</w:t>
+      </w:r>
+      <w:r>
+        <w:br/>
+      </w:r>
+      <w:r>
+        <w:rPr>
+          <w:rFonts w:ascii="Consolas" w:hAnsi="Consolas"/>
+          <w:b w:val="0"/>
+          <w:color w:val="4C62AF"/>
+          <w:sz w:val="20"/>
+          <w:rFonts w:ascii="Consolas" w:hAnsi="Consolas"/>
+        </w:rPr>
         <w:t>kubectl</w:t>
       </w:r>
       <w:r>
@@ -21039,87 +21942,27 @@
           <w:sz w:val="20"/>
           <w:rFonts w:ascii="Consolas" w:hAnsi="Consolas"/>
         </w:rPr>
-        <w:t>-n</w:t>
-      </w:r>
-      <w:r>
-        <w:rPr>
-          <w:rFonts w:ascii="Consolas" w:hAnsi="Consolas"/>
-          <w:b w:val="0"/>
-          <w:color w:val="000000"/>
-          <w:sz w:val="20"/>
-          <w:rFonts w:ascii="Consolas" w:hAnsi="Consolas"/>
-        </w:rPr>
-        <w:t xml:space="preserve"> </w:t>
-      </w:r>
-      <w:r>
-        <w:rPr>
-          <w:rFonts w:ascii="Consolas" w:hAnsi="Consolas"/>
-          <w:b w:val="0"/>
-          <w:color w:val="000000"/>
-          <w:sz w:val="20"/>
-          <w:rFonts w:ascii="Consolas" w:hAnsi="Consolas"/>
-        </w:rPr>
-        <w:t>dev</w:t>
-      </w:r>
-      <w:r>
-        <w:rPr>
-          <w:rFonts w:ascii="Consolas" w:hAnsi="Consolas"/>
-          <w:b w:val="0"/>
-          <w:color w:val="000000"/>
-          <w:sz w:val="20"/>
-          <w:rFonts w:ascii="Consolas" w:hAnsi="Consolas"/>
-        </w:rPr>
-        <w:t xml:space="preserve"> </w:t>
-      </w:r>
-      <w:r>
-        <w:rPr>
-          <w:rFonts w:ascii="Consolas" w:hAnsi="Consolas"/>
-          <w:b w:val="0"/>
-          <w:color w:val="000000"/>
-          <w:sz w:val="20"/>
-          <w:rFonts w:ascii="Consolas" w:hAnsi="Consolas"/>
-        </w:rPr>
-        <w:t>describe</w:t>
-      </w:r>
-      <w:r>
-        <w:rPr>
-          <w:rFonts w:ascii="Consolas" w:hAnsi="Consolas"/>
-          <w:b w:val="0"/>
-          <w:color w:val="000000"/>
-          <w:sz w:val="20"/>
-          <w:rFonts w:ascii="Consolas" w:hAnsi="Consolas"/>
-        </w:rPr>
-        <w:t xml:space="preserve"> </w:t>
-      </w:r>
-      <w:r>
-        <w:rPr>
-          <w:rFonts w:ascii="Consolas" w:hAnsi="Consolas"/>
-          <w:b w:val="0"/>
-          <w:color w:val="000000"/>
-          <w:sz w:val="20"/>
-          <w:rFonts w:ascii="Consolas" w:hAnsi="Consolas"/>
-        </w:rPr>
-        <w:t>pod</w:t>
-      </w:r>
-      <w:r>
-        <w:rPr>
-          <w:rFonts w:ascii="Consolas" w:hAnsi="Consolas"/>
-          <w:b w:val="0"/>
-          <w:color w:val="000000"/>
-          <w:sz w:val="20"/>
-          <w:rFonts w:ascii="Consolas" w:hAnsi="Consolas"/>
-        </w:rPr>
-        <w:t xml:space="preserve"> </w:t>
-      </w:r>
-      <w:r>
-        <w:rPr>
-          <w:rFonts w:ascii="Consolas" w:hAnsi="Consolas"/>
-          <w:b w:val="0"/>
-          <w:color w:val="000000"/>
-          <w:sz w:val="20"/>
-          <w:rFonts w:ascii="Consolas" w:hAnsi="Consolas"/>
-        </w:rPr>
-        <w:t>&lt;POD&gt;</w:t>
+        <w:t>get</w:t>
+      </w:r>
+      <w:r>
+        <w:rPr>
+          <w:rFonts w:ascii="Consolas" w:hAnsi="Consolas"/>
+          <w:b w:val="0"/>
+          <w:color w:val="000000"/>
+          <w:sz w:val="20"/>
+          <w:rFonts w:ascii="Consolas" w:hAnsi="Consolas"/>
+        </w:rPr>
+        <w:t xml:space="preserve"> </w:t>
+      </w:r>
+      <w:r>
+        <w:rPr>
+          <w:rFonts w:ascii="Consolas" w:hAnsi="Consolas"/>
+          <w:b w:val="0"/>
+          <w:color w:val="000000"/>
+          <w:sz w:val="20"/>
+          <w:rFonts w:ascii="Consolas" w:hAnsi="Consolas"/>
+        </w:rPr>
+        <w:t>nodes</w:t>
       </w:r>
       <w:r>
         <w:br/>
@@ -21138,11 +21981,6 @@
     <w:p/>
     <w:p>
       <w:r>
-        <w:t>describe — события и состояние; полезно при ImagePullBackOff / CrashLoopBackOff.</w:t>
-      </w:r>
-    </w:p>
-    <w:p>
-      <w:r>
         <w:rPr>
           <w:rFonts w:ascii="Consolas" w:hAnsi="Consolas"/>
           <w:b w:val="0"/>
@@ -21150,7 +21988,7 @@
           <w:sz w:val="20"/>
           <w:rFonts w:ascii="Consolas" w:hAnsi="Consolas"/>
         </w:rPr>
-        <w:t>Команда:</w:t>
+        <w:t>Локальный ПК — Linux / Ubuntu (Terminal)</w:t>
       </w:r>
     </w:p>
     <w:p/>
@@ -21179,6 +22017,258 @@
           <w:sz w:val="20"/>
           <w:rFonts w:ascii="Consolas" w:hAnsi="Consolas"/>
         </w:rPr>
+        <w:t>mkdir</w:t>
+      </w:r>
+      <w:r>
+        <w:rPr>
+          <w:rFonts w:ascii="Consolas" w:hAnsi="Consolas"/>
+          <w:b w:val="0"/>
+          <w:color w:val="000000"/>
+          <w:sz w:val="20"/>
+          <w:rFonts w:ascii="Consolas" w:hAnsi="Consolas"/>
+        </w:rPr>
+        <w:t xml:space="preserve"> </w:t>
+      </w:r>
+      <w:r>
+        <w:rPr>
+          <w:rFonts w:ascii="Consolas" w:hAnsi="Consolas"/>
+          <w:b w:val="0"/>
+          <w:color w:val="000000"/>
+          <w:sz w:val="20"/>
+          <w:rFonts w:ascii="Consolas" w:hAnsi="Consolas"/>
+        </w:rPr>
+        <w:t>-p</w:t>
+      </w:r>
+      <w:r>
+        <w:rPr>
+          <w:rFonts w:ascii="Consolas" w:hAnsi="Consolas"/>
+          <w:b w:val="0"/>
+          <w:color w:val="000000"/>
+          <w:sz w:val="20"/>
+          <w:rFonts w:ascii="Consolas" w:hAnsi="Consolas"/>
+        </w:rPr>
+        <w:t xml:space="preserve"> </w:t>
+      </w:r>
+      <w:r>
+        <w:rPr>
+          <w:rFonts w:ascii="Consolas" w:hAnsi="Consolas"/>
+          <w:b w:val="0"/>
+          <w:color w:val="000000"/>
+          <w:sz w:val="20"/>
+          <w:rFonts w:ascii="Consolas" w:hAnsi="Consolas"/>
+        </w:rPr>
+        <w:t>~/.kube</w:t>
+      </w:r>
+      <w:r>
+        <w:br/>
+      </w:r>
+      <w:r>
+        <w:rPr>
+          <w:rFonts w:ascii="Consolas" w:hAnsi="Consolas"/>
+          <w:b w:val="0"/>
+          <w:color w:val="4C62AF"/>
+          <w:sz w:val="20"/>
+          <w:rFonts w:ascii="Consolas" w:hAnsi="Consolas"/>
+        </w:rPr>
+        <w:t>scp</w:t>
+      </w:r>
+      <w:r>
+        <w:rPr>
+          <w:rFonts w:ascii="Consolas" w:hAnsi="Consolas"/>
+          <w:b w:val="0"/>
+          <w:color w:val="000000"/>
+          <w:sz w:val="20"/>
+          <w:rFonts w:ascii="Consolas" w:hAnsi="Consolas"/>
+        </w:rPr>
+        <w:t xml:space="preserve"> </w:t>
+      </w:r>
+      <w:r>
+        <w:rPr>
+          <w:rFonts w:ascii="Consolas" w:hAnsi="Consolas"/>
+          <w:b w:val="0"/>
+          <w:color w:val="000000"/>
+          <w:sz w:val="20"/>
+          <w:rFonts w:ascii="Consolas" w:hAnsi="Consolas"/>
+        </w:rPr>
+        <w:t>-i</w:t>
+      </w:r>
+      <w:r>
+        <w:rPr>
+          <w:rFonts w:ascii="Consolas" w:hAnsi="Consolas"/>
+          <w:b w:val="0"/>
+          <w:color w:val="000000"/>
+          <w:sz w:val="20"/>
+          <w:rFonts w:ascii="Consolas" w:hAnsi="Consolas"/>
+        </w:rPr>
+        <w:t xml:space="preserve"> </w:t>
+      </w:r>
+      <w:r>
+        <w:rPr>
+          <w:rFonts w:ascii="Consolas" w:hAnsi="Consolas"/>
+          <w:b w:val="0"/>
+          <w:color w:val="000000"/>
+          <w:sz w:val="20"/>
+          <w:rFonts w:ascii="Consolas" w:hAnsi="Consolas"/>
+        </w:rPr>
+        <w:t>~/.ssh/id_ed25519</w:t>
+      </w:r>
+      <w:r>
+        <w:rPr>
+          <w:rFonts w:ascii="Consolas" w:hAnsi="Consolas"/>
+          <w:b w:val="0"/>
+          <w:color w:val="000000"/>
+          <w:sz w:val="20"/>
+          <w:rFonts w:ascii="Consolas" w:hAnsi="Consolas"/>
+        </w:rPr>
+        <w:t xml:space="preserve"> </w:t>
+      </w:r>
+      <w:r>
+        <w:rPr>
+          <w:rFonts w:ascii="Consolas" w:hAnsi="Consolas"/>
+          <w:b w:val="0"/>
+          <w:color w:val="000000"/>
+          <w:sz w:val="20"/>
+          <w:rFonts w:ascii="Consolas" w:hAnsi="Consolas"/>
+        </w:rPr>
+        <w:t>root@REPLACE_ME:/etc/rancher/k3s/k3s.yaml</w:t>
+      </w:r>
+      <w:r>
+        <w:rPr>
+          <w:rFonts w:ascii="Consolas" w:hAnsi="Consolas"/>
+          <w:b w:val="0"/>
+          <w:color w:val="000000"/>
+          <w:sz w:val="20"/>
+          <w:rFonts w:ascii="Consolas" w:hAnsi="Consolas"/>
+        </w:rPr>
+        <w:t xml:space="preserve"> </w:t>
+      </w:r>
+      <w:r>
+        <w:rPr>
+          <w:rFonts w:ascii="Consolas" w:hAnsi="Consolas"/>
+          <w:b w:val="0"/>
+          <w:color w:val="000000"/>
+          <w:sz w:val="20"/>
+          <w:rFonts w:ascii="Consolas" w:hAnsi="Consolas"/>
+        </w:rPr>
+        <w:t>~/.kube/selfhosted-greeting.yaml</w:t>
+      </w:r>
+      <w:r>
+        <w:br/>
+      </w:r>
+      <w:r>
+        <w:rPr>
+          <w:rFonts w:ascii="Consolas" w:hAnsi="Consolas"/>
+          <w:b w:val="0"/>
+          <w:color w:val="4C62AF"/>
+          <w:sz w:val="20"/>
+          <w:rFonts w:ascii="Consolas" w:hAnsi="Consolas"/>
+        </w:rPr>
+        <w:t>sed</w:t>
+      </w:r>
+      <w:r>
+        <w:rPr>
+          <w:rFonts w:ascii="Consolas" w:hAnsi="Consolas"/>
+          <w:b w:val="0"/>
+          <w:color w:val="000000"/>
+          <w:sz w:val="20"/>
+          <w:rFonts w:ascii="Consolas" w:hAnsi="Consolas"/>
+        </w:rPr>
+        <w:t xml:space="preserve"> </w:t>
+      </w:r>
+      <w:r>
+        <w:rPr>
+          <w:rFonts w:ascii="Consolas" w:hAnsi="Consolas"/>
+          <w:b w:val="0"/>
+          <w:color w:val="000000"/>
+          <w:sz w:val="20"/>
+          <w:rFonts w:ascii="Consolas" w:hAnsi="Consolas"/>
+        </w:rPr>
+        <w:t>-i</w:t>
+      </w:r>
+      <w:r>
+        <w:rPr>
+          <w:rFonts w:ascii="Consolas" w:hAnsi="Consolas"/>
+          <w:b w:val="0"/>
+          <w:color w:val="000000"/>
+          <w:sz w:val="20"/>
+          <w:rFonts w:ascii="Consolas" w:hAnsi="Consolas"/>
+        </w:rPr>
+        <w:t xml:space="preserve"> </w:t>
+      </w:r>
+      <w:r>
+        <w:rPr>
+          <w:rFonts w:ascii="Consolas" w:hAnsi="Consolas"/>
+          <w:b w:val="0"/>
+          <w:color w:val="660E7A"/>
+          <w:sz w:val="20"/>
+          <w:rFonts w:ascii="Consolas" w:hAnsi="Consolas"/>
+        </w:rPr>
+        <w:t>'s/127.0.0.1/REPLACE_ME/'</w:t>
+      </w:r>
+      <w:r>
+        <w:rPr>
+          <w:rFonts w:ascii="Consolas" w:hAnsi="Consolas"/>
+          <w:b w:val="0"/>
+          <w:color w:val="000000"/>
+          <w:sz w:val="20"/>
+          <w:rFonts w:ascii="Consolas" w:hAnsi="Consolas"/>
+        </w:rPr>
+        <w:t xml:space="preserve"> </w:t>
+      </w:r>
+      <w:r>
+        <w:rPr>
+          <w:rFonts w:ascii="Consolas" w:hAnsi="Consolas"/>
+          <w:b w:val="0"/>
+          <w:color w:val="000000"/>
+          <w:sz w:val="20"/>
+          <w:rFonts w:ascii="Consolas" w:hAnsi="Consolas"/>
+        </w:rPr>
+        <w:t>~/.kube/selfhosted-greeting.yaml</w:t>
+      </w:r>
+      <w:r>
+        <w:br/>
+      </w:r>
+      <w:r>
+        <w:rPr>
+          <w:rFonts w:ascii="Consolas" w:hAnsi="Consolas"/>
+          <w:b w:val="0"/>
+          <w:color w:val="4C62AF"/>
+          <w:sz w:val="20"/>
+          <w:rFonts w:ascii="Consolas" w:hAnsi="Consolas"/>
+        </w:rPr>
+        <w:t>export</w:t>
+      </w:r>
+      <w:r>
+        <w:rPr>
+          <w:rFonts w:ascii="Consolas" w:hAnsi="Consolas"/>
+          <w:b w:val="0"/>
+          <w:color w:val="000000"/>
+          <w:sz w:val="20"/>
+          <w:rFonts w:ascii="Consolas" w:hAnsi="Consolas"/>
+        </w:rPr>
+        <w:t xml:space="preserve"> </w:t>
+      </w:r>
+      <w:r>
+        <w:rPr>
+          <w:rFonts w:ascii="Consolas" w:hAnsi="Consolas"/>
+          <w:b w:val="0"/>
+          <w:color w:val="000000"/>
+          <w:sz w:val="20"/>
+          <w:rFonts w:ascii="Consolas" w:hAnsi="Consolas"/>
+        </w:rPr>
+        <w:t>KUBECONFIG=~/.kube/selfhosted-greeting.yaml</w:t>
+      </w:r>
+      <w:r>
+        <w:br/>
+      </w:r>
+      <w:r>
+        <w:rPr>
+          <w:rFonts w:ascii="Consolas" w:hAnsi="Consolas"/>
+          <w:b w:val="0"/>
+          <w:color w:val="4C62AF"/>
+          <w:sz w:val="20"/>
+          <w:rFonts w:ascii="Consolas" w:hAnsi="Consolas"/>
+        </w:rPr>
         <w:t>kubectl</w:t>
       </w:r>
       <w:r>
@@ -21199,87 +22289,27 @@
           <w:sz w:val="20"/>
           <w:rFonts w:ascii="Consolas" w:hAnsi="Consolas"/>
         </w:rPr>
-        <w:t>-n</w:t>
-      </w:r>
-      <w:r>
-        <w:rPr>
-          <w:rFonts w:ascii="Consolas" w:hAnsi="Consolas"/>
-          <w:b w:val="0"/>
-          <w:color w:val="000000"/>
-          <w:sz w:val="20"/>
-          <w:rFonts w:ascii="Consolas" w:hAnsi="Consolas"/>
-        </w:rPr>
-        <w:t xml:space="preserve"> </w:t>
-      </w:r>
-      <w:r>
-        <w:rPr>
-          <w:rFonts w:ascii="Consolas" w:hAnsi="Consolas"/>
-          <w:b w:val="0"/>
-          <w:color w:val="000000"/>
-          <w:sz w:val="20"/>
-          <w:rFonts w:ascii="Consolas" w:hAnsi="Consolas"/>
-        </w:rPr>
-        <w:t>dev</w:t>
-      </w:r>
-      <w:r>
-        <w:rPr>
-          <w:rFonts w:ascii="Consolas" w:hAnsi="Consolas"/>
-          <w:b w:val="0"/>
-          <w:color w:val="000000"/>
-          <w:sz w:val="20"/>
-          <w:rFonts w:ascii="Consolas" w:hAnsi="Consolas"/>
-        </w:rPr>
-        <w:t xml:space="preserve"> </w:t>
-      </w:r>
-      <w:r>
-        <w:rPr>
-          <w:rFonts w:ascii="Consolas" w:hAnsi="Consolas"/>
-          <w:b w:val="0"/>
-          <w:color w:val="000000"/>
-          <w:sz w:val="20"/>
-          <w:rFonts w:ascii="Consolas" w:hAnsi="Consolas"/>
-        </w:rPr>
-        <w:t>logs</w:t>
-      </w:r>
-      <w:r>
-        <w:rPr>
-          <w:rFonts w:ascii="Consolas" w:hAnsi="Consolas"/>
-          <w:b w:val="0"/>
-          <w:color w:val="000000"/>
-          <w:sz w:val="20"/>
-          <w:rFonts w:ascii="Consolas" w:hAnsi="Consolas"/>
-        </w:rPr>
-        <w:t xml:space="preserve"> </w:t>
-      </w:r>
-      <w:r>
-        <w:rPr>
-          <w:rFonts w:ascii="Consolas" w:hAnsi="Consolas"/>
-          <w:b w:val="0"/>
-          <w:color w:val="000000"/>
-          <w:sz w:val="20"/>
-          <w:rFonts w:ascii="Consolas" w:hAnsi="Consolas"/>
-        </w:rPr>
-        <w:t>deploy/greeting-service</w:t>
-      </w:r>
-      <w:r>
-        <w:rPr>
-          <w:rFonts w:ascii="Consolas" w:hAnsi="Consolas"/>
-          <w:b w:val="0"/>
-          <w:color w:val="000000"/>
-          <w:sz w:val="20"/>
-          <w:rFonts w:ascii="Consolas" w:hAnsi="Consolas"/>
-        </w:rPr>
-        <w:t xml:space="preserve"> </w:t>
-      </w:r>
-      <w:r>
-        <w:rPr>
-          <w:rFonts w:ascii="Consolas" w:hAnsi="Consolas"/>
-          <w:b w:val="0"/>
-          <w:color w:val="000000"/>
-          <w:sz w:val="20"/>
-          <w:rFonts w:ascii="Consolas" w:hAnsi="Consolas"/>
-        </w:rPr>
-        <w:t>--tail=100</w:t>
+        <w:t>get</w:t>
+      </w:r>
+      <w:r>
+        <w:rPr>
+          <w:rFonts w:ascii="Consolas" w:hAnsi="Consolas"/>
+          <w:b w:val="0"/>
+          <w:color w:val="000000"/>
+          <w:sz w:val="20"/>
+          <w:rFonts w:ascii="Consolas" w:hAnsi="Consolas"/>
+        </w:rPr>
+        <w:t xml:space="preserve"> </w:t>
+      </w:r>
+      <w:r>
+        <w:rPr>
+          <w:rFonts w:ascii="Consolas" w:hAnsi="Consolas"/>
+          <w:b w:val="0"/>
+          <w:color w:val="000000"/>
+          <w:sz w:val="20"/>
+          <w:rFonts w:ascii="Consolas" w:hAnsi="Consolas"/>
+        </w:rPr>
+        <w:t>nodes</w:t>
       </w:r>
       <w:r>
         <w:br/>
@@ -21298,8 +22328,21 @@
     <w:p/>
     <w:p>
       <w:r>
-        <w:t>logs — stdout контейнера; deploy/NAME — выбрать под Deployment; --tail — последние N строк.</w:t>
-      </w:r>
+        <w:t>Важно: на macOS у sed синтаксис sed -i '' 's/.../.../' (пустой суффикс бэкапа). На Linux/Git Bash — sed -i 's/.../.../'.</w:t>
+      </w:r>
+    </w:p>
+    <w:p>
+      <w:bookmarkStart w:id="32" w:name="m2_s08_6_kubectl"/>
+      <w:pPr>
+        <w:pStyle w:val="31"/>
+      </w:pPr>
+      <w:r>
+        <w:rPr>
+          <w:rFonts w:ascii="Consolas" w:hAnsi="Consolas"/>
+        </w:rPr>
+        <w:t>8.6. Разбор команд kubectl</w:t>
+      </w:r>
+      <w:bookmarkEnd w:id="32"/>
     </w:p>
     <w:p>
       <w:r>
@@ -21359,167 +22402,67 @@
           <w:sz w:val="20"/>
           <w:rFonts w:ascii="Consolas" w:hAnsi="Consolas"/>
         </w:rPr>
-        <w:t>-n</w:t>
-      </w:r>
-      <w:r>
-        <w:rPr>
-          <w:rFonts w:ascii="Consolas" w:hAnsi="Consolas"/>
-          <w:b w:val="0"/>
-          <w:color w:val="000000"/>
-          <w:sz w:val="20"/>
-          <w:rFonts w:ascii="Consolas" w:hAnsi="Consolas"/>
-        </w:rPr>
-        <w:t xml:space="preserve"> </w:t>
-      </w:r>
-      <w:r>
-        <w:rPr>
-          <w:rFonts w:ascii="Consolas" w:hAnsi="Consolas"/>
-          <w:b w:val="0"/>
-          <w:color w:val="000000"/>
-          <w:sz w:val="20"/>
-          <w:rFonts w:ascii="Consolas" w:hAnsi="Consolas"/>
-        </w:rPr>
-        <w:t>dev</w:t>
-      </w:r>
-      <w:r>
-        <w:rPr>
-          <w:rFonts w:ascii="Consolas" w:hAnsi="Consolas"/>
-          <w:b w:val="0"/>
-          <w:color w:val="000000"/>
-          <w:sz w:val="20"/>
-          <w:rFonts w:ascii="Consolas" w:hAnsi="Consolas"/>
-        </w:rPr>
-        <w:t xml:space="preserve"> </w:t>
-      </w:r>
-      <w:r>
-        <w:rPr>
-          <w:rFonts w:ascii="Consolas" w:hAnsi="Consolas"/>
-          <w:b w:val="0"/>
-          <w:color w:val="000000"/>
-          <w:sz w:val="20"/>
-          <w:rFonts w:ascii="Consolas" w:hAnsi="Consolas"/>
-        </w:rPr>
-        <w:t>expose</w:t>
-      </w:r>
-      <w:r>
-        <w:rPr>
-          <w:rFonts w:ascii="Consolas" w:hAnsi="Consolas"/>
-          <w:b w:val="0"/>
-          <w:color w:val="000000"/>
-          <w:sz w:val="20"/>
-          <w:rFonts w:ascii="Consolas" w:hAnsi="Consolas"/>
-        </w:rPr>
-        <w:t xml:space="preserve"> </w:t>
-      </w:r>
-      <w:r>
-        <w:rPr>
-          <w:rFonts w:ascii="Consolas" w:hAnsi="Consolas"/>
-          <w:b w:val="0"/>
-          <w:color w:val="000000"/>
-          <w:sz w:val="20"/>
-          <w:rFonts w:ascii="Consolas" w:hAnsi="Consolas"/>
-        </w:rPr>
-        <w:t>deployment</w:t>
-      </w:r>
-      <w:r>
-        <w:rPr>
-          <w:rFonts w:ascii="Consolas" w:hAnsi="Consolas"/>
-          <w:b w:val="0"/>
-          <w:color w:val="000000"/>
-          <w:sz w:val="20"/>
-          <w:rFonts w:ascii="Consolas" w:hAnsi="Consolas"/>
-        </w:rPr>
-        <w:t xml:space="preserve"> </w:t>
-      </w:r>
-      <w:r>
-        <w:rPr>
-          <w:rFonts w:ascii="Consolas" w:hAnsi="Consolas"/>
-          <w:b w:val="0"/>
-          <w:color w:val="000000"/>
-          <w:sz w:val="20"/>
-          <w:rFonts w:ascii="Consolas" w:hAnsi="Consolas"/>
-        </w:rPr>
-        <w:t>greeting-service</w:t>
-      </w:r>
-      <w:r>
-        <w:rPr>
-          <w:rFonts w:ascii="Consolas" w:hAnsi="Consolas"/>
-          <w:b w:val="0"/>
-          <w:color w:val="000000"/>
-          <w:sz w:val="20"/>
-          <w:rFonts w:ascii="Consolas" w:hAnsi="Consolas"/>
-        </w:rPr>
-        <w:t xml:space="preserve"> </w:t>
-      </w:r>
-      <w:r>
-        <w:rPr>
-          <w:rFonts w:ascii="Consolas" w:hAnsi="Consolas"/>
-          <w:b w:val="0"/>
-          <w:color w:val="000000"/>
-          <w:sz w:val="20"/>
-          <w:rFonts w:ascii="Consolas" w:hAnsi="Consolas"/>
-        </w:rPr>
-        <w:t>--type=NodePort</w:t>
-      </w:r>
-      <w:r>
-        <w:rPr>
-          <w:rFonts w:ascii="Consolas" w:hAnsi="Consolas"/>
-          <w:b w:val="0"/>
-          <w:color w:val="000000"/>
-          <w:sz w:val="20"/>
-          <w:rFonts w:ascii="Consolas" w:hAnsi="Consolas"/>
-        </w:rPr>
-        <w:t xml:space="preserve"> </w:t>
-      </w:r>
-      <w:r>
-        <w:rPr>
-          <w:rFonts w:ascii="Consolas" w:hAnsi="Consolas"/>
-          <w:b w:val="0"/>
-          <w:color w:val="000000"/>
-          <w:sz w:val="20"/>
-          <w:rFonts w:ascii="Consolas" w:hAnsi="Consolas"/>
-        </w:rPr>
-        <w:t>--name=greeting-service</w:t>
-      </w:r>
-      <w:r>
-        <w:rPr>
-          <w:rFonts w:ascii="Consolas" w:hAnsi="Consolas"/>
-          <w:b w:val="0"/>
-          <w:color w:val="000000"/>
-          <w:sz w:val="20"/>
-          <w:rFonts w:ascii="Consolas" w:hAnsi="Consolas"/>
-        </w:rPr>
-        <w:t xml:space="preserve"> </w:t>
-      </w:r>
-      <w:r>
-        <w:rPr>
-          <w:rFonts w:ascii="Consolas" w:hAnsi="Consolas"/>
-          <w:b w:val="0"/>
-          <w:color w:val="000000"/>
-          <w:sz w:val="20"/>
-          <w:rFonts w:ascii="Consolas" w:hAnsi="Consolas"/>
-        </w:rPr>
-        <w:t>--port=80</w:t>
-      </w:r>
-      <w:r>
-        <w:rPr>
-          <w:rFonts w:ascii="Consolas" w:hAnsi="Consolas"/>
-          <w:b w:val="0"/>
-          <w:color w:val="000000"/>
-          <w:sz w:val="20"/>
-          <w:rFonts w:ascii="Consolas" w:hAnsi="Consolas"/>
-        </w:rPr>
-        <w:t xml:space="preserve"> </w:t>
-      </w:r>
-      <w:r>
-        <w:rPr>
-          <w:rFonts w:ascii="Consolas" w:hAnsi="Consolas"/>
-          <w:b w:val="0"/>
-          <w:color w:val="000000"/>
-          <w:sz w:val="20"/>
-          <w:rFonts w:ascii="Consolas" w:hAnsi="Consolas"/>
-        </w:rPr>
-        <w:t>--target-port=8080</w:t>
+        <w:t>get</w:t>
+      </w:r>
+      <w:r>
+        <w:rPr>
+          <w:rFonts w:ascii="Consolas" w:hAnsi="Consolas"/>
+          <w:b w:val="0"/>
+          <w:color w:val="000000"/>
+          <w:sz w:val="20"/>
+          <w:rFonts w:ascii="Consolas" w:hAnsi="Consolas"/>
+        </w:rPr>
+        <w:t xml:space="preserve"> </w:t>
+      </w:r>
+      <w:r>
+        <w:rPr>
+          <w:rFonts w:ascii="Consolas" w:hAnsi="Consolas"/>
+          <w:b w:val="0"/>
+          <w:color w:val="000000"/>
+          <w:sz w:val="20"/>
+          <w:rFonts w:ascii="Consolas" w:hAnsi="Consolas"/>
+        </w:rPr>
+        <w:t>nodes</w:t>
+      </w:r>
+      <w:r>
+        <w:rPr>
+          <w:rFonts w:ascii="Consolas" w:hAnsi="Consolas"/>
+          <w:b w:val="0"/>
+          <w:color w:val="000000"/>
+          <w:sz w:val="20"/>
+          <w:rFonts w:ascii="Consolas" w:hAnsi="Consolas"/>
+        </w:rPr>
+        <w:t xml:space="preserve"> </w:t>
+      </w:r>
+      <w:r>
+        <w:rPr>
+          <w:rFonts w:ascii="Consolas" w:hAnsi="Consolas"/>
+          <w:b w:val="0"/>
+          <w:color w:val="000000"/>
+          <w:sz w:val="20"/>
+          <w:rFonts w:ascii="Consolas" w:hAnsi="Consolas"/>
+        </w:rPr>
+        <w:t>-o</w:t>
+      </w:r>
+      <w:r>
+        <w:rPr>
+          <w:rFonts w:ascii="Consolas" w:hAnsi="Consolas"/>
+          <w:b w:val="0"/>
+          <w:color w:val="000000"/>
+          <w:sz w:val="20"/>
+          <w:rFonts w:ascii="Consolas" w:hAnsi="Consolas"/>
+        </w:rPr>
+        <w:t xml:space="preserve"> </w:t>
+      </w:r>
+      <w:r>
+        <w:rPr>
+          <w:rFonts w:ascii="Consolas" w:hAnsi="Consolas"/>
+          <w:b w:val="0"/>
+          <w:color w:val="000000"/>
+          <w:sz w:val="20"/>
+          <w:rFonts w:ascii="Consolas" w:hAnsi="Consolas"/>
+        </w:rPr>
+        <w:t>wide</w:t>
       </w:r>
       <w:r>
         <w:br/>
@@ -21538,19 +22481,7 @@
     <w:p/>
     <w:p>
       <w:r>
-        <w:t>--type=NodePort — опубликовать на порту каждой worker-ноды; --port — порт Service; --target-port — порт контейнера приложения.</w:t>
-      </w:r>
-    </w:p>
-    <w:p/>
-    <w:p>
-      <w:r>
-        <w:t>Источник: https://kubernetes.io/docs/reference/kubectl/</w:t>
-      </w:r>
-    </w:p>
-    <w:p/>
-    <w:p>
-      <w:r>
-        <w:t>Цитата:</w:t>
+        <w:t>get — список ресурсов; nodes — тип; -o wide — дополнительные колонки (INTERNAL-IP, OS).</w:t>
       </w:r>
     </w:p>
     <w:p>
@@ -21562,7 +22493,7 @@
           <w:sz w:val="20"/>
           <w:rFonts w:ascii="Consolas" w:hAnsi="Consolas"/>
         </w:rPr>
-        <w:t>Оригинал (English)</w:t>
+        <w:t>Команда:</w:t>
       </w:r>
     </w:p>
     <w:p/>
@@ -21611,87 +22542,47 @@
           <w:sz w:val="20"/>
           <w:rFonts w:ascii="Consolas" w:hAnsi="Consolas"/>
         </w:rPr>
-        <w:t>controls</w:t>
-      </w:r>
-      <w:r>
-        <w:rPr>
-          <w:rFonts w:ascii="Consolas" w:hAnsi="Consolas"/>
-          <w:b w:val="0"/>
-          <w:color w:val="000000"/>
-          <w:sz w:val="20"/>
-          <w:rFonts w:ascii="Consolas" w:hAnsi="Consolas"/>
-        </w:rPr>
-        <w:t xml:space="preserve"> </w:t>
-      </w:r>
-      <w:r>
-        <w:rPr>
-          <w:rFonts w:ascii="Consolas" w:hAnsi="Consolas"/>
-          <w:b w:val="0"/>
-          <w:color w:val="000000"/>
-          <w:sz w:val="20"/>
-          <w:rFonts w:ascii="Consolas" w:hAnsi="Consolas"/>
-        </w:rPr>
-        <w:t>the</w:t>
-      </w:r>
-      <w:r>
-        <w:rPr>
-          <w:rFonts w:ascii="Consolas" w:hAnsi="Consolas"/>
-          <w:b w:val="0"/>
-          <w:color w:val="000000"/>
-          <w:sz w:val="20"/>
-          <w:rFonts w:ascii="Consolas" w:hAnsi="Consolas"/>
-        </w:rPr>
-        <w:t xml:space="preserve"> </w:t>
-      </w:r>
-      <w:r>
-        <w:rPr>
-          <w:rFonts w:ascii="Consolas" w:hAnsi="Consolas"/>
-          <w:b w:val="0"/>
-          <w:color w:val="000000"/>
-          <w:sz w:val="20"/>
-          <w:rFonts w:ascii="Consolas" w:hAnsi="Consolas"/>
-        </w:rPr>
-        <w:t>Kubernetes</w:t>
-      </w:r>
-      <w:r>
-        <w:rPr>
-          <w:rFonts w:ascii="Consolas" w:hAnsi="Consolas"/>
-          <w:b w:val="0"/>
-          <w:color w:val="000000"/>
-          <w:sz w:val="20"/>
-          <w:rFonts w:ascii="Consolas" w:hAnsi="Consolas"/>
-        </w:rPr>
-        <w:t xml:space="preserve"> </w:t>
-      </w:r>
-      <w:r>
-        <w:rPr>
-          <w:rFonts w:ascii="Consolas" w:hAnsi="Consolas"/>
-          <w:b w:val="0"/>
-          <w:color w:val="000000"/>
-          <w:sz w:val="20"/>
-          <w:rFonts w:ascii="Consolas" w:hAnsi="Consolas"/>
-        </w:rPr>
-        <w:t>cluster</w:t>
-      </w:r>
-      <w:r>
-        <w:rPr>
-          <w:rFonts w:ascii="Consolas" w:hAnsi="Consolas"/>
-          <w:b w:val="0"/>
-          <w:color w:val="000000"/>
-          <w:sz w:val="20"/>
-          <w:rFonts w:ascii="Consolas" w:hAnsi="Consolas"/>
-        </w:rPr>
-        <w:t xml:space="preserve"> </w:t>
-      </w:r>
-      <w:r>
-        <w:rPr>
-          <w:rFonts w:ascii="Consolas" w:hAnsi="Consolas"/>
-          <w:b w:val="0"/>
-          <w:color w:val="000000"/>
-          <w:sz w:val="20"/>
-          <w:rFonts w:ascii="Consolas" w:hAnsi="Consolas"/>
-        </w:rPr>
-        <w:t>manager.</w:t>
+        <w:t>create</w:t>
+      </w:r>
+      <w:r>
+        <w:rPr>
+          <w:rFonts w:ascii="Consolas" w:hAnsi="Consolas"/>
+          <w:b w:val="0"/>
+          <w:color w:val="000000"/>
+          <w:sz w:val="20"/>
+          <w:rFonts w:ascii="Consolas" w:hAnsi="Consolas"/>
+        </w:rPr>
+        <w:t xml:space="preserve"> </w:t>
+      </w:r>
+      <w:r>
+        <w:rPr>
+          <w:rFonts w:ascii="Consolas" w:hAnsi="Consolas"/>
+          <w:b w:val="0"/>
+          <w:color w:val="000000"/>
+          <w:sz w:val="20"/>
+          <w:rFonts w:ascii="Consolas" w:hAnsi="Consolas"/>
+        </w:rPr>
+        <w:t>namespace</w:t>
+      </w:r>
+      <w:r>
+        <w:rPr>
+          <w:rFonts w:ascii="Consolas" w:hAnsi="Consolas"/>
+          <w:b w:val="0"/>
+          <w:color w:val="000000"/>
+          <w:sz w:val="20"/>
+          <w:rFonts w:ascii="Consolas" w:hAnsi="Consolas"/>
+        </w:rPr>
+        <w:t xml:space="preserve"> </w:t>
+      </w:r>
+      <w:r>
+        <w:rPr>
+          <w:rFonts w:ascii="Consolas" w:hAnsi="Consolas"/>
+          <w:b w:val="0"/>
+          <w:color w:val="000000"/>
+          <w:sz w:val="20"/>
+          <w:rFonts w:ascii="Consolas" w:hAnsi="Consolas"/>
+        </w:rPr>
+        <w:t>dev</w:t>
       </w:r>
       <w:r>
         <w:br/>
@@ -21708,10 +22599,9 @@
       </w:r>
     </w:p>
     <w:p/>
-    <w:p/>
-    <w:p>
-      <w:r>
-        <w:t>Перевод:</w:t>
+    <w:p>
+      <w:r>
+        <w:t>create namespace — создать пространство имён; dev — имя окружения.</w:t>
       </w:r>
     </w:p>
     <w:p>
@@ -21723,7 +22613,7 @@
           <w:sz w:val="20"/>
           <w:rFonts w:ascii="Consolas" w:hAnsi="Consolas"/>
         </w:rPr>
-        <w:t>Перевод на русский</w:t>
+        <w:t>Команда:</w:t>
       </w:r>
     </w:p>
     <w:p/>
@@ -21772,6 +22662,919 @@
           <w:sz w:val="20"/>
           <w:rFonts w:ascii="Consolas" w:hAnsi="Consolas"/>
         </w:rPr>
+        <w:t>-n</w:t>
+      </w:r>
+      <w:r>
+        <w:rPr>
+          <w:rFonts w:ascii="Consolas" w:hAnsi="Consolas"/>
+          <w:b w:val="0"/>
+          <w:color w:val="000000"/>
+          <w:sz w:val="20"/>
+          <w:rFonts w:ascii="Consolas" w:hAnsi="Consolas"/>
+        </w:rPr>
+        <w:t xml:space="preserve"> </w:t>
+      </w:r>
+      <w:r>
+        <w:rPr>
+          <w:rFonts w:ascii="Consolas" w:hAnsi="Consolas"/>
+          <w:b w:val="0"/>
+          <w:color w:val="000000"/>
+          <w:sz w:val="20"/>
+          <w:rFonts w:ascii="Consolas" w:hAnsi="Consolas"/>
+        </w:rPr>
+        <w:t>dev</w:t>
+      </w:r>
+      <w:r>
+        <w:rPr>
+          <w:rFonts w:ascii="Consolas" w:hAnsi="Consolas"/>
+          <w:b w:val="0"/>
+          <w:color w:val="000000"/>
+          <w:sz w:val="20"/>
+          <w:rFonts w:ascii="Consolas" w:hAnsi="Consolas"/>
+        </w:rPr>
+        <w:t xml:space="preserve"> </w:t>
+      </w:r>
+      <w:r>
+        <w:rPr>
+          <w:rFonts w:ascii="Consolas" w:hAnsi="Consolas"/>
+          <w:b w:val="0"/>
+          <w:color w:val="000000"/>
+          <w:sz w:val="20"/>
+          <w:rFonts w:ascii="Consolas" w:hAnsi="Consolas"/>
+        </w:rPr>
+        <w:t>get</w:t>
+      </w:r>
+      <w:r>
+        <w:rPr>
+          <w:rFonts w:ascii="Consolas" w:hAnsi="Consolas"/>
+          <w:b w:val="0"/>
+          <w:color w:val="000000"/>
+          <w:sz w:val="20"/>
+          <w:rFonts w:ascii="Consolas" w:hAnsi="Consolas"/>
+        </w:rPr>
+        <w:t xml:space="preserve"> </w:t>
+      </w:r>
+      <w:r>
+        <w:rPr>
+          <w:rFonts w:ascii="Consolas" w:hAnsi="Consolas"/>
+          <w:b w:val="0"/>
+          <w:color w:val="000000"/>
+          <w:sz w:val="20"/>
+          <w:rFonts w:ascii="Consolas" w:hAnsi="Consolas"/>
+        </w:rPr>
+        <w:t>pods</w:t>
+      </w:r>
+      <w:r>
+        <w:rPr>
+          <w:rFonts w:ascii="Consolas" w:hAnsi="Consolas"/>
+          <w:b w:val="0"/>
+          <w:color w:val="000000"/>
+          <w:sz w:val="20"/>
+          <w:rFonts w:ascii="Consolas" w:hAnsi="Consolas"/>
+        </w:rPr>
+        <w:t xml:space="preserve"> </w:t>
+      </w:r>
+      <w:r>
+        <w:rPr>
+          <w:rFonts w:ascii="Consolas" w:hAnsi="Consolas"/>
+          <w:b w:val="0"/>
+          <w:color w:val="000000"/>
+          <w:sz w:val="20"/>
+          <w:rFonts w:ascii="Consolas" w:hAnsi="Consolas"/>
+        </w:rPr>
+        <w:t>-o</w:t>
+      </w:r>
+      <w:r>
+        <w:rPr>
+          <w:rFonts w:ascii="Consolas" w:hAnsi="Consolas"/>
+          <w:b w:val="0"/>
+          <w:color w:val="000000"/>
+          <w:sz w:val="20"/>
+          <w:rFonts w:ascii="Consolas" w:hAnsi="Consolas"/>
+        </w:rPr>
+        <w:t xml:space="preserve"> </w:t>
+      </w:r>
+      <w:r>
+        <w:rPr>
+          <w:rFonts w:ascii="Consolas" w:hAnsi="Consolas"/>
+          <w:b w:val="0"/>
+          <w:color w:val="000000"/>
+          <w:sz w:val="20"/>
+          <w:rFonts w:ascii="Consolas" w:hAnsi="Consolas"/>
+        </w:rPr>
+        <w:t>wide</w:t>
+      </w:r>
+      <w:r>
+        <w:br/>
+      </w:r>
+      <w:r>
+        <w:rPr>
+          <w:rFonts w:ascii="Consolas" w:hAnsi="Consolas"/>
+          <w:b w:val="0"/>
+          <w:color w:val="1995A0"/>
+          <w:sz w:val="20"/>
+          <w:rFonts w:ascii="Consolas" w:hAnsi="Consolas"/>
+        </w:rPr>
+        <w:t>-----------------------------------------------------------------------</w:t>
+      </w:r>
+    </w:p>
+    <w:p/>
+    <w:p>
+      <w:r>
+        <w:t>-n / --namespace — область; get pods — поды; -o wide — IP и NODE.</w:t>
+      </w:r>
+    </w:p>
+    <w:p>
+      <w:r>
+        <w:rPr>
+          <w:rFonts w:ascii="Consolas" w:hAnsi="Consolas"/>
+          <w:b w:val="0"/>
+          <w:color w:val="00B0F0"/>
+          <w:sz w:val="20"/>
+          <w:rFonts w:ascii="Consolas" w:hAnsi="Consolas"/>
+        </w:rPr>
+        <w:t>Команда:</w:t>
+      </w:r>
+    </w:p>
+    <w:p/>
+    <w:p>
+      <w:pPr>
+        <w:shd w:val="clear" w:color="auto" w:fill="E7E6E6"/>
+      </w:pPr>
+      <w:r>
+        <w:rPr>
+          <w:rFonts w:ascii="Consolas" w:hAnsi="Consolas"/>
+          <w:b w:val="0"/>
+          <w:color w:val="1995A0"/>
+          <w:sz w:val="20"/>
+          <w:rFonts w:ascii="Consolas" w:hAnsi="Consolas"/>
+        </w:rPr>
+        <w:t>-----------------------------------------------------------------------</w:t>
+      </w:r>
+      <w:r>
+        <w:br/>
+      </w:r>
+      <w:r>
+        <w:rPr>
+          <w:rFonts w:ascii="Consolas" w:hAnsi="Consolas"/>
+          <w:b w:val="0"/>
+          <w:color w:val="4C62AF"/>
+          <w:sz w:val="20"/>
+          <w:rFonts w:ascii="Consolas" w:hAnsi="Consolas"/>
+        </w:rPr>
+        <w:t>kubectl</w:t>
+      </w:r>
+      <w:r>
+        <w:rPr>
+          <w:rFonts w:ascii="Consolas" w:hAnsi="Consolas"/>
+          <w:b w:val="0"/>
+          <w:color w:val="000000"/>
+          <w:sz w:val="20"/>
+          <w:rFonts w:ascii="Consolas" w:hAnsi="Consolas"/>
+        </w:rPr>
+        <w:t xml:space="preserve"> </w:t>
+      </w:r>
+      <w:r>
+        <w:rPr>
+          <w:rFonts w:ascii="Consolas" w:hAnsi="Consolas"/>
+          <w:b w:val="0"/>
+          <w:color w:val="000000"/>
+          <w:sz w:val="20"/>
+          <w:rFonts w:ascii="Consolas" w:hAnsi="Consolas"/>
+        </w:rPr>
+        <w:t>-n</w:t>
+      </w:r>
+      <w:r>
+        <w:rPr>
+          <w:rFonts w:ascii="Consolas" w:hAnsi="Consolas"/>
+          <w:b w:val="0"/>
+          <w:color w:val="000000"/>
+          <w:sz w:val="20"/>
+          <w:rFonts w:ascii="Consolas" w:hAnsi="Consolas"/>
+        </w:rPr>
+        <w:t xml:space="preserve"> </w:t>
+      </w:r>
+      <w:r>
+        <w:rPr>
+          <w:rFonts w:ascii="Consolas" w:hAnsi="Consolas"/>
+          <w:b w:val="0"/>
+          <w:color w:val="000000"/>
+          <w:sz w:val="20"/>
+          <w:rFonts w:ascii="Consolas" w:hAnsi="Consolas"/>
+        </w:rPr>
+        <w:t>dev</w:t>
+      </w:r>
+      <w:r>
+        <w:rPr>
+          <w:rFonts w:ascii="Consolas" w:hAnsi="Consolas"/>
+          <w:b w:val="0"/>
+          <w:color w:val="000000"/>
+          <w:sz w:val="20"/>
+          <w:rFonts w:ascii="Consolas" w:hAnsi="Consolas"/>
+        </w:rPr>
+        <w:t xml:space="preserve"> </w:t>
+      </w:r>
+      <w:r>
+        <w:rPr>
+          <w:rFonts w:ascii="Consolas" w:hAnsi="Consolas"/>
+          <w:b w:val="0"/>
+          <w:color w:val="000000"/>
+          <w:sz w:val="20"/>
+          <w:rFonts w:ascii="Consolas" w:hAnsi="Consolas"/>
+        </w:rPr>
+        <w:t>describe</w:t>
+      </w:r>
+      <w:r>
+        <w:rPr>
+          <w:rFonts w:ascii="Consolas" w:hAnsi="Consolas"/>
+          <w:b w:val="0"/>
+          <w:color w:val="000000"/>
+          <w:sz w:val="20"/>
+          <w:rFonts w:ascii="Consolas" w:hAnsi="Consolas"/>
+        </w:rPr>
+        <w:t xml:space="preserve"> </w:t>
+      </w:r>
+      <w:r>
+        <w:rPr>
+          <w:rFonts w:ascii="Consolas" w:hAnsi="Consolas"/>
+          <w:b w:val="0"/>
+          <w:color w:val="000000"/>
+          <w:sz w:val="20"/>
+          <w:rFonts w:ascii="Consolas" w:hAnsi="Consolas"/>
+        </w:rPr>
+        <w:t>pod</w:t>
+      </w:r>
+      <w:r>
+        <w:rPr>
+          <w:rFonts w:ascii="Consolas" w:hAnsi="Consolas"/>
+          <w:b w:val="0"/>
+          <w:color w:val="000000"/>
+          <w:sz w:val="20"/>
+          <w:rFonts w:ascii="Consolas" w:hAnsi="Consolas"/>
+        </w:rPr>
+        <w:t xml:space="preserve"> </w:t>
+      </w:r>
+      <w:r>
+        <w:rPr>
+          <w:rFonts w:ascii="Consolas" w:hAnsi="Consolas"/>
+          <w:b w:val="0"/>
+          <w:color w:val="000000"/>
+          <w:sz w:val="20"/>
+          <w:rFonts w:ascii="Consolas" w:hAnsi="Consolas"/>
+        </w:rPr>
+        <w:t>&lt;POD&gt;</w:t>
+      </w:r>
+      <w:r>
+        <w:br/>
+      </w:r>
+      <w:r>
+        <w:rPr>
+          <w:rFonts w:ascii="Consolas" w:hAnsi="Consolas"/>
+          <w:b w:val="0"/>
+          <w:color w:val="1995A0"/>
+          <w:sz w:val="20"/>
+          <w:rFonts w:ascii="Consolas" w:hAnsi="Consolas"/>
+        </w:rPr>
+        <w:t>-----------------------------------------------------------------------</w:t>
+      </w:r>
+    </w:p>
+    <w:p/>
+    <w:p>
+      <w:r>
+        <w:t>describe — события и состояние; полезно при ImagePullBackOff / CrashLoopBackOff.</w:t>
+      </w:r>
+    </w:p>
+    <w:p>
+      <w:r>
+        <w:rPr>
+          <w:rFonts w:ascii="Consolas" w:hAnsi="Consolas"/>
+          <w:b w:val="0"/>
+          <w:color w:val="00B0F0"/>
+          <w:sz w:val="20"/>
+          <w:rFonts w:ascii="Consolas" w:hAnsi="Consolas"/>
+        </w:rPr>
+        <w:t>Команда:</w:t>
+      </w:r>
+    </w:p>
+    <w:p/>
+    <w:p>
+      <w:pPr>
+        <w:shd w:val="clear" w:color="auto" w:fill="E7E6E6"/>
+      </w:pPr>
+      <w:r>
+        <w:rPr>
+          <w:rFonts w:ascii="Consolas" w:hAnsi="Consolas"/>
+          <w:b w:val="0"/>
+          <w:color w:val="1995A0"/>
+          <w:sz w:val="20"/>
+          <w:rFonts w:ascii="Consolas" w:hAnsi="Consolas"/>
+        </w:rPr>
+        <w:t>-----------------------------------------------------------------------</w:t>
+      </w:r>
+      <w:r>
+        <w:br/>
+      </w:r>
+      <w:r>
+        <w:rPr>
+          <w:rFonts w:ascii="Consolas" w:hAnsi="Consolas"/>
+          <w:b w:val="0"/>
+          <w:color w:val="4C62AF"/>
+          <w:sz w:val="20"/>
+          <w:rFonts w:ascii="Consolas" w:hAnsi="Consolas"/>
+        </w:rPr>
+        <w:t>kubectl</w:t>
+      </w:r>
+      <w:r>
+        <w:rPr>
+          <w:rFonts w:ascii="Consolas" w:hAnsi="Consolas"/>
+          <w:b w:val="0"/>
+          <w:color w:val="000000"/>
+          <w:sz w:val="20"/>
+          <w:rFonts w:ascii="Consolas" w:hAnsi="Consolas"/>
+        </w:rPr>
+        <w:t xml:space="preserve"> </w:t>
+      </w:r>
+      <w:r>
+        <w:rPr>
+          <w:rFonts w:ascii="Consolas" w:hAnsi="Consolas"/>
+          <w:b w:val="0"/>
+          <w:color w:val="000000"/>
+          <w:sz w:val="20"/>
+          <w:rFonts w:ascii="Consolas" w:hAnsi="Consolas"/>
+        </w:rPr>
+        <w:t>-n</w:t>
+      </w:r>
+      <w:r>
+        <w:rPr>
+          <w:rFonts w:ascii="Consolas" w:hAnsi="Consolas"/>
+          <w:b w:val="0"/>
+          <w:color w:val="000000"/>
+          <w:sz w:val="20"/>
+          <w:rFonts w:ascii="Consolas" w:hAnsi="Consolas"/>
+        </w:rPr>
+        <w:t xml:space="preserve"> </w:t>
+      </w:r>
+      <w:r>
+        <w:rPr>
+          <w:rFonts w:ascii="Consolas" w:hAnsi="Consolas"/>
+          <w:b w:val="0"/>
+          <w:color w:val="000000"/>
+          <w:sz w:val="20"/>
+          <w:rFonts w:ascii="Consolas" w:hAnsi="Consolas"/>
+        </w:rPr>
+        <w:t>dev</w:t>
+      </w:r>
+      <w:r>
+        <w:rPr>
+          <w:rFonts w:ascii="Consolas" w:hAnsi="Consolas"/>
+          <w:b w:val="0"/>
+          <w:color w:val="000000"/>
+          <w:sz w:val="20"/>
+          <w:rFonts w:ascii="Consolas" w:hAnsi="Consolas"/>
+        </w:rPr>
+        <w:t xml:space="preserve"> </w:t>
+      </w:r>
+      <w:r>
+        <w:rPr>
+          <w:rFonts w:ascii="Consolas" w:hAnsi="Consolas"/>
+          <w:b w:val="0"/>
+          <w:color w:val="000000"/>
+          <w:sz w:val="20"/>
+          <w:rFonts w:ascii="Consolas" w:hAnsi="Consolas"/>
+        </w:rPr>
+        <w:t>logs</w:t>
+      </w:r>
+      <w:r>
+        <w:rPr>
+          <w:rFonts w:ascii="Consolas" w:hAnsi="Consolas"/>
+          <w:b w:val="0"/>
+          <w:color w:val="000000"/>
+          <w:sz w:val="20"/>
+          <w:rFonts w:ascii="Consolas" w:hAnsi="Consolas"/>
+        </w:rPr>
+        <w:t xml:space="preserve"> </w:t>
+      </w:r>
+      <w:r>
+        <w:rPr>
+          <w:rFonts w:ascii="Consolas" w:hAnsi="Consolas"/>
+          <w:b w:val="0"/>
+          <w:color w:val="000000"/>
+          <w:sz w:val="20"/>
+          <w:rFonts w:ascii="Consolas" w:hAnsi="Consolas"/>
+        </w:rPr>
+        <w:t>deploy/greeting-service</w:t>
+      </w:r>
+      <w:r>
+        <w:rPr>
+          <w:rFonts w:ascii="Consolas" w:hAnsi="Consolas"/>
+          <w:b w:val="0"/>
+          <w:color w:val="000000"/>
+          <w:sz w:val="20"/>
+          <w:rFonts w:ascii="Consolas" w:hAnsi="Consolas"/>
+        </w:rPr>
+        <w:t xml:space="preserve"> </w:t>
+      </w:r>
+      <w:r>
+        <w:rPr>
+          <w:rFonts w:ascii="Consolas" w:hAnsi="Consolas"/>
+          <w:b w:val="0"/>
+          <w:color w:val="000000"/>
+          <w:sz w:val="20"/>
+          <w:rFonts w:ascii="Consolas" w:hAnsi="Consolas"/>
+        </w:rPr>
+        <w:t>--tail=100</w:t>
+      </w:r>
+      <w:r>
+        <w:br/>
+      </w:r>
+      <w:r>
+        <w:rPr>
+          <w:rFonts w:ascii="Consolas" w:hAnsi="Consolas"/>
+          <w:b w:val="0"/>
+          <w:color w:val="1995A0"/>
+          <w:sz w:val="20"/>
+          <w:rFonts w:ascii="Consolas" w:hAnsi="Consolas"/>
+        </w:rPr>
+        <w:t>-----------------------------------------------------------------------</w:t>
+      </w:r>
+    </w:p>
+    <w:p/>
+    <w:p>
+      <w:r>
+        <w:t>logs — stdout контейнера; deploy/NAME — выбрать под Deployment; --tail — последние N строк.</w:t>
+      </w:r>
+    </w:p>
+    <w:p>
+      <w:r>
+        <w:rPr>
+          <w:rFonts w:ascii="Consolas" w:hAnsi="Consolas"/>
+          <w:b w:val="0"/>
+          <w:color w:val="00B0F0"/>
+          <w:sz w:val="20"/>
+          <w:rFonts w:ascii="Consolas" w:hAnsi="Consolas"/>
+        </w:rPr>
+        <w:t>Команда:</w:t>
+      </w:r>
+    </w:p>
+    <w:p/>
+    <w:p>
+      <w:pPr>
+        <w:shd w:val="clear" w:color="auto" w:fill="E7E6E6"/>
+      </w:pPr>
+      <w:r>
+        <w:rPr>
+          <w:rFonts w:ascii="Consolas" w:hAnsi="Consolas"/>
+          <w:b w:val="0"/>
+          <w:color w:val="1995A0"/>
+          <w:sz w:val="20"/>
+          <w:rFonts w:ascii="Consolas" w:hAnsi="Consolas"/>
+        </w:rPr>
+        <w:t>-----------------------------------------------------------------------</w:t>
+      </w:r>
+      <w:r>
+        <w:br/>
+      </w:r>
+      <w:r>
+        <w:rPr>
+          <w:rFonts w:ascii="Consolas" w:hAnsi="Consolas"/>
+          <w:b w:val="0"/>
+          <w:color w:val="4C62AF"/>
+          <w:sz w:val="20"/>
+          <w:rFonts w:ascii="Consolas" w:hAnsi="Consolas"/>
+        </w:rPr>
+        <w:t>kubectl</w:t>
+      </w:r>
+      <w:r>
+        <w:rPr>
+          <w:rFonts w:ascii="Consolas" w:hAnsi="Consolas"/>
+          <w:b w:val="0"/>
+          <w:color w:val="000000"/>
+          <w:sz w:val="20"/>
+          <w:rFonts w:ascii="Consolas" w:hAnsi="Consolas"/>
+        </w:rPr>
+        <w:t xml:space="preserve"> </w:t>
+      </w:r>
+      <w:r>
+        <w:rPr>
+          <w:rFonts w:ascii="Consolas" w:hAnsi="Consolas"/>
+          <w:b w:val="0"/>
+          <w:color w:val="000000"/>
+          <w:sz w:val="20"/>
+          <w:rFonts w:ascii="Consolas" w:hAnsi="Consolas"/>
+        </w:rPr>
+        <w:t>-n</w:t>
+      </w:r>
+      <w:r>
+        <w:rPr>
+          <w:rFonts w:ascii="Consolas" w:hAnsi="Consolas"/>
+          <w:b w:val="0"/>
+          <w:color w:val="000000"/>
+          <w:sz w:val="20"/>
+          <w:rFonts w:ascii="Consolas" w:hAnsi="Consolas"/>
+        </w:rPr>
+        <w:t xml:space="preserve"> </w:t>
+      </w:r>
+      <w:r>
+        <w:rPr>
+          <w:rFonts w:ascii="Consolas" w:hAnsi="Consolas"/>
+          <w:b w:val="0"/>
+          <w:color w:val="000000"/>
+          <w:sz w:val="20"/>
+          <w:rFonts w:ascii="Consolas" w:hAnsi="Consolas"/>
+        </w:rPr>
+        <w:t>dev</w:t>
+      </w:r>
+      <w:r>
+        <w:rPr>
+          <w:rFonts w:ascii="Consolas" w:hAnsi="Consolas"/>
+          <w:b w:val="0"/>
+          <w:color w:val="000000"/>
+          <w:sz w:val="20"/>
+          <w:rFonts w:ascii="Consolas" w:hAnsi="Consolas"/>
+        </w:rPr>
+        <w:t xml:space="preserve"> </w:t>
+      </w:r>
+      <w:r>
+        <w:rPr>
+          <w:rFonts w:ascii="Consolas" w:hAnsi="Consolas"/>
+          <w:b w:val="0"/>
+          <w:color w:val="000000"/>
+          <w:sz w:val="20"/>
+          <w:rFonts w:ascii="Consolas" w:hAnsi="Consolas"/>
+        </w:rPr>
+        <w:t>expose</w:t>
+      </w:r>
+      <w:r>
+        <w:rPr>
+          <w:rFonts w:ascii="Consolas" w:hAnsi="Consolas"/>
+          <w:b w:val="0"/>
+          <w:color w:val="000000"/>
+          <w:sz w:val="20"/>
+          <w:rFonts w:ascii="Consolas" w:hAnsi="Consolas"/>
+        </w:rPr>
+        <w:t xml:space="preserve"> </w:t>
+      </w:r>
+      <w:r>
+        <w:rPr>
+          <w:rFonts w:ascii="Consolas" w:hAnsi="Consolas"/>
+          <w:b w:val="0"/>
+          <w:color w:val="000000"/>
+          <w:sz w:val="20"/>
+          <w:rFonts w:ascii="Consolas" w:hAnsi="Consolas"/>
+        </w:rPr>
+        <w:t>deployment</w:t>
+      </w:r>
+      <w:r>
+        <w:rPr>
+          <w:rFonts w:ascii="Consolas" w:hAnsi="Consolas"/>
+          <w:b w:val="0"/>
+          <w:color w:val="000000"/>
+          <w:sz w:val="20"/>
+          <w:rFonts w:ascii="Consolas" w:hAnsi="Consolas"/>
+        </w:rPr>
+        <w:t xml:space="preserve"> </w:t>
+      </w:r>
+      <w:r>
+        <w:rPr>
+          <w:rFonts w:ascii="Consolas" w:hAnsi="Consolas"/>
+          <w:b w:val="0"/>
+          <w:color w:val="000000"/>
+          <w:sz w:val="20"/>
+          <w:rFonts w:ascii="Consolas" w:hAnsi="Consolas"/>
+        </w:rPr>
+        <w:t>greeting-service</w:t>
+      </w:r>
+      <w:r>
+        <w:rPr>
+          <w:rFonts w:ascii="Consolas" w:hAnsi="Consolas"/>
+          <w:b w:val="0"/>
+          <w:color w:val="000000"/>
+          <w:sz w:val="20"/>
+          <w:rFonts w:ascii="Consolas" w:hAnsi="Consolas"/>
+        </w:rPr>
+        <w:t xml:space="preserve"> </w:t>
+      </w:r>
+      <w:r>
+        <w:rPr>
+          <w:rFonts w:ascii="Consolas" w:hAnsi="Consolas"/>
+          <w:b w:val="0"/>
+          <w:color w:val="000000"/>
+          <w:sz w:val="20"/>
+          <w:rFonts w:ascii="Consolas" w:hAnsi="Consolas"/>
+        </w:rPr>
+        <w:t>--type=NodePort</w:t>
+      </w:r>
+      <w:r>
+        <w:rPr>
+          <w:rFonts w:ascii="Consolas" w:hAnsi="Consolas"/>
+          <w:b w:val="0"/>
+          <w:color w:val="000000"/>
+          <w:sz w:val="20"/>
+          <w:rFonts w:ascii="Consolas" w:hAnsi="Consolas"/>
+        </w:rPr>
+        <w:t xml:space="preserve"> </w:t>
+      </w:r>
+      <w:r>
+        <w:rPr>
+          <w:rFonts w:ascii="Consolas" w:hAnsi="Consolas"/>
+          <w:b w:val="0"/>
+          <w:color w:val="000000"/>
+          <w:sz w:val="20"/>
+          <w:rFonts w:ascii="Consolas" w:hAnsi="Consolas"/>
+        </w:rPr>
+        <w:t>--name=greeting-service</w:t>
+      </w:r>
+      <w:r>
+        <w:rPr>
+          <w:rFonts w:ascii="Consolas" w:hAnsi="Consolas"/>
+          <w:b w:val="0"/>
+          <w:color w:val="000000"/>
+          <w:sz w:val="20"/>
+          <w:rFonts w:ascii="Consolas" w:hAnsi="Consolas"/>
+        </w:rPr>
+        <w:t xml:space="preserve"> </w:t>
+      </w:r>
+      <w:r>
+        <w:rPr>
+          <w:rFonts w:ascii="Consolas" w:hAnsi="Consolas"/>
+          <w:b w:val="0"/>
+          <w:color w:val="000000"/>
+          <w:sz w:val="20"/>
+          <w:rFonts w:ascii="Consolas" w:hAnsi="Consolas"/>
+        </w:rPr>
+        <w:t>--port=80</w:t>
+      </w:r>
+      <w:r>
+        <w:rPr>
+          <w:rFonts w:ascii="Consolas" w:hAnsi="Consolas"/>
+          <w:b w:val="0"/>
+          <w:color w:val="000000"/>
+          <w:sz w:val="20"/>
+          <w:rFonts w:ascii="Consolas" w:hAnsi="Consolas"/>
+        </w:rPr>
+        <w:t xml:space="preserve"> </w:t>
+      </w:r>
+      <w:r>
+        <w:rPr>
+          <w:rFonts w:ascii="Consolas" w:hAnsi="Consolas"/>
+          <w:b w:val="0"/>
+          <w:color w:val="000000"/>
+          <w:sz w:val="20"/>
+          <w:rFonts w:ascii="Consolas" w:hAnsi="Consolas"/>
+        </w:rPr>
+        <w:t>--target-port=8080</w:t>
+      </w:r>
+      <w:r>
+        <w:br/>
+      </w:r>
+      <w:r>
+        <w:rPr>
+          <w:rFonts w:ascii="Consolas" w:hAnsi="Consolas"/>
+          <w:b w:val="0"/>
+          <w:color w:val="1995A0"/>
+          <w:sz w:val="20"/>
+          <w:rFonts w:ascii="Consolas" w:hAnsi="Consolas"/>
+        </w:rPr>
+        <w:t>-----------------------------------------------------------------------</w:t>
+      </w:r>
+    </w:p>
+    <w:p/>
+    <w:p>
+      <w:r>
+        <w:t>--type=NodePort — опубликовать на порту каждой worker-ноды; --port — порт Service; --target-port — порт контейнера приложения.</w:t>
+      </w:r>
+    </w:p>
+    <w:p/>
+    <w:p>
+      <w:r>
+        <w:t>Источник: https://kubernetes.io/docs/reference/kubectl/</w:t>
+      </w:r>
+    </w:p>
+    <w:p/>
+    <w:p>
+      <w:r>
+        <w:t>Цитата:</w:t>
+      </w:r>
+    </w:p>
+    <w:p>
+      <w:r>
+        <w:rPr>
+          <w:rFonts w:ascii="Consolas" w:hAnsi="Consolas"/>
+          <w:b w:val="0"/>
+          <w:color w:val="00B0F0"/>
+          <w:sz w:val="20"/>
+          <w:rFonts w:ascii="Consolas" w:hAnsi="Consolas"/>
+        </w:rPr>
+        <w:t>Оригинал (English)</w:t>
+      </w:r>
+    </w:p>
+    <w:p/>
+    <w:p>
+      <w:pPr>
+        <w:shd w:val="clear" w:color="auto" w:fill="E7E6E6"/>
+      </w:pPr>
+      <w:r>
+        <w:rPr>
+          <w:rFonts w:ascii="Consolas" w:hAnsi="Consolas"/>
+          <w:b w:val="0"/>
+          <w:color w:val="1995A0"/>
+          <w:sz w:val="20"/>
+          <w:rFonts w:ascii="Consolas" w:hAnsi="Consolas"/>
+        </w:rPr>
+        <w:t>-----------------------------------------------------------------------</w:t>
+      </w:r>
+      <w:r>
+        <w:br/>
+      </w:r>
+      <w:r>
+        <w:rPr>
+          <w:rFonts w:ascii="Consolas" w:hAnsi="Consolas"/>
+          <w:b w:val="0"/>
+          <w:color w:val="4C62AF"/>
+          <w:sz w:val="20"/>
+          <w:rFonts w:ascii="Consolas" w:hAnsi="Consolas"/>
+        </w:rPr>
+        <w:t>kubectl</w:t>
+      </w:r>
+      <w:r>
+        <w:rPr>
+          <w:rFonts w:ascii="Consolas" w:hAnsi="Consolas"/>
+          <w:b w:val="0"/>
+          <w:color w:val="000000"/>
+          <w:sz w:val="20"/>
+          <w:rFonts w:ascii="Consolas" w:hAnsi="Consolas"/>
+        </w:rPr>
+        <w:t xml:space="preserve"> </w:t>
+      </w:r>
+      <w:r>
+        <w:rPr>
+          <w:rFonts w:ascii="Consolas" w:hAnsi="Consolas"/>
+          <w:b w:val="0"/>
+          <w:color w:val="000000"/>
+          <w:sz w:val="20"/>
+          <w:rFonts w:ascii="Consolas" w:hAnsi="Consolas"/>
+        </w:rPr>
+        <w:t>controls</w:t>
+      </w:r>
+      <w:r>
+        <w:rPr>
+          <w:rFonts w:ascii="Consolas" w:hAnsi="Consolas"/>
+          <w:b w:val="0"/>
+          <w:color w:val="000000"/>
+          <w:sz w:val="20"/>
+          <w:rFonts w:ascii="Consolas" w:hAnsi="Consolas"/>
+        </w:rPr>
+        <w:t xml:space="preserve"> </w:t>
+      </w:r>
+      <w:r>
+        <w:rPr>
+          <w:rFonts w:ascii="Consolas" w:hAnsi="Consolas"/>
+          <w:b w:val="0"/>
+          <w:color w:val="000000"/>
+          <w:sz w:val="20"/>
+          <w:rFonts w:ascii="Consolas" w:hAnsi="Consolas"/>
+        </w:rPr>
+        <w:t>the</w:t>
+      </w:r>
+      <w:r>
+        <w:rPr>
+          <w:rFonts w:ascii="Consolas" w:hAnsi="Consolas"/>
+          <w:b w:val="0"/>
+          <w:color w:val="000000"/>
+          <w:sz w:val="20"/>
+          <w:rFonts w:ascii="Consolas" w:hAnsi="Consolas"/>
+        </w:rPr>
+        <w:t xml:space="preserve"> </w:t>
+      </w:r>
+      <w:r>
+        <w:rPr>
+          <w:rFonts w:ascii="Consolas" w:hAnsi="Consolas"/>
+          <w:b w:val="0"/>
+          <w:color w:val="000000"/>
+          <w:sz w:val="20"/>
+          <w:rFonts w:ascii="Consolas" w:hAnsi="Consolas"/>
+        </w:rPr>
+        <w:t>Kubernetes</w:t>
+      </w:r>
+      <w:r>
+        <w:rPr>
+          <w:rFonts w:ascii="Consolas" w:hAnsi="Consolas"/>
+          <w:b w:val="0"/>
+          <w:color w:val="000000"/>
+          <w:sz w:val="20"/>
+          <w:rFonts w:ascii="Consolas" w:hAnsi="Consolas"/>
+        </w:rPr>
+        <w:t xml:space="preserve"> </w:t>
+      </w:r>
+      <w:r>
+        <w:rPr>
+          <w:rFonts w:ascii="Consolas" w:hAnsi="Consolas"/>
+          <w:b w:val="0"/>
+          <w:color w:val="000000"/>
+          <w:sz w:val="20"/>
+          <w:rFonts w:ascii="Consolas" w:hAnsi="Consolas"/>
+        </w:rPr>
+        <w:t>cluster</w:t>
+      </w:r>
+      <w:r>
+        <w:rPr>
+          <w:rFonts w:ascii="Consolas" w:hAnsi="Consolas"/>
+          <w:b w:val="0"/>
+          <w:color w:val="000000"/>
+          <w:sz w:val="20"/>
+          <w:rFonts w:ascii="Consolas" w:hAnsi="Consolas"/>
+        </w:rPr>
+        <w:t xml:space="preserve"> </w:t>
+      </w:r>
+      <w:r>
+        <w:rPr>
+          <w:rFonts w:ascii="Consolas" w:hAnsi="Consolas"/>
+          <w:b w:val="0"/>
+          <w:color w:val="000000"/>
+          <w:sz w:val="20"/>
+          <w:rFonts w:ascii="Consolas" w:hAnsi="Consolas"/>
+        </w:rPr>
+        <w:t>manager.</w:t>
+      </w:r>
+      <w:r>
+        <w:br/>
+      </w:r>
+      <w:r>
+        <w:rPr>
+          <w:rFonts w:ascii="Consolas" w:hAnsi="Consolas"/>
+          <w:b w:val="0"/>
+          <w:color w:val="1995A0"/>
+          <w:sz w:val="20"/>
+          <w:rFonts w:ascii="Consolas" w:hAnsi="Consolas"/>
+        </w:rPr>
+        <w:t>-----------------------------------------------------------------------</w:t>
+      </w:r>
+    </w:p>
+    <w:p/>
+    <w:p/>
+    <w:p>
+      <w:r>
+        <w:t>Перевод:</w:t>
+      </w:r>
+    </w:p>
+    <w:p>
+      <w:r>
+        <w:rPr>
+          <w:rFonts w:ascii="Consolas" w:hAnsi="Consolas"/>
+          <w:b w:val="0"/>
+          <w:color w:val="00B0F0"/>
+          <w:sz w:val="20"/>
+          <w:rFonts w:ascii="Consolas" w:hAnsi="Consolas"/>
+        </w:rPr>
+        <w:t>Перевод на русский</w:t>
+      </w:r>
+    </w:p>
+    <w:p/>
+    <w:p>
+      <w:pPr>
+        <w:shd w:val="clear" w:color="auto" w:fill="E7E6E6"/>
+      </w:pPr>
+      <w:r>
+        <w:rPr>
+          <w:rFonts w:ascii="Consolas" w:hAnsi="Consolas"/>
+          <w:b w:val="0"/>
+          <w:color w:val="1995A0"/>
+          <w:sz w:val="20"/>
+          <w:rFonts w:ascii="Consolas" w:hAnsi="Consolas"/>
+        </w:rPr>
+        <w:t>-----------------------------------------------------------------------</w:t>
+      </w:r>
+      <w:r>
+        <w:br/>
+      </w:r>
+      <w:r>
+        <w:rPr>
+          <w:rFonts w:ascii="Consolas" w:hAnsi="Consolas"/>
+          <w:b w:val="0"/>
+          <w:color w:val="4C62AF"/>
+          <w:sz w:val="20"/>
+          <w:rFonts w:ascii="Consolas" w:hAnsi="Consolas"/>
+        </w:rPr>
+        <w:t>kubectl</w:t>
+      </w:r>
+      <w:r>
+        <w:rPr>
+          <w:rFonts w:ascii="Consolas" w:hAnsi="Consolas"/>
+          <w:b w:val="0"/>
+          <w:color w:val="000000"/>
+          <w:sz w:val="20"/>
+          <w:rFonts w:ascii="Consolas" w:hAnsi="Consolas"/>
+        </w:rPr>
+        <w:t xml:space="preserve"> </w:t>
+      </w:r>
+      <w:r>
+        <w:rPr>
+          <w:rFonts w:ascii="Consolas" w:hAnsi="Consolas"/>
+          <w:b w:val="0"/>
+          <w:color w:val="000000"/>
+          <w:sz w:val="20"/>
+          <w:rFonts w:ascii="Consolas" w:hAnsi="Consolas"/>
+        </w:rPr>
         <w:t>управляет</w:t>
       </w:r>
       <w:r>
@@ -21850,7 +23653,7 @@
     </w:p>
     <w:p/>
     <w:p>
-      <w:bookmarkStart w:id="31" w:name="m2_s09_traefik"/>
+      <w:bookmarkStart w:id="33" w:name="m2_s09_traefik"/>
       <w:pPr>
         <w:pStyle w:val="21"/>
       </w:pPr>
@@ -21860,7 +23663,7 @@
         </w:rPr>
         <w:t>9. Кластер Traefik на отдельных VPS</w:t>
       </w:r>
-      <w:bookmarkEnd w:id="31"/>
+      <w:bookmarkEnd w:id="33"/>
     </w:p>
     <w:p>
       <w:r>
@@ -21868,7 +23671,7 @@
       </w:r>
     </w:p>
     <w:p>
-      <w:bookmarkStart w:id="32" w:name="m2_s09_1_install"/>
+      <w:bookmarkStart w:id="34" w:name="m2_s09_1_install"/>
       <w:pPr>
         <w:pStyle w:val="31"/>
       </w:pPr>
@@ -21878,7 +23681,7 @@
         </w:rPr>
         <w:t>9.1. Установка Traefik</w:t>
       </w:r>
-      <w:bookmarkEnd w:id="32"/>
+      <w:bookmarkEnd w:id="34"/>
     </w:p>
     <w:p>
       <w:r>
@@ -23148,7 +24951,7 @@
       </w:r>
     </w:p>
     <w:p>
-      <w:bookmarkStart w:id="33" w:name="m2_s09_2_route"/>
+      <w:bookmarkStart w:id="35" w:name="m2_s09_2_route"/>
       <w:pPr>
         <w:pStyle w:val="31"/>
       </w:pPr>
@@ -23158,7 +24961,7 @@
         </w:rPr>
         <w:t>9.2. Маршрут к приложению</w:t>
       </w:r>
-      <w:bookmarkEnd w:id="33"/>
+      <w:bookmarkEnd w:id="35"/>
     </w:p>
     <w:p>
       <w:r>
@@ -23226,26 +25029,6 @@
         <w:t>KUBECONFIG=~/.kube/selfhosted-greeting.yaml</w:t>
       </w:r>
       <w:r>
-        <w:rPr>
-          <w:rFonts w:ascii="Consolas" w:hAnsi="Consolas"/>
-          <w:b w:val="0"/>
-          <w:color w:val="000000"/>
-          <w:sz w:val="20"/>
-          <w:rFonts w:ascii="Consolas" w:hAnsi="Consolas"/>
-        </w:rPr>
-        <w:t xml:space="preserve">   </w:t>
-      </w:r>
-      <w:r>
-        <w:rPr>
-          <w:rFonts w:ascii="Consolas" w:hAnsi="Consolas"/>
-          <w:b w:val="0"/>
-          <w:color w:val="A0A1A7"/>
-          <w:sz w:val="20"/>
-          <w:rFonts w:ascii="Consolas" w:hAnsi="Consolas"/>
-        </w:rPr>
-        <w:t># на Windows Git Bash: /c/Users/$USER/.kube/...</w:t>
-      </w:r>
-      <w:r>
         <w:br/>
       </w:r>
       <w:r>
@@ -23606,7 +25389,7 @@
           <w:sz w:val="20"/>
           <w:rFonts w:ascii="Consolas" w:hAnsi="Consolas"/>
         </w:rPr>
-        <w:t xml:space="preserve">          - url: "http://&lt;K8S_WORKER_1_IP&gt;:30080"</w:t>
+        <w:t xml:space="preserve">          - url: "http://REPLACE_ME:30080"</w:t>
       </w:r>
       <w:r>
         <w:br/>
@@ -23647,7 +25430,7 @@
     </w:p>
     <w:p/>
     <w:p>
-      <w:bookmarkStart w:id="34" w:name="m2_s10_registry"/>
+      <w:bookmarkStart w:id="36" w:name="m2_s10_registry"/>
       <w:pPr>
         <w:pStyle w:val="21"/>
       </w:pPr>
@@ -23657,7 +25440,7 @@
         </w:rPr>
         <w:t>10. Docker Registry на devtools</w:t>
       </w:r>
-      <w:bookmarkEnd w:id="34"/>
+      <w:bookmarkEnd w:id="36"/>
     </w:p>
     <w:p>
       <w:r>
@@ -25357,7 +27140,7 @@
           <w:sz w:val="20"/>
           <w:rFonts w:ascii="Consolas" w:hAnsi="Consolas"/>
         </w:rPr>
-        <w:t xml:space="preserve">  "&lt;DEVTOOLS_IP&gt;:5000":</w:t>
+        <w:t xml:space="preserve">  "REPLACE_ME:5000":</w:t>
       </w:r>
       <w:r>
         <w:br/>
@@ -25381,7 +27164,7 @@
           <w:sz w:val="20"/>
           <w:rFonts w:ascii="Consolas" w:hAnsi="Consolas"/>
         </w:rPr>
-        <w:t xml:space="preserve">      - "http://&lt;DEVTOOLS_IP&gt;:5000"</w:t>
+        <w:t xml:space="preserve">      - "http://REPLACE_ME:5000"</w:t>
       </w:r>
       <w:r>
         <w:br/>
@@ -25405,7 +27188,7 @@
           <w:sz w:val="20"/>
           <w:rFonts w:ascii="Consolas" w:hAnsi="Consolas"/>
         </w:rPr>
-        <w:t xml:space="preserve">  "&lt;DEVTOOLS_IP&gt;:5000":</w:t>
+        <w:t xml:space="preserve">  "REPLACE_ME:5000":</w:t>
       </w:r>
       <w:r>
         <w:br/>
@@ -25482,7 +27265,7 @@
     </w:p>
     <w:p/>
     <w:p>
-      <w:bookmarkStart w:id="35" w:name="m2_s11_gitlab"/>
+      <w:bookmarkStart w:id="37" w:name="m2_s11_gitlab"/>
       <w:pPr>
         <w:pStyle w:val="21"/>
       </w:pPr>
@@ -25492,7 +27275,7 @@
         </w:rPr>
         <w:t>11. GitLab CE на devtools</w:t>
       </w:r>
-      <w:bookmarkEnd w:id="35"/>
+      <w:bookmarkEnd w:id="37"/>
     </w:p>
     <w:p>
       <w:r>
@@ -25788,7 +27571,7 @@
           <w:sz w:val="20"/>
           <w:rFonts w:ascii="Consolas" w:hAnsi="Consolas"/>
         </w:rPr>
-        <w:t>"http://&lt;DEVTOOLS_IP&gt;"</w:t>
+        <w:t>"http://REPLACE_ME"</w:t>
       </w:r>
       <w:r>
         <w:rPr>
@@ -25962,7 +27745,7 @@
       </w:r>
     </w:p>
     <w:p>
-      <w:bookmarkStart w:id="36" w:name="m2_s12_runner"/>
+      <w:bookmarkStart w:id="38" w:name="m2_s12_runner"/>
       <w:pPr>
         <w:pStyle w:val="21"/>
       </w:pPr>
@@ -25972,7 +27755,7 @@
         </w:rPr>
         <w:t>12. GitLab Runner (self-hosted)</w:t>
       </w:r>
-      <w:bookmarkEnd w:id="36"/>
+      <w:bookmarkEnd w:id="38"/>
     </w:p>
     <w:p>
       <w:r>
@@ -26359,7 +28142,7 @@
           <w:sz w:val="20"/>
           <w:rFonts w:ascii="Consolas" w:hAnsi="Consolas"/>
         </w:rPr>
-        <w:t>"http://&lt;DEVTOOLS_IP&gt;/"</w:t>
+        <w:t>"http://REPLACE_ME/"</w:t>
       </w:r>
       <w:r>
         <w:rPr>
@@ -27886,7 +29669,7 @@
     </w:p>
     <w:p/>
     <w:p>
-      <w:bookmarkStart w:id="37" w:name="m2_s13_s3"/>
+      <w:bookmarkStart w:id="39" w:name="m2_s13_s3"/>
       <w:pPr>
         <w:pStyle w:val="21"/>
       </w:pPr>
@@ -27896,7 +29679,7 @@
         </w:rPr>
         <w:t>13. S3 Bucket (MinIO)</w:t>
       </w:r>
-      <w:bookmarkEnd w:id="37"/>
+      <w:bookmarkEnd w:id="39"/>
     </w:p>
     <w:p>
       <w:r>
@@ -28928,7 +30711,7 @@
           <w:sz w:val="20"/>
           <w:rFonts w:ascii="Consolas" w:hAnsi="Consolas"/>
         </w:rPr>
-        <w:t>http://&lt;STORAGE_IP&gt;:9000</w:t>
+        <w:t>http://REPLACE_ME:9000</w:t>
       </w:r>
       <w:r>
         <w:rPr>
@@ -29488,7 +31271,7 @@
           <w:sz w:val="20"/>
           <w:rFonts w:ascii="Consolas" w:hAnsi="Consolas"/>
         </w:rPr>
-        <w:t>http://&lt;STORAGE_IP&gt;:9000</w:t>
+        <w:t>http://REPLACE_ME:9000</w:t>
       </w:r>
       <w:r>
         <w:rPr>
@@ -29975,7 +31758,7 @@
           <w:sz w:val="20"/>
           <w:rFonts w:ascii="Consolas" w:hAnsi="Consolas"/>
         </w:rPr>
-        <w:t>http://&lt;STORAGE_IP&gt;:9000</w:t>
+        <w:t>http://REPLACE_ME:9000</w:t>
       </w:r>
       <w:r>
         <w:rPr>
@@ -30144,7 +31927,7 @@
       </w:r>
     </w:p>
     <w:p>
-      <w:bookmarkStart w:id="38" w:name="m2_s14_pg"/>
+      <w:bookmarkStart w:id="40" w:name="m2_s14_pg"/>
       <w:pPr>
         <w:pStyle w:val="21"/>
       </w:pPr>
@@ -30154,7 +31937,7 @@
         </w:rPr>
         <w:t>14. PostgreSQL на отдельных VPS (Patroni)</w:t>
       </w:r>
-      <w:bookmarkEnd w:id="38"/>
+      <w:bookmarkEnd w:id="40"/>
     </w:p>
     <w:p>
       <w:r>
@@ -32046,7 +33829,7 @@
           <w:sz w:val="20"/>
           <w:rFonts w:ascii="Consolas" w:hAnsi="Consolas"/>
         </w:rPr>
-        <w:t xml:space="preserve">  connect_address: &lt;POSTGRES_PRIMARY_IP&gt;:8008</w:t>
+        <w:t xml:space="preserve">  connect_address: REPLACE_ME:8008</w:t>
       </w:r>
       <w:r>
         <w:br/>
@@ -32070,7 +33853,7 @@
           <w:sz w:val="20"/>
           <w:rFonts w:ascii="Consolas" w:hAnsi="Consolas"/>
         </w:rPr>
-        <w:t xml:space="preserve">  host: &lt;POSTGRES_PRIMARY_IP&gt;:2379</w:t>
+        <w:t xml:space="preserve">  host: REPLACE_ME:2379</w:t>
       </w:r>
       <w:r>
         <w:br/>
@@ -32214,7 +33997,7 @@
           <w:sz w:val="20"/>
           <w:rFonts w:ascii="Consolas" w:hAnsi="Consolas"/>
         </w:rPr>
-        <w:t xml:space="preserve">  connect_address: &lt;POSTGRES_PRIMARY_IP&gt;:5432</w:t>
+        <w:t xml:space="preserve">  connect_address: REPLACE_ME:5432</w:t>
       </w:r>
       <w:r>
         <w:br/>
@@ -32448,11 +34231,11 @@
     <w:p/>
     <w:p>
       <w:r>
-        <w:t>JDBC из приложения (k3s workers, частная сеть): jdbc:postgresql://&lt;POSTGRES_PRIMARY_IP&gt;:5432/greeting После появления VIP/HAProxy перед Patroni подставьте VIP вместо IP primary.</w:t>
-      </w:r>
-    </w:p>
-    <w:p>
-      <w:bookmarkStart w:id="39" w:name="m2_s15_helm"/>
+        <w:t>JDBC из приложения (k3s workers, частная сеть): jdbc:postgresql://REPLACE_ME:5432/greeting После появления VIP/HAProxy перед Patroni подставьте VIP вместо IP primary.</w:t>
+      </w:r>
+    </w:p>
+    <w:p>
+      <w:bookmarkStart w:id="41" w:name="m2_s15_helm"/>
       <w:pPr>
         <w:pStyle w:val="21"/>
       </w:pPr>
@@ -32462,7 +34245,7 @@
         </w:rPr>
         <w:t>15. Secrets и первый деплой Helm</w:t>
       </w:r>
-      <w:bookmarkEnd w:id="39"/>
+      <w:bookmarkEnd w:id="41"/>
     </w:p>
     <w:p>
       <w:r>
@@ -32786,7 +34569,7 @@
           <w:sz w:val="20"/>
           <w:rFonts w:ascii="Consolas" w:hAnsi="Consolas"/>
         </w:rPr>
-        <w:t>'jdbc:postgresql://&lt;POSTGRES_PRIMARY_IP&gt;:5432/greeting'</w:t>
+        <w:t>'jdbc:postgresql://REPLACE_ME:5432/greeting'</w:t>
       </w:r>
       <w:r>
         <w:rPr>
@@ -32935,7 +34718,7 @@
           <w:sz w:val="20"/>
           <w:rFonts w:ascii="Consolas" w:hAnsi="Consolas"/>
         </w:rPr>
-        <w:t>&lt;DEVTOOLS_IP&gt;:5000</w:t>
+        <w:t>REPLACE_ME:5000</w:t>
       </w:r>
       <w:r>
         <w:rPr>
@@ -33101,7 +34884,7 @@
           <w:sz w:val="20"/>
           <w:rFonts w:ascii="Consolas" w:hAnsi="Consolas"/>
         </w:rPr>
-        <w:t>&lt;DEVTOOLS_IP&gt;:5000/greeting-service:manual1</w:t>
+        <w:t>REPLACE_ME:5000/greeting-service:manual1</w:t>
       </w:r>
       <w:r>
         <w:rPr>
@@ -33174,7 +34957,7 @@
           <w:sz w:val="20"/>
           <w:rFonts w:ascii="Consolas" w:hAnsi="Consolas"/>
         </w:rPr>
-        <w:t>&lt;DEVTOOLS_IP&gt;:5000/greeting-service:manual1</w:t>
+        <w:t>REPLACE_ME:5000/greeting-service:manual1</w:t>
       </w:r>
       <w:r>
         <w:br/>
@@ -33393,7 +35176,7 @@
           <w:sz w:val="20"/>
           <w:rFonts w:ascii="Consolas" w:hAnsi="Consolas"/>
         </w:rPr>
-        <w:t>image.repository=&lt;DEVTOOLS_IP&gt;:5000/greeting-service</w:t>
+        <w:t>image.repository=REPLACE_ME:5000/greeting-service</w:t>
       </w:r>
       <w:r>
         <w:rPr>
@@ -34098,7 +35881,7 @@
     </w:p>
     <w:p/>
     <w:p>
-      <w:bookmarkStart w:id="40" w:name="m2_s16_dns"/>
+      <w:bookmarkStart w:id="42" w:name="m2_s16_dns"/>
       <w:pPr>
         <w:pStyle w:val="21"/>
       </w:pPr>
@@ -34108,7 +35891,7 @@
         </w:rPr>
         <w:t>16. DNS</w:t>
       </w:r>
-      <w:bookmarkEnd w:id="40"/>
+      <w:bookmarkEnd w:id="42"/>
     </w:p>
     <w:p>
       <w:r>
@@ -34149,7 +35932,7 @@
           <w:sz w:val="20"/>
           <w:rFonts w:ascii="Consolas" w:hAnsi="Consolas"/>
         </w:rPr>
-        <w:t>Value: &lt;TRAEFIK_FLOATING_IP&gt;</w:t>
+        <w:t>Value: REPLACE_ME</w:t>
       </w:r>
     </w:p>
     <w:p>
@@ -34288,7 +36071,7 @@
           <w:sz w:val="20"/>
           <w:rFonts w:ascii="Consolas" w:hAnsi="Consolas"/>
         </w:rPr>
-        <w:t>http://&lt;TRAEFIK_FLOATING_IP&gt;/api/greeting</w:t>
+        <w:t>http://REPLACE_ME/api/greeting</w:t>
       </w:r>
       <w:r>
         <w:br/>
@@ -34423,7 +36206,7 @@
           <w:sz w:val="20"/>
           <w:rFonts w:ascii="Consolas" w:hAnsi="Consolas"/>
         </w:rPr>
-        <w:t>http://&lt;TRAEFIK_FLOATING_IP&gt;/api/greeting</w:t>
+        <w:t>http://REPLACE_ME/api/greeting</w:t>
       </w:r>
       <w:r>
         <w:br/>
@@ -34558,7 +36341,7 @@
           <w:sz w:val="20"/>
           <w:rFonts w:ascii="Consolas" w:hAnsi="Consolas"/>
         </w:rPr>
-        <w:t>http://&lt;TRAEFIK_FLOATING_IP&gt;/api/greeting</w:t>
+        <w:t>http://REPLACE_ME/api/greeting</w:t>
       </w:r>
       <w:r>
         <w:br/>
@@ -34709,7 +36492,7 @@
     </w:p>
     <w:p/>
     <w:p>
-      <w:bookmarkStart w:id="41" w:name="m2_s17_pipeline"/>
+      <w:bookmarkStart w:id="43" w:name="m2_s17_pipeline"/>
       <w:pPr>
         <w:pStyle w:val="21"/>
       </w:pPr>
@@ -34719,7 +36502,7 @@
         </w:rPr>
         <w:t>17. GitLab CI/CD и подключение существующего репозитория</w:t>
       </w:r>
-      <w:bookmarkEnd w:id="41"/>
+      <w:bookmarkEnd w:id="43"/>
     </w:p>
     <w:p>
       <w:r>
@@ -34727,7 +36510,7 @@
       </w:r>
     </w:p>
     <w:p>
-      <w:bookmarkStart w:id="42" w:name="m2_s17_1_remote"/>
+      <w:bookmarkStart w:id="44" w:name="m2_s17_1_remote"/>
       <w:pPr>
         <w:pStyle w:val="31"/>
       </w:pPr>
@@ -34737,7 +36520,7 @@
         </w:rPr>
         <w:t>17.1. Remote GitLab и push</w:t>
       </w:r>
-      <w:bookmarkEnd w:id="42"/>
+      <w:bookmarkEnd w:id="44"/>
     </w:p>
     <w:p>
       <w:r>
@@ -34943,7 +36726,7 @@
           <w:sz w:val="20"/>
           <w:rFonts w:ascii="Consolas" w:hAnsi="Consolas"/>
         </w:rPr>
-        <w:t>http://&lt;DEVTOOLS_IP&gt;/greeting-group/greeting-service.git</w:t>
+        <w:t>http://REPLACE_ME/greeting-group/greeting-service.git</w:t>
       </w:r>
       <w:r>
         <w:rPr>
@@ -35317,7 +37100,7 @@
           <w:sz w:val="20"/>
           <w:rFonts w:ascii="Consolas" w:hAnsi="Consolas"/>
         </w:rPr>
-        <w:t>http://&lt;DEVTOOLS_IP&gt;/greeting-group/greeting-service.git</w:t>
+        <w:t>http://REPLACE_ME/greeting-group/greeting-service.git</w:t>
       </w:r>
       <w:r>
         <w:rPr>
@@ -35691,7 +37474,7 @@
           <w:sz w:val="20"/>
           <w:rFonts w:ascii="Consolas" w:hAnsi="Consolas"/>
         </w:rPr>
-        <w:t>http://&lt;DEVTOOLS_IP&gt;/greeting-group/greeting-service.git</w:t>
+        <w:t>http://REPLACE_ME/greeting-group/greeting-service.git</w:t>
       </w:r>
       <w:r>
         <w:rPr>
@@ -35867,7 +37650,7 @@
       </w:r>
     </w:p>
     <w:p>
-      <w:bookmarkStart w:id="43" w:name="m2_s17_2_vars"/>
+      <w:bookmarkStart w:id="45" w:name="m2_s17_2_vars"/>
       <w:pPr>
         <w:pStyle w:val="31"/>
       </w:pPr>
@@ -35877,7 +37660,7 @@
         </w:rPr>
         <w:t>17.2. CI/CD Variables</w:t>
       </w:r>
-      <w:bookmarkEnd w:id="43"/>
+      <w:bookmarkEnd w:id="45"/>
     </w:p>
     <w:p>
       <w:r>
@@ -35942,7 +37725,7 @@
           <w:sz w:val="20"/>
           <w:rFonts w:ascii="Consolas" w:hAnsi="Consolas"/>
         </w:rPr>
-        <w:t>&lt;DEVTOOLS_IP&gt;:5000</w:t>
+        <w:t>REPLACE_ME:5000</w:t>
       </w:r>
       <w:r>
         <w:br/>
@@ -36107,7 +37890,7 @@
           <w:sz w:val="20"/>
           <w:rFonts w:ascii="Consolas" w:hAnsi="Consolas"/>
         </w:rPr>
-        <w:t>http://&lt;STORAGE_IP&gt;:9000</w:t>
+        <w:t>http://REPLACE_ME:9000</w:t>
       </w:r>
       <w:r>
         <w:br/>
@@ -36224,7 +38007,7 @@
     </w:p>
     <w:p/>
     <w:p>
-      <w:bookmarkStart w:id="44" w:name="m2_s17_3_yml"/>
+      <w:bookmarkStart w:id="46" w:name="m2_s17_3_yml"/>
       <w:pPr>
         <w:pStyle w:val="31"/>
       </w:pPr>
@@ -36234,7 +38017,7 @@
         </w:rPr>
         <w:t>17.3. Пример ci/.gitlab-ci.yml</w:t>
       </w:r>
-      <w:bookmarkEnd w:id="44"/>
+      <w:bookmarkEnd w:id="46"/>
     </w:p>
     <w:p>
       <w:r>
@@ -37397,7 +39180,7 @@
     </w:p>
     <w:p/>
     <w:p>
-      <w:bookmarkStart w:id="45" w:name="m2_s18_verify"/>
+      <w:bookmarkStart w:id="47" w:name="m2_s18_verify"/>
       <w:pPr>
         <w:pStyle w:val="21"/>
       </w:pPr>
@@ -37407,7 +39190,7 @@
         </w:rPr>
         <w:t>18. Проверка результата</w:t>
       </w:r>
-      <w:bookmarkEnd w:id="45"/>
+      <w:bookmarkEnd w:id="47"/>
     </w:p>
     <w:p>
       <w:r>
@@ -37435,7 +39218,7 @@
       </w:r>
     </w:p>
     <w:p>
-      <w:bookmarkStart w:id="46" w:name="m2_s19_errors"/>
+      <w:bookmarkStart w:id="48" w:name="m2_s19_errors"/>
       <w:pPr>
         <w:pStyle w:val="21"/>
       </w:pPr>
@@ -37445,7 +39228,7 @@
         </w:rPr>
         <w:t>19. Типичные ошибки</w:t>
       </w:r>
-      <w:bookmarkEnd w:id="46"/>
+      <w:bookmarkEnd w:id="48"/>
     </w:p>
     <w:p>
       <w:r>
@@ -37478,7 +39261,22 @@
       </w:r>
     </w:p>
     <w:p>
-      <w:bookmarkStart w:id="47" w:name="m2_s20_summary"/>
+      <w:r>
+        <w:t>• source infra-servers.env: syntax error near '&lt;' — в файле остались плейсхолдеры вида IP=&lt;K3S_SERVER_IP&gt;; замените на реальные адреса без угловых скобок.</w:t>
+      </w:r>
+    </w:p>
+    <w:p>
+      <w:r>
+        <w:t>• Identity file /c/Users//.ssh/... — в Git Bash $USER пустой; используйте ~/.ssh/id_ed25519.</w:t>
+      </w:r>
+    </w:p>
+    <w:p>
+      <w:r>
+        <w:t>• Host key verification failed — первый вход: ssh-keyscan -H IP &gt;&gt; ~/.ssh/known_hosts или ответьте yes на вопрос о fingerprint.</w:t>
+      </w:r>
+    </w:p>
+    <w:p>
+      <w:bookmarkStart w:id="49" w:name="m2_s20_summary"/>
       <w:pPr>
         <w:pStyle w:val="21"/>
       </w:pPr>
@@ -37488,7 +39286,7 @@
         </w:rPr>
         <w:t>20. Финальная сводка</w:t>
       </w:r>
-      <w:bookmarkEnd w:id="47"/>
+      <w:bookmarkEnd w:id="49"/>
     </w:p>
     <w:p>
       <w:r>
